--- a/fra/docx/011.content.docx
+++ b/fra/docx/011.content.docx
@@ -19,7 +19,7 @@
         <w:rPr>
           <w:lang w:val="fr_FR" w:bidi="fr_FR"/>
         </w:rPr>
-        <w:t>Resource: Tyndale Open Study Notes</w:t>
+        <w:t>Resource: Aquifer Open Study Notes (Profiles)</w:t>
       </w:r>
       <w:r>
         <w:rPr>
@@ -112,7 +112,7 @@
         <w:rPr>
           <w:lang w:val="fr_FR" w:bidi="fr_FR"/>
         </w:rPr>
-        <w:t>Tyndale Open Study Notes</w:t>
+        <w:t>Aquifer Open Study Notes (Profiles)</w:t>
       </w:r>
     </w:p>
     <w:p>

--- a/fra/docx/011.content.docx
+++ b/fra/docx/011.content.docx
@@ -461,18 +461,12 @@
         </w:rPr>
         <w:t xml:space="preserve">Philippe II de Macédoine, animé par le désir de bâtir un empire, vainquit Athènes et Thèbes en 338 av. J.-C. et unifia la Grèce sous l'Empire macédonien. À l'assassinat de Philippe en 336 av. J.-C., son fils Alexandre prit le pouvoir. En 335 av. J.-C., Alexandre écrasa Thèbes, puis conquit rapidement Babylone et la Perse (voir </w:t>
       </w:r>
-      <w:hyperlink r:id="rId13">
-        <w:r>
-          <w:rPr>
-            <w:lang w:val="fr_FR" w:bidi="fr_FR"/>
-          </w:rPr>
-          <w:rPr>
-            <w:color w:val="0000EE"/>
-            <w:u w:val="single"/>
-          </w:rPr>
-          <w:t>Dn 8.5–8</w:t>
-        </w:r>
-      </w:hyperlink>
+      <w:r>
+        <w:rPr>
+          <w:lang w:val="fr_FR" w:bidi="fr_FR"/>
+        </w:rPr>
+        <w:t>Dn 8.5–8</w:t>
+      </w:r>
       <w:r>
         <w:rPr>
           <w:lang w:val="fr_FR" w:bidi="fr_FR"/>
@@ -599,18 +593,12 @@
           <w:lang w:val="fr_FR" w:bidi="fr_FR"/>
         </w:rPr>
       </w:r>
-      <w:hyperlink r:id="rId13">
-        <w:r>
-          <w:rPr>
-            <w:lang w:val="fr_FR" w:bidi="fr_FR"/>
-          </w:rPr>
-          <w:rPr>
-            <w:color w:val="0000EE"/>
-            <w:u w:val="single"/>
-          </w:rPr>
-          <w:t>Dn 8.5–8</w:t>
-        </w:r>
-      </w:hyperlink>
+      <w:r>
+        <w:rPr>
+          <w:lang w:val="fr_FR" w:bidi="fr_FR"/>
+        </w:rPr>
+        <w:t>Dn 8.5–8</w:t>
+      </w:r>
       <w:r>
         <w:rPr>
           <w:lang w:val="fr_FR" w:bidi="fr_FR"/>
@@ -659,18 +647,12 @@
         </w:rPr>
         <w:t xml:space="preserve">L'expression hébraïque et araméenne « fils de l'homme » désigne premièrement un simple être humain. Cependant, dans </w:t>
       </w:r>
-      <w:hyperlink r:id="rId14">
-        <w:r>
-          <w:rPr>
-            <w:lang w:val="fr_FR" w:bidi="fr_FR"/>
-          </w:rPr>
-          <w:rPr>
-            <w:color w:val="0000EE"/>
-            <w:u w:val="single"/>
-          </w:rPr>
-          <w:t>Dn 7.13–14</w:t>
-        </w:r>
-      </w:hyperlink>
+      <w:r>
+        <w:rPr>
+          <w:lang w:val="fr_FR" w:bidi="fr_FR"/>
+        </w:rPr>
+        <w:t>Dn 7.13–14</w:t>
+      </w:r>
       <w:r>
         <w:rPr>
           <w:lang w:val="fr_FR" w:bidi="fr_FR"/>
@@ -689,18 +671,12 @@
         </w:rPr>
         <w:t xml:space="preserve">e » semble être plus que cela. Son identité exacte est mystérieuse, mais son rôle est clair : le Très-Haut l'a choisi pour régner sur un royaume éternel et universel, étendu sur toutes les nations. Il représente également le peuple saint, qui partagera avec « le fils de l'homme» le règne sur l'ensemble des peuples et des nations (voir </w:t>
       </w:r>
-      <w:hyperlink r:id="rId15">
-        <w:r>
-          <w:rPr>
-            <w:lang w:val="fr_FR" w:bidi="fr_FR"/>
-          </w:rPr>
-          <w:rPr>
-            <w:color w:val="0000EE"/>
-            <w:u w:val="single"/>
-          </w:rPr>
-          <w:t>Dn 7.22</w:t>
-        </w:r>
-      </w:hyperlink>
+      <w:r>
+        <w:rPr>
+          <w:lang w:val="fr_FR" w:bidi="fr_FR"/>
+        </w:rPr>
+        <w:t>Dn 7.22</w:t>
+      </w:r>
       <w:r>
         <w:rPr>
           <w:lang w:val="fr_FR" w:bidi="fr_FR"/>
@@ -733,144 +709,96 @@
         </w:rPr>
         <w:t xml:space="preserve"> » dans </w:t>
       </w:r>
-      <w:hyperlink r:id="rId16">
-        <w:r>
-          <w:rPr>
-            <w:lang w:val="fr_FR" w:bidi="fr_FR"/>
-          </w:rPr>
-          <w:rPr>
-            <w:color w:val="0000EE"/>
-            <w:u w:val="single"/>
-          </w:rPr>
-          <w:t>Dn 7.13</w:t>
-        </w:r>
-      </w:hyperlink>
+      <w:r>
+        <w:rPr>
+          <w:lang w:val="fr_FR" w:bidi="fr_FR"/>
+        </w:rPr>
+        <w:t>Dn 7.13</w:t>
+      </w:r>
       <w:r>
         <w:rPr>
           <w:lang w:val="fr_FR" w:bidi="fr_FR"/>
         </w:rPr>
         <w:t xml:space="preserve"> indique clairement qu'il émane du ciel (comparer </w:t>
       </w:r>
-      <w:hyperlink r:id="rId17">
-        <w:r>
-          <w:rPr>
-            <w:lang w:val="fr_FR" w:bidi="fr_FR"/>
-          </w:rPr>
-          <w:rPr>
-            <w:color w:val="0000EE"/>
-            <w:u w:val="single"/>
-          </w:rPr>
-          <w:t>Ps 68.4</w:t>
-        </w:r>
-      </w:hyperlink>
-      <w:r>
-        <w:rPr>
-          <w:lang w:val="fr_FR" w:bidi="fr_FR"/>
-        </w:rPr>
-        <w:t xml:space="preserve"> ; </w:t>
-      </w:r>
-      <w:hyperlink r:id="rId18">
-        <w:r>
-          <w:rPr>
-            <w:lang w:val="fr_FR" w:bidi="fr_FR"/>
-          </w:rPr>
-          <w:rPr>
-            <w:color w:val="0000EE"/>
-            <w:u w:val="single"/>
-          </w:rPr>
-          <w:t>97.2</w:t>
-        </w:r>
-      </w:hyperlink>
-      <w:r>
-        <w:rPr>
-          <w:lang w:val="fr_FR" w:bidi="fr_FR"/>
-        </w:rPr>
-        <w:t xml:space="preserve"> ; </w:t>
-      </w:r>
-      <w:hyperlink r:id="rId19">
-        <w:r>
-          <w:rPr>
-            <w:lang w:val="fr_FR" w:bidi="fr_FR"/>
-          </w:rPr>
-          <w:rPr>
-            <w:color w:val="0000EE"/>
-            <w:u w:val="single"/>
-          </w:rPr>
-          <w:t>Na 1.3</w:t>
-        </w:r>
-      </w:hyperlink>
+      <w:r>
+        <w:rPr>
+          <w:lang w:val="fr_FR" w:bidi="fr_FR"/>
+        </w:rPr>
+        <w:t>Ps 68.4</w:t>
+      </w:r>
+      <w:r>
+        <w:rPr>
+          <w:lang w:val="fr_FR" w:bidi="fr_FR"/>
+        </w:rPr>
+        <w:t xml:space="preserve"> ; </w:t>
+      </w:r>
+      <w:r>
+        <w:rPr>
+          <w:lang w:val="fr_FR" w:bidi="fr_FR"/>
+        </w:rPr>
+        <w:t>97.2</w:t>
+      </w:r>
+      <w:r>
+        <w:rPr>
+          <w:lang w:val="fr_FR" w:bidi="fr_FR"/>
+        </w:rPr>
+        <w:t xml:space="preserve"> ; </w:t>
+      </w:r>
+      <w:r>
+        <w:rPr>
+          <w:lang w:val="fr_FR" w:bidi="fr_FR"/>
+        </w:rPr>
+        <w:t>Na 1.3</w:t>
+      </w:r>
       <w:r>
         <w:rPr>
           <w:lang w:val="fr_FR" w:bidi="fr_FR"/>
         </w:rPr>
         <w:t>). Dans le livre de l'Exode, le Seigneur lui-même se couvre d'une nuée (</w:t>
       </w:r>
-      <w:hyperlink r:id="rId20">
-        <w:r>
-          <w:rPr>
-            <w:lang w:val="fr_FR" w:bidi="fr_FR"/>
-          </w:rPr>
-          <w:rPr>
-            <w:color w:val="0000EE"/>
-            <w:u w:val="single"/>
-          </w:rPr>
-          <w:t>Ex 19.9</w:t>
-        </w:r>
-      </w:hyperlink>
+      <w:r>
+        <w:rPr>
+          <w:lang w:val="fr_FR" w:bidi="fr_FR"/>
+        </w:rPr>
+        <w:t>Ex 19.9</w:t>
+      </w:r>
       <w:r>
         <w:rPr>
           <w:lang w:val="fr_FR" w:bidi="fr_FR"/>
         </w:rPr>
         <w:t>), et le peuple de Dieu sera transporté dans les nuées lors du retour de Jésus (</w:t>
       </w:r>
-      <w:hyperlink r:id="rId21">
-        <w:r>
-          <w:rPr>
-            <w:lang w:val="fr_FR" w:bidi="fr_FR"/>
-          </w:rPr>
-          <w:rPr>
-            <w:color w:val="0000EE"/>
-            <w:u w:val="single"/>
-          </w:rPr>
-          <w:t>1Th 4.17</w:t>
-        </w:r>
-      </w:hyperlink>
+      <w:r>
+        <w:rPr>
+          <w:lang w:val="fr_FR" w:bidi="fr_FR"/>
+        </w:rPr>
+        <w:t>1Th 4.17</w:t>
+      </w:r>
       <w:r>
         <w:rPr>
           <w:lang w:val="fr_FR" w:bidi="fr_FR"/>
         </w:rPr>
         <w:t>), tout comme Jésus fut enlevé dans les nuées lors de son ascension (</w:t>
       </w:r>
-      <w:hyperlink r:id="rId22">
-        <w:r>
-          <w:rPr>
-            <w:lang w:val="fr_FR" w:bidi="fr_FR"/>
-          </w:rPr>
-          <w:rPr>
-            <w:color w:val="0000EE"/>
-            <w:u w:val="single"/>
-          </w:rPr>
-          <w:t>Ac 1.9</w:t>
-        </w:r>
-      </w:hyperlink>
+      <w:r>
+        <w:rPr>
+          <w:lang w:val="fr_FR" w:bidi="fr_FR"/>
+        </w:rPr>
+        <w:t>Ac 1.9</w:t>
+      </w:r>
       <w:r>
         <w:rPr>
           <w:lang w:val="fr_FR" w:bidi="fr_FR"/>
         </w:rPr>
         <w:t>). Ce fils de l'homme reçoit son royaume avec humilité et sainteté, à l'opposé de la « petite corne » (</w:t>
       </w:r>
-      <w:hyperlink r:id="rId23">
-        <w:r>
-          <w:rPr>
-            <w:lang w:val="fr_FR" w:bidi="fr_FR"/>
-          </w:rPr>
-          <w:rPr>
-            <w:color w:val="0000EE"/>
-            <w:u w:val="single"/>
-          </w:rPr>
-          <w:t>Dn 7.8</w:t>
-        </w:r>
-      </w:hyperlink>
+      <w:r>
+        <w:rPr>
+          <w:lang w:val="fr_FR" w:bidi="fr_FR"/>
+        </w:rPr>
+        <w:t>Dn 7.8</w:t>
+      </w:r>
       <w:r>
         <w:rPr>
           <w:lang w:val="fr_FR" w:bidi="fr_FR"/>
@@ -891,252 +819,168 @@
         </w:rPr>
         <w:t>Jésus se désigne lui-même comme le fils de l'homme (</w:t>
       </w:r>
-      <w:hyperlink r:id="rId24">
-        <w:r>
-          <w:rPr>
-            <w:lang w:val="fr_FR" w:bidi="fr_FR"/>
-          </w:rPr>
-          <w:rPr>
-            <w:color w:val="0000EE"/>
-            <w:u w:val="single"/>
-          </w:rPr>
-          <w:t xml:space="preserve">Mt 24.30 </w:t>
-        </w:r>
-      </w:hyperlink>
+      <w:r>
+        <w:rPr>
+          <w:lang w:val="fr_FR" w:bidi="fr_FR"/>
+        </w:rPr>
+        <w:t xml:space="preserve">Mt 24.30 </w:t>
+      </w:r>
       <w:r>
         <w:rPr>
           <w:lang w:val="fr_FR" w:bidi="fr_FR"/>
         </w:rPr>
         <w:t xml:space="preserve">; </w:t>
       </w:r>
-      <w:hyperlink r:id="rId25">
-        <w:r>
-          <w:rPr>
-            <w:lang w:val="fr_FR" w:bidi="fr_FR"/>
-          </w:rPr>
-          <w:rPr>
-            <w:color w:val="0000EE"/>
-            <w:u w:val="single"/>
-          </w:rPr>
-          <w:t xml:space="preserve">26.24 </w:t>
-        </w:r>
-      </w:hyperlink>
+      <w:r>
+        <w:rPr>
+          <w:lang w:val="fr_FR" w:bidi="fr_FR"/>
+        </w:rPr>
+        <w:t xml:space="preserve">26.24 </w:t>
+      </w:r>
       <w:r>
         <w:rPr>
           <w:lang w:val="fr_FR" w:bidi="fr_FR"/>
         </w:rPr>
         <w:t xml:space="preserve">; </w:t>
       </w:r>
-      <w:hyperlink r:id="rId26">
-        <w:r>
-          <w:rPr>
-            <w:lang w:val="fr_FR" w:bidi="fr_FR"/>
-          </w:rPr>
-          <w:rPr>
-            <w:color w:val="0000EE"/>
-            <w:u w:val="single"/>
-          </w:rPr>
-          <w:t xml:space="preserve">Mc 13.26 </w:t>
-        </w:r>
-      </w:hyperlink>
+      <w:r>
+        <w:rPr>
+          <w:lang w:val="fr_FR" w:bidi="fr_FR"/>
+        </w:rPr>
+        <w:t xml:space="preserve">Mc 13.26 </w:t>
+      </w:r>
       <w:r>
         <w:rPr>
           <w:lang w:val="fr_FR" w:bidi="fr_FR"/>
         </w:rPr>
         <w:t xml:space="preserve">; </w:t>
       </w:r>
-      <w:hyperlink r:id="rId27">
-        <w:r>
-          <w:rPr>
-            <w:lang w:val="fr_FR" w:bidi="fr_FR"/>
-          </w:rPr>
-          <w:rPr>
-            <w:color w:val="0000EE"/>
-            <w:u w:val="single"/>
-          </w:rPr>
-          <w:t xml:space="preserve">Lc 21.27 </w:t>
-        </w:r>
-      </w:hyperlink>
+      <w:r>
+        <w:rPr>
+          <w:lang w:val="fr_FR" w:bidi="fr_FR"/>
+        </w:rPr>
+        <w:t xml:space="preserve">Lc 21.27 </w:t>
+      </w:r>
       <w:r>
         <w:rPr>
           <w:lang w:val="fr_FR" w:bidi="fr_FR"/>
         </w:rPr>
         <w:t xml:space="preserve">; </w:t>
       </w:r>
-      <w:hyperlink r:id="rId28">
-        <w:r>
-          <w:rPr>
-            <w:lang w:val="fr_FR" w:bidi="fr_FR"/>
-          </w:rPr>
-          <w:rPr>
-            <w:color w:val="0000EE"/>
-            <w:u w:val="single"/>
-          </w:rPr>
-          <w:t xml:space="preserve">Jn 12.34 </w:t>
-        </w:r>
-      </w:hyperlink>
+      <w:r>
+        <w:rPr>
+          <w:lang w:val="fr_FR" w:bidi="fr_FR"/>
+        </w:rPr>
+        <w:t xml:space="preserve">Jn 12.34 </w:t>
+      </w:r>
       <w:r>
         <w:rPr>
           <w:lang w:val="fr_FR" w:bidi="fr_FR"/>
         </w:rPr>
         <w:t xml:space="preserve">; voir aussi </w:t>
       </w:r>
-      <w:hyperlink r:id="rId29">
-        <w:r>
-          <w:rPr>
-            <w:lang w:val="fr_FR" w:bidi="fr_FR"/>
-          </w:rPr>
-          <w:rPr>
-            <w:color w:val="0000EE"/>
-            <w:u w:val="single"/>
-          </w:rPr>
-          <w:t xml:space="preserve">Ac 7.56 </w:t>
-        </w:r>
-      </w:hyperlink>
+      <w:r>
+        <w:rPr>
+          <w:lang w:val="fr_FR" w:bidi="fr_FR"/>
+        </w:rPr>
+        <w:t xml:space="preserve">Ac 7.56 </w:t>
+      </w:r>
       <w:r>
         <w:rPr>
           <w:lang w:val="fr_FR" w:bidi="fr_FR"/>
         </w:rPr>
         <w:t xml:space="preserve">; </w:t>
       </w:r>
-      <w:hyperlink r:id="rId30">
-        <w:r>
-          <w:rPr>
-            <w:lang w:val="fr_FR" w:bidi="fr_FR"/>
-          </w:rPr>
-          <w:rPr>
-            <w:color w:val="0000EE"/>
-            <w:u w:val="single"/>
-          </w:rPr>
-          <w:t xml:space="preserve">Hé 2.6 </w:t>
-        </w:r>
-      </w:hyperlink>
+      <w:r>
+        <w:rPr>
+          <w:lang w:val="fr_FR" w:bidi="fr_FR"/>
+        </w:rPr>
+        <w:t xml:space="preserve">Hé 2.6 </w:t>
+      </w:r>
       <w:r>
         <w:rPr>
           <w:lang w:val="fr_FR" w:bidi="fr_FR"/>
         </w:rPr>
         <w:t xml:space="preserve">; </w:t>
       </w:r>
-      <w:hyperlink r:id="rId31">
-        <w:r>
-          <w:rPr>
-            <w:lang w:val="fr_FR" w:bidi="fr_FR"/>
-          </w:rPr>
-          <w:rPr>
-            <w:color w:val="0000EE"/>
-            <w:u w:val="single"/>
-          </w:rPr>
-          <w:t xml:space="preserve">Ap 1.13 </w:t>
-        </w:r>
-      </w:hyperlink>
+      <w:r>
+        <w:rPr>
+          <w:lang w:val="fr_FR" w:bidi="fr_FR"/>
+        </w:rPr>
+        <w:t xml:space="preserve">Ap 1.13 </w:t>
+      </w:r>
       <w:r>
         <w:rPr>
           <w:lang w:val="fr_FR" w:bidi="fr_FR"/>
         </w:rPr>
         <w:t xml:space="preserve">; </w:t>
       </w:r>
-      <w:hyperlink r:id="rId32">
-        <w:r>
-          <w:rPr>
-            <w:lang w:val="fr_FR" w:bidi="fr_FR"/>
-          </w:rPr>
-          <w:rPr>
-            <w:color w:val="0000EE"/>
-            <w:u w:val="single"/>
-          </w:rPr>
-          <w:t>14.14</w:t>
-        </w:r>
-      </w:hyperlink>
+      <w:r>
+        <w:rPr>
+          <w:lang w:val="fr_FR" w:bidi="fr_FR"/>
+        </w:rPr>
+        <w:t>14.14</w:t>
+      </w:r>
       <w:r>
         <w:rPr>
           <w:lang w:val="fr_FR" w:bidi="fr_FR"/>
         </w:rPr>
         <w:t xml:space="preserve">), et </w:t>
       </w:r>
-      <w:hyperlink r:id="rId33">
-        <w:r>
-          <w:rPr>
-            <w:lang w:val="fr_FR" w:bidi="fr_FR"/>
-          </w:rPr>
-          <w:rPr>
-            <w:color w:val="0000EE"/>
-            <w:u w:val="single"/>
-          </w:rPr>
-          <w:t>Ap 1.7</w:t>
-        </w:r>
-      </w:hyperlink>
+      <w:r>
+        <w:rPr>
+          <w:lang w:val="fr_FR" w:bidi="fr_FR"/>
+        </w:rPr>
+        <w:t>Ap 1.7</w:t>
+      </w:r>
       <w:r>
         <w:rPr>
           <w:lang w:val="fr_FR" w:bidi="fr_FR"/>
         </w:rPr>
         <w:t xml:space="preserve"> relie également cette figure à Jésus-Christ, qui a été percé pour nos péchés. Dieu le Père a confié à Jésus toute autorité et tout pouvoir pour gouverner et atteindre les nations (</w:t>
       </w:r>
-      <w:hyperlink r:id="rId34">
-        <w:r>
-          <w:rPr>
-            <w:lang w:val="fr_FR" w:bidi="fr_FR"/>
-          </w:rPr>
-          <w:rPr>
-            <w:color w:val="0000EE"/>
-            <w:u w:val="single"/>
-          </w:rPr>
-          <w:t xml:space="preserve">Dn 7.14 </w:t>
-        </w:r>
-      </w:hyperlink>
+      <w:r>
+        <w:rPr>
+          <w:lang w:val="fr_FR" w:bidi="fr_FR"/>
+        </w:rPr>
+        <w:t xml:space="preserve">Dn 7.14 </w:t>
+      </w:r>
       <w:r>
         <w:rPr>
           <w:lang w:val="fr_FR" w:bidi="fr_FR"/>
         </w:rPr>
         <w:t xml:space="preserve">; </w:t>
       </w:r>
-      <w:hyperlink r:id="rId35">
-        <w:r>
-          <w:rPr>
-            <w:lang w:val="fr_FR" w:bidi="fr_FR"/>
-          </w:rPr>
-          <w:rPr>
-            <w:color w:val="0000EE"/>
-            <w:u w:val="single"/>
-          </w:rPr>
-          <w:t xml:space="preserve">Mt 28.18 </w:t>
-        </w:r>
-      </w:hyperlink>
+      <w:r>
+        <w:rPr>
+          <w:lang w:val="fr_FR" w:bidi="fr_FR"/>
+        </w:rPr>
+        <w:t xml:space="preserve">Mt 28.18 </w:t>
+      </w:r>
       <w:r>
         <w:rPr>
           <w:lang w:val="fr_FR" w:bidi="fr_FR"/>
         </w:rPr>
         <w:t xml:space="preserve">; </w:t>
       </w:r>
-      <w:hyperlink r:id="rId36">
-        <w:r>
-          <w:rPr>
-            <w:lang w:val="fr_FR" w:bidi="fr_FR"/>
-          </w:rPr>
-          <w:rPr>
-            <w:color w:val="0000EE"/>
-            <w:u w:val="single"/>
-          </w:rPr>
-          <w:t>19–20</w:t>
-        </w:r>
-      </w:hyperlink>
+      <w:r>
+        <w:rPr>
+          <w:lang w:val="fr_FR" w:bidi="fr_FR"/>
+        </w:rPr>
+        <w:t>19–20</w:t>
+      </w:r>
       <w:r>
         <w:rPr>
           <w:lang w:val="fr_FR" w:bidi="fr_FR"/>
         </w:rPr>
         <w:t>). En effet, Dieu avait appelé Abraham à former une grande nation par laquelle toutes les nations seraient bénies (</w:t>
       </w:r>
-      <w:hyperlink r:id="rId37">
-        <w:r>
-          <w:rPr>
-            <w:lang w:val="fr_FR" w:bidi="fr_FR"/>
-          </w:rPr>
-          <w:rPr>
-            <w:color w:val="0000EE"/>
-            <w:u w:val="single"/>
-          </w:rPr>
-          <w:t>Gn 12.1–3</w:t>
-        </w:r>
-      </w:hyperlink>
+      <w:r>
+        <w:rPr>
+          <w:lang w:val="fr_FR" w:bidi="fr_FR"/>
+        </w:rPr>
+        <w:t>Gn 12.1–3</w:t>
+      </w:r>
       <w:r>
         <w:rPr>
           <w:lang w:val="fr_FR" w:bidi="fr_FR"/>
@@ -1166,144 +1010,96 @@
           <w:lang w:val="fr_FR" w:bidi="fr_FR"/>
         </w:rPr>
       </w:r>
-      <w:hyperlink r:id="rId14">
-        <w:r>
-          <w:rPr>
-            <w:lang w:val="fr_FR" w:bidi="fr_FR"/>
-          </w:rPr>
-          <w:rPr>
-            <w:color w:val="0000EE"/>
-            <w:u w:val="single"/>
-          </w:rPr>
-          <w:t>Dn 7.13–14</w:t>
-        </w:r>
-      </w:hyperlink>
-      <w:r>
-        <w:rPr>
-          <w:lang w:val="fr_FR" w:bidi="fr_FR"/>
-        </w:rPr>
-        <w:t xml:space="preserve"> ; </w:t>
-      </w:r>
-      <w:hyperlink r:id="rId24">
-        <w:r>
-          <w:rPr>
-            <w:lang w:val="fr_FR" w:bidi="fr_FR"/>
-          </w:rPr>
-          <w:rPr>
-            <w:color w:val="0000EE"/>
-            <w:u w:val="single"/>
-          </w:rPr>
-          <w:t>Mt 24.30</w:t>
-        </w:r>
-      </w:hyperlink>
-      <w:r>
-        <w:rPr>
-          <w:lang w:val="fr_FR" w:bidi="fr_FR"/>
-        </w:rPr>
-        <w:t xml:space="preserve"> ; </w:t>
-      </w:r>
-      <w:hyperlink r:id="rId25">
-        <w:r>
-          <w:rPr>
-            <w:lang w:val="fr_FR" w:bidi="fr_FR"/>
-          </w:rPr>
-          <w:rPr>
-            <w:color w:val="0000EE"/>
-            <w:u w:val="single"/>
-          </w:rPr>
-          <w:t>26.24</w:t>
-        </w:r>
-      </w:hyperlink>
-      <w:r>
-        <w:rPr>
-          <w:lang w:val="fr_FR" w:bidi="fr_FR"/>
-        </w:rPr>
-        <w:t xml:space="preserve"> ; </w:t>
-      </w:r>
-      <w:hyperlink r:id="rId26">
-        <w:r>
-          <w:rPr>
-            <w:lang w:val="fr_FR" w:bidi="fr_FR"/>
-          </w:rPr>
-          <w:rPr>
-            <w:color w:val="0000EE"/>
-            <w:u w:val="single"/>
-          </w:rPr>
-          <w:t>Mc 13.26</w:t>
-        </w:r>
-      </w:hyperlink>
-      <w:r>
-        <w:rPr>
-          <w:lang w:val="fr_FR" w:bidi="fr_FR"/>
-        </w:rPr>
-        <w:t xml:space="preserve"> ; </w:t>
-      </w:r>
-      <w:hyperlink r:id="rId27">
-        <w:r>
-          <w:rPr>
-            <w:lang w:val="fr_FR" w:bidi="fr_FR"/>
-          </w:rPr>
-          <w:rPr>
-            <w:color w:val="0000EE"/>
-            <w:u w:val="single"/>
-          </w:rPr>
-          <w:t>Lc 21.27</w:t>
-        </w:r>
-      </w:hyperlink>
-      <w:r>
-        <w:rPr>
-          <w:lang w:val="fr_FR" w:bidi="fr_FR"/>
-        </w:rPr>
-        <w:t xml:space="preserve"> ; </w:t>
-      </w:r>
-      <w:hyperlink r:id="rId28">
-        <w:r>
-          <w:rPr>
-            <w:lang w:val="fr_FR" w:bidi="fr_FR"/>
-          </w:rPr>
-          <w:rPr>
-            <w:color w:val="0000EE"/>
-            <w:u w:val="single"/>
-          </w:rPr>
-          <w:t>Jn 12.34</w:t>
-        </w:r>
-      </w:hyperlink>
-      <w:r>
-        <w:rPr>
-          <w:lang w:val="fr_FR" w:bidi="fr_FR"/>
-        </w:rPr>
-        <w:t xml:space="preserve"> ; </w:t>
-      </w:r>
-      <w:hyperlink r:id="rId31">
-        <w:r>
-          <w:rPr>
-            <w:lang w:val="fr_FR" w:bidi="fr_FR"/>
-          </w:rPr>
-          <w:rPr>
-            <w:color w:val="0000EE"/>
-            <w:u w:val="single"/>
-          </w:rPr>
-          <w:t>Ap 1.13</w:t>
-        </w:r>
-      </w:hyperlink>
-      <w:r>
-        <w:rPr>
-          <w:lang w:val="fr_FR" w:bidi="fr_FR"/>
-        </w:rPr>
-        <w:t xml:space="preserve"> ; </w:t>
-      </w:r>
-      <w:hyperlink r:id="rId32">
-        <w:r>
-          <w:rPr>
-            <w:lang w:val="fr_FR" w:bidi="fr_FR"/>
-          </w:rPr>
-          <w:rPr>
-            <w:color w:val="0000EE"/>
-            <w:u w:val="single"/>
-          </w:rPr>
-          <w:t>14.14</w:t>
-        </w:r>
-      </w:hyperlink>
+      <w:r>
+        <w:rPr>
+          <w:lang w:val="fr_FR" w:bidi="fr_FR"/>
+        </w:rPr>
+        <w:t>Dn 7.13–14</w:t>
+      </w:r>
+      <w:r>
+        <w:rPr>
+          <w:lang w:val="fr_FR" w:bidi="fr_FR"/>
+        </w:rPr>
+        <w:t xml:space="preserve"> ; </w:t>
+      </w:r>
+      <w:r>
+        <w:rPr>
+          <w:lang w:val="fr_FR" w:bidi="fr_FR"/>
+        </w:rPr>
+        <w:t>Mt 24.30</w:t>
+      </w:r>
+      <w:r>
+        <w:rPr>
+          <w:lang w:val="fr_FR" w:bidi="fr_FR"/>
+        </w:rPr>
+        <w:t xml:space="preserve"> ; </w:t>
+      </w:r>
+      <w:r>
+        <w:rPr>
+          <w:lang w:val="fr_FR" w:bidi="fr_FR"/>
+        </w:rPr>
+        <w:t>26.24</w:t>
+      </w:r>
+      <w:r>
+        <w:rPr>
+          <w:lang w:val="fr_FR" w:bidi="fr_FR"/>
+        </w:rPr>
+        <w:t xml:space="preserve"> ; </w:t>
+      </w:r>
+      <w:r>
+        <w:rPr>
+          <w:lang w:val="fr_FR" w:bidi="fr_FR"/>
+        </w:rPr>
+        <w:t>Mc 13.26</w:t>
+      </w:r>
+      <w:r>
+        <w:rPr>
+          <w:lang w:val="fr_FR" w:bidi="fr_FR"/>
+        </w:rPr>
+        <w:t xml:space="preserve"> ; </w:t>
+      </w:r>
+      <w:r>
+        <w:rPr>
+          <w:lang w:val="fr_FR" w:bidi="fr_FR"/>
+        </w:rPr>
+        <w:t>Lc 21.27</w:t>
+      </w:r>
+      <w:r>
+        <w:rPr>
+          <w:lang w:val="fr_FR" w:bidi="fr_FR"/>
+        </w:rPr>
+        <w:t xml:space="preserve"> ; </w:t>
+      </w:r>
+      <w:r>
+        <w:rPr>
+          <w:lang w:val="fr_FR" w:bidi="fr_FR"/>
+        </w:rPr>
+        <w:t>Jn 12.34</w:t>
+      </w:r>
+      <w:r>
+        <w:rPr>
+          <w:lang w:val="fr_FR" w:bidi="fr_FR"/>
+        </w:rPr>
+        <w:t xml:space="preserve"> ; </w:t>
+      </w:r>
+      <w:r>
+        <w:rPr>
+          <w:lang w:val="fr_FR" w:bidi="fr_FR"/>
+        </w:rPr>
+        <w:t>Ap 1.13</w:t>
+      </w:r>
+      <w:r>
+        <w:rPr>
+          <w:lang w:val="fr_FR" w:bidi="fr_FR"/>
+        </w:rPr>
+        <w:t xml:space="preserve"> ; </w:t>
+      </w:r>
+      <w:r>
+        <w:rPr>
+          <w:lang w:val="fr_FR" w:bidi="fr_FR"/>
+        </w:rPr>
+        <w:t>14.14</w:t>
+      </w:r>
       <w:r>
         <w:rPr>
           <w:lang w:val="fr_FR" w:bidi="fr_FR"/>
@@ -1379,18 +1175,12 @@
         </w:rPr>
         <w:t>Selon la tradition juive, le Sanhédrin aurait été institué lorsque Moïse choisit soixante-dix anciens (</w:t>
       </w:r>
-      <w:hyperlink r:id="rId38">
-        <w:r>
-          <w:rPr>
-            <w:lang w:val="fr_FR" w:bidi="fr_FR"/>
-          </w:rPr>
-          <w:rPr>
-            <w:color w:val="0000EE"/>
-            <w:u w:val="single"/>
-          </w:rPr>
-          <w:t>Nb 11.16</w:t>
-        </w:r>
-      </w:hyperlink>
+      <w:r>
+        <w:rPr>
+          <w:lang w:val="fr_FR" w:bidi="fr_FR"/>
+        </w:rPr>
+        <w:t>Nb 11.16</w:t>
+      </w:r>
       <w:r>
         <w:rPr>
           <w:lang w:val="fr_FR" w:bidi="fr_FR"/>
@@ -1424,36 +1214,24 @@
         </w:rPr>
         <w:t xml:space="preserve"> Le Sanhédrin a probablement débuté comme un groupe autonome de dirigeants sous la domination perse (voir </w:t>
       </w:r>
-      <w:hyperlink r:id="rId39">
-        <w:r>
-          <w:rPr>
-            <w:lang w:val="fr_FR" w:bidi="fr_FR"/>
-          </w:rPr>
-          <w:rPr>
-            <w:color w:val="0000EE"/>
-            <w:u w:val="single"/>
-          </w:rPr>
-          <w:t>Esd 5.5–10</w:t>
-        </w:r>
-      </w:hyperlink>
+      <w:r>
+        <w:rPr>
+          <w:lang w:val="fr_FR" w:bidi="fr_FR"/>
+        </w:rPr>
+        <w:t>Esd 5.5–10</w:t>
+      </w:r>
       <w:r>
         <w:rPr>
           <w:lang w:val="fr_FR" w:bidi="fr_FR"/>
         </w:rPr>
         <w:t xml:space="preserve">; </w:t>
       </w:r>
-      <w:hyperlink r:id="rId40">
-        <w:r>
-          <w:rPr>
-            <w:lang w:val="fr_FR" w:bidi="fr_FR"/>
-          </w:rPr>
-          <w:rPr>
-            <w:color w:val="0000EE"/>
-            <w:u w:val="single"/>
-          </w:rPr>
-          <w:t>Né 2.16</w:t>
-        </w:r>
-      </w:hyperlink>
+      <w:r>
+        <w:rPr>
+          <w:lang w:val="fr_FR" w:bidi="fr_FR"/>
+        </w:rPr>
+        <w:t>Né 2.16</w:t>
+      </w:r>
       <w:r>
         <w:rPr>
           <w:lang w:val="fr_FR" w:bidi="fr_FR"/>
@@ -1474,36 +1252,24 @@
         </w:rPr>
         <w:t xml:space="preserve">Le Sanhédrin se chargeait des affaires légales et religieuses du judaïsme, tranchant les différends non résolus par les tribunaux plus modestes, appelés « sanhédrins locaux », et administrant la justice pénale ainsi que les arrestations (voir </w:t>
       </w:r>
-      <w:hyperlink r:id="rId41">
-        <w:r>
-          <w:rPr>
-            <w:lang w:val="fr_FR" w:bidi="fr_FR"/>
-          </w:rPr>
-          <w:rPr>
-            <w:color w:val="0000EE"/>
-            <w:u w:val="single"/>
-          </w:rPr>
-          <w:t>Ac 9.1–2</w:t>
-        </w:r>
-      </w:hyperlink>
+      <w:r>
+        <w:rPr>
+          <w:lang w:val="fr_FR" w:bidi="fr_FR"/>
+        </w:rPr>
+        <w:t>Ac 9.1–2</w:t>
+      </w:r>
       <w:r>
         <w:rPr>
           <w:lang w:val="fr_FR" w:bidi="fr_FR"/>
         </w:rPr>
         <w:t>). Bien qu'il prenne des décisions officielles concernant les questions juives, celles-ci ne s'exécutaient pas de sa propre initiative : le Sanhédrin ne pouvait pas exécuter un criminel sans l'approbation romaine (</w:t>
       </w:r>
-      <w:hyperlink r:id="rId42">
-        <w:r>
-          <w:rPr>
-            <w:lang w:val="fr_FR" w:bidi="fr_FR"/>
-          </w:rPr>
-          <w:rPr>
-            <w:color w:val="0000EE"/>
-            <w:u w:val="single"/>
-          </w:rPr>
-          <w:t>Jn 18.31</w:t>
-        </w:r>
-      </w:hyperlink>
+      <w:r>
+        <w:rPr>
+          <w:lang w:val="fr_FR" w:bidi="fr_FR"/>
+        </w:rPr>
+        <w:t>Jn 18.31</w:t>
+      </w:r>
       <w:r>
         <w:rPr>
           <w:lang w:val="fr_FR" w:bidi="fr_FR"/>
@@ -1547,198 +1313,132 @@
           <w:lang w:val="fr_FR" w:bidi="fr_FR"/>
         </w:rPr>
       </w:r>
-      <w:hyperlink r:id="rId43">
-        <w:r>
-          <w:rPr>
-            <w:lang w:val="fr_FR" w:bidi="fr_FR"/>
-          </w:rPr>
-          <w:rPr>
-            <w:color w:val="0000EE"/>
-            <w:u w:val="single"/>
-          </w:rPr>
-          <w:t>Mt 26.57–68</w:t>
-        </w:r>
-      </w:hyperlink>
-      <w:r>
-        <w:rPr>
-          <w:lang w:val="fr_FR" w:bidi="fr_FR"/>
-        </w:rPr>
-        <w:t xml:space="preserve"> ; </w:t>
-      </w:r>
-      <w:hyperlink r:id="rId44">
-        <w:r>
-          <w:rPr>
-            <w:lang w:val="fr_FR" w:bidi="fr_FR"/>
-          </w:rPr>
-          <w:rPr>
-            <w:color w:val="0000EE"/>
-            <w:u w:val="single"/>
-          </w:rPr>
-          <w:t>Mc 14.53–65</w:t>
-        </w:r>
-      </w:hyperlink>
-      <w:r>
-        <w:rPr>
-          <w:lang w:val="fr_FR" w:bidi="fr_FR"/>
-        </w:rPr>
-        <w:t xml:space="preserve"> ; </w:t>
-      </w:r>
-      <w:hyperlink r:id="rId45">
-        <w:r>
-          <w:rPr>
-            <w:lang w:val="fr_FR" w:bidi="fr_FR"/>
-          </w:rPr>
-          <w:rPr>
-            <w:color w:val="0000EE"/>
-            <w:u w:val="single"/>
-          </w:rPr>
-          <w:t>15.1</w:t>
-        </w:r>
-      </w:hyperlink>
+      <w:r>
+        <w:rPr>
+          <w:lang w:val="fr_FR" w:bidi="fr_FR"/>
+        </w:rPr>
+        <w:t>Mt 26.57–68</w:t>
+      </w:r>
+      <w:r>
+        <w:rPr>
+          <w:lang w:val="fr_FR" w:bidi="fr_FR"/>
+        </w:rPr>
+        <w:t xml:space="preserve"> ; </w:t>
+      </w:r>
+      <w:r>
+        <w:rPr>
+          <w:lang w:val="fr_FR" w:bidi="fr_FR"/>
+        </w:rPr>
+        <w:t>Mc 14.53–65</w:t>
+      </w:r>
+      <w:r>
+        <w:rPr>
+          <w:lang w:val="fr_FR" w:bidi="fr_FR"/>
+        </w:rPr>
+        <w:t xml:space="preserve"> ; </w:t>
+      </w:r>
+      <w:r>
+        <w:rPr>
+          <w:lang w:val="fr_FR" w:bidi="fr_FR"/>
+        </w:rPr>
+        <w:t>15.1</w:t>
+      </w:r>
       <w:r>
         <w:rPr>
           <w:lang w:val="fr_FR" w:bidi="fr_FR"/>
         </w:rPr>
         <w:t xml:space="preserve">, </w:t>
       </w:r>
-      <w:hyperlink r:id="rId46">
-        <w:r>
-          <w:rPr>
-            <w:lang w:val="fr_FR" w:bidi="fr_FR"/>
-          </w:rPr>
-          <w:rPr>
-            <w:color w:val="0000EE"/>
-            <w:u w:val="single"/>
-          </w:rPr>
-          <w:t>43</w:t>
-        </w:r>
-      </w:hyperlink>
-      <w:r>
-        <w:rPr>
-          <w:lang w:val="fr_FR" w:bidi="fr_FR"/>
-        </w:rPr>
-        <w:t xml:space="preserve"> ; </w:t>
-      </w:r>
-      <w:hyperlink r:id="rId47">
-        <w:r>
-          <w:rPr>
-            <w:lang w:val="fr_FR" w:bidi="fr_FR"/>
-          </w:rPr>
-          <w:rPr>
-            <w:color w:val="0000EE"/>
-            <w:u w:val="single"/>
-          </w:rPr>
-          <w:t>Lc 22.66–71</w:t>
-        </w:r>
-      </w:hyperlink>
-      <w:r>
-        <w:rPr>
-          <w:lang w:val="fr_FR" w:bidi="fr_FR"/>
-        </w:rPr>
-        <w:t xml:space="preserve"> ; </w:t>
-      </w:r>
-      <w:hyperlink r:id="rId48">
-        <w:r>
-          <w:rPr>
-            <w:lang w:val="fr_FR" w:bidi="fr_FR"/>
-          </w:rPr>
-          <w:rPr>
-            <w:color w:val="0000EE"/>
-            <w:u w:val="single"/>
-          </w:rPr>
-          <w:t>23.50–54</w:t>
-        </w:r>
-      </w:hyperlink>
-      <w:r>
-        <w:rPr>
-          <w:lang w:val="fr_FR" w:bidi="fr_FR"/>
-        </w:rPr>
-        <w:t xml:space="preserve"> ; </w:t>
-      </w:r>
-      <w:hyperlink r:id="rId49">
-        <w:r>
-          <w:rPr>
-            <w:lang w:val="fr_FR" w:bidi="fr_FR"/>
-          </w:rPr>
-          <w:rPr>
-            <w:color w:val="0000EE"/>
-            <w:u w:val="single"/>
-          </w:rPr>
-          <w:t>Jn 11.47–53</w:t>
-        </w:r>
-      </w:hyperlink>
-      <w:r>
-        <w:rPr>
-          <w:lang w:val="fr_FR" w:bidi="fr_FR"/>
-        </w:rPr>
-        <w:t xml:space="preserve"> ; </w:t>
-      </w:r>
-      <w:hyperlink r:id="rId50">
-        <w:r>
-          <w:rPr>
-            <w:lang w:val="fr_FR" w:bidi="fr_FR"/>
-          </w:rPr>
-          <w:rPr>
-            <w:color w:val="0000EE"/>
-            <w:u w:val="single"/>
-          </w:rPr>
-          <w:t>Ac 5.21–41</w:t>
-        </w:r>
-      </w:hyperlink>
-      <w:r>
-        <w:rPr>
-          <w:lang w:val="fr_FR" w:bidi="fr_FR"/>
-        </w:rPr>
-        <w:t xml:space="preserve"> ; </w:t>
-      </w:r>
-      <w:hyperlink r:id="rId51">
-        <w:r>
-          <w:rPr>
-            <w:lang w:val="fr_FR" w:bidi="fr_FR"/>
-          </w:rPr>
-          <w:rPr>
-            <w:color w:val="0000EE"/>
-            <w:u w:val="single"/>
-          </w:rPr>
-          <w:t>6.11–8.1</w:t>
-        </w:r>
-      </w:hyperlink>
-      <w:r>
-        <w:rPr>
-          <w:lang w:val="fr_FR" w:bidi="fr_FR"/>
-        </w:rPr>
-        <w:t xml:space="preserve"> ; </w:t>
-      </w:r>
-      <w:hyperlink r:id="rId52">
-        <w:r>
-          <w:rPr>
-            <w:lang w:val="fr_FR" w:bidi="fr_FR"/>
-          </w:rPr>
-          <w:rPr>
-            <w:color w:val="0000EE"/>
-            <w:u w:val="single"/>
-          </w:rPr>
-          <w:t>22.30–23.10</w:t>
-        </w:r>
-      </w:hyperlink>
-      <w:r>
-        <w:rPr>
-          <w:lang w:val="fr_FR" w:bidi="fr_FR"/>
-        </w:rPr>
-        <w:t xml:space="preserve"> ; </w:t>
-      </w:r>
-      <w:hyperlink r:id="rId53">
-        <w:r>
-          <w:rPr>
-            <w:lang w:val="fr_FR" w:bidi="fr_FR"/>
-          </w:rPr>
-          <w:rPr>
-            <w:color w:val="0000EE"/>
-            <w:u w:val="single"/>
-          </w:rPr>
-          <w:t>23.26–30</w:t>
-        </w:r>
-      </w:hyperlink>
+      <w:r>
+        <w:rPr>
+          <w:lang w:val="fr_FR" w:bidi="fr_FR"/>
+        </w:rPr>
+        <w:t>43</w:t>
+      </w:r>
+      <w:r>
+        <w:rPr>
+          <w:lang w:val="fr_FR" w:bidi="fr_FR"/>
+        </w:rPr>
+        <w:t xml:space="preserve"> ; </w:t>
+      </w:r>
+      <w:r>
+        <w:rPr>
+          <w:lang w:val="fr_FR" w:bidi="fr_FR"/>
+        </w:rPr>
+        <w:t>Lc 22.66–71</w:t>
+      </w:r>
+      <w:r>
+        <w:rPr>
+          <w:lang w:val="fr_FR" w:bidi="fr_FR"/>
+        </w:rPr>
+        <w:t xml:space="preserve"> ; </w:t>
+      </w:r>
+      <w:r>
+        <w:rPr>
+          <w:lang w:val="fr_FR" w:bidi="fr_FR"/>
+        </w:rPr>
+        <w:t>23.50–54</w:t>
+      </w:r>
+      <w:r>
+        <w:rPr>
+          <w:lang w:val="fr_FR" w:bidi="fr_FR"/>
+        </w:rPr>
+        <w:t xml:space="preserve"> ; </w:t>
+      </w:r>
+      <w:r>
+        <w:rPr>
+          <w:lang w:val="fr_FR" w:bidi="fr_FR"/>
+        </w:rPr>
+        <w:t>Jn 11.47–53</w:t>
+      </w:r>
+      <w:r>
+        <w:rPr>
+          <w:lang w:val="fr_FR" w:bidi="fr_FR"/>
+        </w:rPr>
+        <w:t xml:space="preserve"> ; </w:t>
+      </w:r>
+      <w:r>
+        <w:rPr>
+          <w:lang w:val="fr_FR" w:bidi="fr_FR"/>
+        </w:rPr>
+        <w:t>Ac 5.21–41</w:t>
+      </w:r>
+      <w:r>
+        <w:rPr>
+          <w:lang w:val="fr_FR" w:bidi="fr_FR"/>
+        </w:rPr>
+        <w:t xml:space="preserve"> ; </w:t>
+      </w:r>
+      <w:r>
+        <w:rPr>
+          <w:lang w:val="fr_FR" w:bidi="fr_FR"/>
+        </w:rPr>
+        <w:t>6.11–8.1</w:t>
+      </w:r>
+      <w:r>
+        <w:rPr>
+          <w:lang w:val="fr_FR" w:bidi="fr_FR"/>
+        </w:rPr>
+        <w:t xml:space="preserve"> ; </w:t>
+      </w:r>
+      <w:r>
+        <w:rPr>
+          <w:lang w:val="fr_FR" w:bidi="fr_FR"/>
+        </w:rPr>
+        <w:t>22.30–23.10</w:t>
+      </w:r>
+      <w:r>
+        <w:rPr>
+          <w:lang w:val="fr_FR" w:bidi="fr_FR"/>
+        </w:rPr>
+        <w:t xml:space="preserve"> ; </w:t>
+      </w:r>
+      <w:r>
+        <w:rPr>
+          <w:lang w:val="fr_FR" w:bidi="fr_FR"/>
+        </w:rPr>
+        <w:t>23.26–30</w:t>
+      </w:r>
       <w:r>
         <w:rPr>
           <w:lang w:val="fr_FR" w:bidi="fr_FR"/>
@@ -1801,126 +1501,84 @@
         </w:rPr>
         <w:t>Jacob a trompé son père Isaac pour obtenir la bénédiction destinée à Ésaü (</w:t>
       </w:r>
-      <w:hyperlink r:id="rId54">
-        <w:r>
-          <w:rPr>
-            <w:lang w:val="fr_FR" w:bidi="fr_FR"/>
-          </w:rPr>
-          <w:rPr>
-            <w:color w:val="0000EE"/>
-            <w:u w:val="single"/>
-          </w:rPr>
-          <w:t>Gn 27.1–40</w:t>
-        </w:r>
-      </w:hyperlink>
+      <w:r>
+        <w:rPr>
+          <w:lang w:val="fr_FR" w:bidi="fr_FR"/>
+        </w:rPr>
+        <w:t>Gn 27.1–40</w:t>
+      </w:r>
       <w:r>
         <w:rPr>
           <w:lang w:val="fr_FR" w:bidi="fr_FR"/>
         </w:rPr>
         <w:t>). Puis, il est allé chez son oncle Laban en Mésopotamie pour échapper à la colère d’Ésaü et trouver une épouse (</w:t>
       </w:r>
-      <w:hyperlink r:id="rId55">
-        <w:r>
-          <w:rPr>
-            <w:lang w:val="fr_FR" w:bidi="fr_FR"/>
-          </w:rPr>
-          <w:rPr>
-            <w:color w:val="0000EE"/>
-            <w:u w:val="single"/>
-          </w:rPr>
-          <w:t>Gn 27.41–28.5</w:t>
-        </w:r>
-      </w:hyperlink>
+      <w:r>
+        <w:rPr>
+          <w:lang w:val="fr_FR" w:bidi="fr_FR"/>
+        </w:rPr>
+        <w:t>Gn 27.41–28.5</w:t>
+      </w:r>
       <w:r>
         <w:rPr>
           <w:lang w:val="fr_FR" w:bidi="fr_FR"/>
         </w:rPr>
         <w:t>). Jacob est tombé amoureux de sa cousine Rachel et a convenu avec son père de l’épouser après avoir travaillé pendant sept ans (</w:t>
       </w:r>
-      <w:hyperlink r:id="rId56">
-        <w:r>
-          <w:rPr>
-            <w:lang w:val="fr_FR" w:bidi="fr_FR"/>
-          </w:rPr>
-          <w:rPr>
-            <w:color w:val="0000EE"/>
-            <w:u w:val="single"/>
-          </w:rPr>
-          <w:t>Gn 29.17–20</w:t>
-        </w:r>
-      </w:hyperlink>
+      <w:r>
+        <w:rPr>
+          <w:lang w:val="fr_FR" w:bidi="fr_FR"/>
+        </w:rPr>
+        <w:t>Gn 29.17–20</w:t>
+      </w:r>
       <w:r>
         <w:rPr>
           <w:lang w:val="fr_FR" w:bidi="fr_FR"/>
         </w:rPr>
         <w:t>). Pendant le festin de mariage, Laban a trompé Jacob en lui donnant Léa au lieu de Rachel (</w:t>
       </w:r>
-      <w:hyperlink r:id="rId57">
-        <w:r>
-          <w:rPr>
-            <w:lang w:val="fr_FR" w:bidi="fr_FR"/>
-          </w:rPr>
-          <w:rPr>
-            <w:color w:val="0000EE"/>
-            <w:u w:val="single"/>
-          </w:rPr>
-          <w:t>Gn 29.21–25</w:t>
-        </w:r>
-      </w:hyperlink>
+      <w:r>
+        <w:rPr>
+          <w:lang w:val="fr_FR" w:bidi="fr_FR"/>
+        </w:rPr>
+        <w:t>Gn 29.21–25</w:t>
+      </w:r>
       <w:r>
         <w:rPr>
           <w:lang w:val="fr_FR" w:bidi="fr_FR"/>
         </w:rPr>
         <w:t>). Laban a expliqué que la coutume exigeait que la fille aînée se marie en premier (</w:t>
       </w:r>
-      <w:hyperlink r:id="rId58">
-        <w:r>
-          <w:rPr>
-            <w:lang w:val="fr_FR" w:bidi="fr_FR"/>
-          </w:rPr>
-          <w:rPr>
-            <w:color w:val="0000EE"/>
-            <w:u w:val="single"/>
-          </w:rPr>
-          <w:t>Gn 29.26</w:t>
-        </w:r>
-      </w:hyperlink>
+      <w:r>
+        <w:rPr>
+          <w:lang w:val="fr_FR" w:bidi="fr_FR"/>
+        </w:rPr>
+        <w:t>Gn 29.26</w:t>
+      </w:r>
       <w:r>
         <w:rPr>
           <w:lang w:val="fr_FR" w:bidi="fr_FR"/>
         </w:rPr>
         <w:t>). Léa était moins attirante que sa sœur (</w:t>
       </w:r>
-      <w:hyperlink r:id="rId59">
-        <w:r>
-          <w:rPr>
-            <w:lang w:val="fr_FR" w:bidi="fr_FR"/>
-          </w:rPr>
-          <w:rPr>
-            <w:color w:val="0000EE"/>
-            <w:u w:val="single"/>
-          </w:rPr>
-          <w:t>Gn 29.17</w:t>
-        </w:r>
-      </w:hyperlink>
+      <w:r>
+        <w:rPr>
+          <w:lang w:val="fr_FR" w:bidi="fr_FR"/>
+        </w:rPr>
+        <w:t>Gn 29.17</w:t>
+      </w:r>
       <w:r>
         <w:rPr>
           <w:lang w:val="fr_FR" w:bidi="fr_FR"/>
         </w:rPr>
         <w:t>). Jacob ne l’aimait pas (</w:t>
       </w:r>
-      <w:hyperlink r:id="rId60">
-        <w:r>
-          <w:rPr>
-            <w:lang w:val="fr_FR" w:bidi="fr_FR"/>
-          </w:rPr>
-          <w:rPr>
-            <w:color w:val="0000EE"/>
-            <w:u w:val="single"/>
-          </w:rPr>
-          <w:t>Gn 29.30–35</w:t>
-        </w:r>
-      </w:hyperlink>
+      <w:r>
+        <w:rPr>
+          <w:lang w:val="fr_FR" w:bidi="fr_FR"/>
+        </w:rPr>
+        <w:t>Gn 29.30–35</w:t>
+      </w:r>
       <w:r>
         <w:rPr>
           <w:lang w:val="fr_FR" w:bidi="fr_FR"/>
@@ -1941,18 +1599,12 @@
         </w:rPr>
         <w:t>Jacob aimait tellement Rachel qu’il travailla sept années supplémentaires pour l’épouser. Comme Jacob préférait Rachel, le Seigneur bénit Léa avec six fils et une fille avant que Rachel ne puisse avoir des enfants (</w:t>
       </w:r>
-      <w:hyperlink r:id="rId61">
-        <w:r>
-          <w:rPr>
-            <w:lang w:val="fr_FR" w:bidi="fr_FR"/>
-          </w:rPr>
-          <w:rPr>
-            <w:color w:val="0000EE"/>
-            <w:u w:val="single"/>
-          </w:rPr>
-          <w:t>Gn 29.31–30.22</w:t>
-        </w:r>
-      </w:hyperlink>
+      <w:r>
+        <w:rPr>
+          <w:lang w:val="fr_FR" w:bidi="fr_FR"/>
+        </w:rPr>
+        <w:t>Gn 29.31–30.22</w:t>
+      </w:r>
       <w:r>
         <w:rPr>
           <w:lang w:val="fr_FR" w:bidi="fr_FR"/>
@@ -2103,18 +1755,12 @@
         </w:rPr>
         <w:t>À un moment donné, Rachel a échangé avec Léa des mandragores contre du temps avec Jacob. Les gens pensaient que les mandragores aidaient les femmes à devenir enceintes. Après une nuit avec Jacob, Léa est tombée enceinte et a donné naissance à son cinquième fils (</w:t>
       </w:r>
-      <w:hyperlink r:id="rId62">
-        <w:r>
-          <w:rPr>
-            <w:lang w:val="fr_FR" w:bidi="fr_FR"/>
-          </w:rPr>
-          <w:rPr>
-            <w:color w:val="0000EE"/>
-            <w:u w:val="single"/>
-          </w:rPr>
-          <w:t>Gn 30.14–17</w:t>
-        </w:r>
-      </w:hyperlink>
+      <w:r>
+        <w:rPr>
+          <w:lang w:val="fr_FR" w:bidi="fr_FR"/>
+        </w:rPr>
+        <w:t>Gn 30.14–17</w:t>
+      </w:r>
       <w:r>
         <w:rPr>
           <w:lang w:val="fr_FR" w:bidi="fr_FR"/>
@@ -2135,72 +1781,48 @@
         </w:rPr>
         <w:t>Léa était la mère de deux tribus importantes dans l’histoire israélite. La tribu de Lévi était celle des prêtres. La tribu de Juda est devenue la tribu royale, menant à Jésus-Christ, le descendant promis (</w:t>
       </w:r>
-      <w:hyperlink r:id="rId63">
-        <w:r>
-          <w:rPr>
-            <w:lang w:val="fr_FR" w:bidi="fr_FR"/>
-          </w:rPr>
-          <w:rPr>
-            <w:color w:val="0000EE"/>
-            <w:u w:val="single"/>
-          </w:rPr>
-          <w:t>Gn 3.15</w:t>
-        </w:r>
-      </w:hyperlink>
-      <w:r>
-        <w:rPr>
-          <w:lang w:val="fr_FR" w:bidi="fr_FR"/>
-        </w:rPr>
-        <w:t xml:space="preserve"> ; </w:t>
-      </w:r>
-      <w:hyperlink r:id="rId64">
-        <w:r>
-          <w:rPr>
-            <w:lang w:val="fr_FR" w:bidi="fr_FR"/>
-          </w:rPr>
-          <w:rPr>
-            <w:color w:val="0000EE"/>
-            <w:u w:val="single"/>
-          </w:rPr>
-          <w:t>12.2–3</w:t>
-        </w:r>
-      </w:hyperlink>
-      <w:r>
-        <w:rPr>
-          <w:lang w:val="fr_FR" w:bidi="fr_FR"/>
-        </w:rPr>
-        <w:t xml:space="preserve"> ; </w:t>
-      </w:r>
-      <w:hyperlink r:id="rId65">
-        <w:r>
-          <w:rPr>
-            <w:lang w:val="fr_FR" w:bidi="fr_FR"/>
-          </w:rPr>
-          <w:rPr>
-            <w:color w:val="0000EE"/>
-            <w:u w:val="single"/>
-          </w:rPr>
-          <w:t>2S 7.16</w:t>
-        </w:r>
-      </w:hyperlink>
-      <w:r>
-        <w:rPr>
-          <w:lang w:val="fr_FR" w:bidi="fr_FR"/>
-        </w:rPr>
-        <w:t xml:space="preserve"> ; </w:t>
-      </w:r>
-      <w:hyperlink r:id="rId66">
-        <w:r>
-          <w:rPr>
-            <w:lang w:val="fr_FR" w:bidi="fr_FR"/>
-          </w:rPr>
-          <w:rPr>
-            <w:color w:val="0000EE"/>
-            <w:u w:val="single"/>
-          </w:rPr>
-          <w:t>Mt 1.1</w:t>
-        </w:r>
-      </w:hyperlink>
+      <w:r>
+        <w:rPr>
+          <w:lang w:val="fr_FR" w:bidi="fr_FR"/>
+        </w:rPr>
+        <w:t>Gn 3.15</w:t>
+      </w:r>
+      <w:r>
+        <w:rPr>
+          <w:lang w:val="fr_FR" w:bidi="fr_FR"/>
+        </w:rPr>
+        <w:t xml:space="preserve"> ; </w:t>
+      </w:r>
+      <w:r>
+        <w:rPr>
+          <w:lang w:val="fr_FR" w:bidi="fr_FR"/>
+        </w:rPr>
+        <w:t>12.2–3</w:t>
+      </w:r>
+      <w:r>
+        <w:rPr>
+          <w:lang w:val="fr_FR" w:bidi="fr_FR"/>
+        </w:rPr>
+        <w:t xml:space="preserve"> ; </w:t>
+      </w:r>
+      <w:r>
+        <w:rPr>
+          <w:lang w:val="fr_FR" w:bidi="fr_FR"/>
+        </w:rPr>
+        <w:t>2S 7.16</w:t>
+      </w:r>
+      <w:r>
+        <w:rPr>
+          <w:lang w:val="fr_FR" w:bidi="fr_FR"/>
+        </w:rPr>
+        <w:t xml:space="preserve"> ; </w:t>
+      </w:r>
+      <w:r>
+        <w:rPr>
+          <w:lang w:val="fr_FR" w:bidi="fr_FR"/>
+        </w:rPr>
+        <w:t>Mt 1.1</w:t>
+      </w:r>
       <w:r>
         <w:rPr>
           <w:lang w:val="fr_FR" w:bidi="fr_FR"/>
@@ -2230,144 +1852,96 @@
           <w:lang w:val="fr_FR" w:bidi="fr_FR"/>
         </w:rPr>
       </w:r>
-      <w:hyperlink r:id="rId67">
-        <w:r>
-          <w:rPr>
-            <w:lang w:val="fr_FR" w:bidi="fr_FR"/>
-          </w:rPr>
-          <w:rPr>
-            <w:color w:val="0000EE"/>
-            <w:u w:val="single"/>
-          </w:rPr>
-          <w:t>Gn 29.14–35</w:t>
-        </w:r>
-      </w:hyperlink>
-      <w:r>
-        <w:rPr>
-          <w:lang w:val="fr_FR" w:bidi="fr_FR"/>
-        </w:rPr>
-        <w:t xml:space="preserve"> ; </w:t>
-      </w:r>
-      <w:hyperlink r:id="rId68">
-        <w:r>
-          <w:rPr>
-            <w:lang w:val="fr_FR" w:bidi="fr_FR"/>
-          </w:rPr>
-          <w:rPr>
-            <w:color w:val="0000EE"/>
-            <w:u w:val="single"/>
-          </w:rPr>
-          <w:t>30.9–21</w:t>
-        </w:r>
-      </w:hyperlink>
-      <w:r>
-        <w:rPr>
-          <w:lang w:val="fr_FR" w:bidi="fr_FR"/>
-        </w:rPr>
-        <w:t xml:space="preserve"> ; </w:t>
-      </w:r>
-      <w:hyperlink r:id="rId69">
-        <w:r>
-          <w:rPr>
-            <w:lang w:val="fr_FR" w:bidi="fr_FR"/>
-          </w:rPr>
-          <w:rPr>
-            <w:color w:val="0000EE"/>
-            <w:u w:val="single"/>
-          </w:rPr>
-          <w:t>31.4–16</w:t>
-        </w:r>
-      </w:hyperlink>
-      <w:r>
-        <w:rPr>
-          <w:lang w:val="fr_FR" w:bidi="fr_FR"/>
-        </w:rPr>
-        <w:t xml:space="preserve"> ; </w:t>
-      </w:r>
-      <w:hyperlink r:id="rId70">
-        <w:r>
-          <w:rPr>
-            <w:lang w:val="fr_FR" w:bidi="fr_FR"/>
-          </w:rPr>
-          <w:rPr>
-            <w:color w:val="0000EE"/>
-            <w:u w:val="single"/>
-          </w:rPr>
-          <w:t>33.1–7</w:t>
-        </w:r>
-      </w:hyperlink>
-      <w:r>
-        <w:rPr>
-          <w:lang w:val="fr_FR" w:bidi="fr_FR"/>
-        </w:rPr>
-        <w:t xml:space="preserve"> ; </w:t>
-      </w:r>
-      <w:hyperlink r:id="rId71">
-        <w:r>
-          <w:rPr>
-            <w:lang w:val="fr_FR" w:bidi="fr_FR"/>
-          </w:rPr>
-          <w:rPr>
-            <w:color w:val="0000EE"/>
-            <w:u w:val="single"/>
-          </w:rPr>
-          <w:t>34.1</w:t>
-        </w:r>
-      </w:hyperlink>
-      <w:r>
-        <w:rPr>
-          <w:lang w:val="fr_FR" w:bidi="fr_FR"/>
-        </w:rPr>
-        <w:t xml:space="preserve"> ; </w:t>
-      </w:r>
-      <w:hyperlink r:id="rId72">
-        <w:r>
-          <w:rPr>
-            <w:lang w:val="fr_FR" w:bidi="fr_FR"/>
-          </w:rPr>
-          <w:rPr>
-            <w:color w:val="0000EE"/>
-            <w:u w:val="single"/>
-          </w:rPr>
-          <w:t>46.8–15</w:t>
-        </w:r>
-      </w:hyperlink>
-      <w:r>
-        <w:rPr>
-          <w:lang w:val="fr_FR" w:bidi="fr_FR"/>
-        </w:rPr>
-        <w:t xml:space="preserve"> ; </w:t>
-      </w:r>
-      <w:hyperlink r:id="rId73">
-        <w:r>
-          <w:rPr>
-            <w:lang w:val="fr_FR" w:bidi="fr_FR"/>
-          </w:rPr>
-          <w:rPr>
-            <w:color w:val="0000EE"/>
-            <w:u w:val="single"/>
-          </w:rPr>
-          <w:t>49.31</w:t>
-        </w:r>
-      </w:hyperlink>
-      <w:r>
-        <w:rPr>
-          <w:lang w:val="fr_FR" w:bidi="fr_FR"/>
-        </w:rPr>
-        <w:t xml:space="preserve"> ; </w:t>
-      </w:r>
-      <w:hyperlink r:id="rId74">
-        <w:r>
-          <w:rPr>
-            <w:lang w:val="fr_FR" w:bidi="fr_FR"/>
-          </w:rPr>
-          <w:rPr>
-            <w:color w:val="0000EE"/>
-            <w:u w:val="single"/>
-          </w:rPr>
-          <w:t>Rt 4.11</w:t>
-        </w:r>
-      </w:hyperlink>
+      <w:r>
+        <w:rPr>
+          <w:lang w:val="fr_FR" w:bidi="fr_FR"/>
+        </w:rPr>
+        <w:t>Gn 29.14–35</w:t>
+      </w:r>
+      <w:r>
+        <w:rPr>
+          <w:lang w:val="fr_FR" w:bidi="fr_FR"/>
+        </w:rPr>
+        <w:t xml:space="preserve"> ; </w:t>
+      </w:r>
+      <w:r>
+        <w:rPr>
+          <w:lang w:val="fr_FR" w:bidi="fr_FR"/>
+        </w:rPr>
+        <w:t>30.9–21</w:t>
+      </w:r>
+      <w:r>
+        <w:rPr>
+          <w:lang w:val="fr_FR" w:bidi="fr_FR"/>
+        </w:rPr>
+        <w:t xml:space="preserve"> ; </w:t>
+      </w:r>
+      <w:r>
+        <w:rPr>
+          <w:lang w:val="fr_FR" w:bidi="fr_FR"/>
+        </w:rPr>
+        <w:t>31.4–16</w:t>
+      </w:r>
+      <w:r>
+        <w:rPr>
+          <w:lang w:val="fr_FR" w:bidi="fr_FR"/>
+        </w:rPr>
+        <w:t xml:space="preserve"> ; </w:t>
+      </w:r>
+      <w:r>
+        <w:rPr>
+          <w:lang w:val="fr_FR" w:bidi="fr_FR"/>
+        </w:rPr>
+        <w:t>33.1–7</w:t>
+      </w:r>
+      <w:r>
+        <w:rPr>
+          <w:lang w:val="fr_FR" w:bidi="fr_FR"/>
+        </w:rPr>
+        <w:t xml:space="preserve"> ; </w:t>
+      </w:r>
+      <w:r>
+        <w:rPr>
+          <w:lang w:val="fr_FR" w:bidi="fr_FR"/>
+        </w:rPr>
+        <w:t>34.1</w:t>
+      </w:r>
+      <w:r>
+        <w:rPr>
+          <w:lang w:val="fr_FR" w:bidi="fr_FR"/>
+        </w:rPr>
+        <w:t xml:space="preserve"> ; </w:t>
+      </w:r>
+      <w:r>
+        <w:rPr>
+          <w:lang w:val="fr_FR" w:bidi="fr_FR"/>
+        </w:rPr>
+        <w:t>46.8–15</w:t>
+      </w:r>
+      <w:r>
+        <w:rPr>
+          <w:lang w:val="fr_FR" w:bidi="fr_FR"/>
+        </w:rPr>
+        <w:t xml:space="preserve"> ; </w:t>
+      </w:r>
+      <w:r>
+        <w:rPr>
+          <w:lang w:val="fr_FR" w:bidi="fr_FR"/>
+        </w:rPr>
+        <w:t>49.31</w:t>
+      </w:r>
+      <w:r>
+        <w:rPr>
+          <w:lang w:val="fr_FR" w:bidi="fr_FR"/>
+        </w:rPr>
+        <w:t xml:space="preserve"> ; </w:t>
+      </w:r>
+      <w:r>
+        <w:rPr>
+          <w:lang w:val="fr_FR" w:bidi="fr_FR"/>
+        </w:rPr>
+        <w:t>Rt 4.11</w:t>
+      </w:r>
       <w:r>
         <w:rPr>
           <w:lang w:val="fr_FR" w:bidi="fr_FR"/>
@@ -2416,18 +1990,12 @@
         </w:rPr>
         <w:t>Les détails exacts de la fondation de l'église à Rome restent obscurs. La ville comptait une importante population juive, et certains de ces Juifs, présents à Jérusalem lors de la Pentecôte (</w:t>
       </w:r>
-      <w:hyperlink r:id="rId75">
-        <w:r>
-          <w:rPr>
-            <w:lang w:val="fr_FR" w:bidi="fr_FR"/>
-          </w:rPr>
-          <w:rPr>
-            <w:color w:val="0000EE"/>
-            <w:u w:val="single"/>
-          </w:rPr>
-          <w:t>Ac 2.10</w:t>
-        </w:r>
-      </w:hyperlink>
+      <w:r>
+        <w:rPr>
+          <w:lang w:val="fr_FR" w:bidi="fr_FR"/>
+        </w:rPr>
+        <w:t>Ac 2.10</w:t>
+      </w:r>
       <w:r>
         <w:rPr>
           <w:lang w:val="fr_FR" w:bidi="fr_FR"/>
@@ -2462,54 +2030,36 @@
         </w:rPr>
         <w:t>Comme en d'autres endroits, il est probable que les Juifs non-chrétiens de Rome expulsèrent les Juifs chrétiens des synagogues, de sorte que lorsque Paul écrivit aux Romains, les croyants se réunissaient au sein de maisons privées (</w:t>
       </w:r>
-      <w:hyperlink r:id="rId76">
-        <w:r>
-          <w:rPr>
-            <w:lang w:val="fr_FR" w:bidi="fr_FR"/>
-          </w:rPr>
-          <w:rPr>
-            <w:color w:val="0000EE"/>
-            <w:u w:val="single"/>
-          </w:rPr>
-          <w:t>Rm 16.5</w:t>
-        </w:r>
-      </w:hyperlink>
+      <w:r>
+        <w:rPr>
+          <w:lang w:val="fr_FR" w:bidi="fr_FR"/>
+        </w:rPr>
+        <w:t>Rm 16.5</w:t>
+      </w:r>
       <w:r>
         <w:rPr>
           <w:lang w:val="fr_FR" w:bidi="fr_FR"/>
         </w:rPr>
         <w:t xml:space="preserve">, </w:t>
       </w:r>
-      <w:hyperlink r:id="rId77">
-        <w:r>
-          <w:rPr>
-            <w:lang w:val="fr_FR" w:bidi="fr_FR"/>
-          </w:rPr>
-          <w:rPr>
-            <w:color w:val="0000EE"/>
-            <w:u w:val="single"/>
-          </w:rPr>
-          <w:t>10–11</w:t>
-        </w:r>
-      </w:hyperlink>
+      <w:r>
+        <w:rPr>
+          <w:lang w:val="fr_FR" w:bidi="fr_FR"/>
+        </w:rPr>
+        <w:t>10–11</w:t>
+      </w:r>
       <w:r>
         <w:rPr>
           <w:lang w:val="fr_FR" w:bidi="fr_FR"/>
         </w:rPr>
         <w:t xml:space="preserve">, </w:t>
       </w:r>
-      <w:hyperlink r:id="rId78">
-        <w:r>
-          <w:rPr>
-            <w:lang w:val="fr_FR" w:bidi="fr_FR"/>
-          </w:rPr>
-          <w:rPr>
-            <w:color w:val="0000EE"/>
-            <w:u w:val="single"/>
-          </w:rPr>
-          <w:t>15</w:t>
-        </w:r>
-      </w:hyperlink>
+      <w:r>
+        <w:rPr>
+          <w:lang w:val="fr_FR" w:bidi="fr_FR"/>
+        </w:rPr>
+        <w:t>15</w:t>
+      </w:r>
       <w:r>
         <w:rPr>
           <w:lang w:val="fr_FR" w:bidi="fr_FR"/>
@@ -2530,18 +2080,12 @@
         </w:rPr>
         <w:t>Lorsque Claude expulsa les Juifs de Rome vers 49 après J.-C., des chrétiens d'origine juive tels que Priscille et Aquilas durent également partir (</w:t>
       </w:r>
-      <w:hyperlink r:id="rId79">
-        <w:r>
-          <w:rPr>
-            <w:lang w:val="fr_FR" w:bidi="fr_FR"/>
-          </w:rPr>
-          <w:rPr>
-            <w:color w:val="0000EE"/>
-            <w:u w:val="single"/>
-          </w:rPr>
-          <w:t>Ac 18.2</w:t>
-        </w:r>
-      </w:hyperlink>
+      <w:r>
+        <w:rPr>
+          <w:lang w:val="fr_FR" w:bidi="fr_FR"/>
+        </w:rPr>
+        <w:t>Ac 18.2</w:t>
+      </w:r>
       <w:r>
         <w:rPr>
           <w:lang w:val="fr_FR" w:bidi="fr_FR"/>
@@ -2562,54 +2106,36 @@
         </w:rPr>
         <w:t xml:space="preserve">Comme le montre </w:t>
       </w:r>
-      <w:hyperlink r:id="rId80">
-        <w:r>
-          <w:rPr>
-            <w:lang w:val="fr_FR" w:bidi="fr_FR"/>
-          </w:rPr>
-          <w:rPr>
-            <w:color w:val="0000EE"/>
-            <w:u w:val="single"/>
-          </w:rPr>
-          <w:t>Rm 16</w:t>
-        </w:r>
-      </w:hyperlink>
+      <w:r>
+        <w:rPr>
+          <w:lang w:val="fr_FR" w:bidi="fr_FR"/>
+        </w:rPr>
+        <w:t>Rm 16</w:t>
+      </w:r>
       <w:r>
         <w:rPr>
           <w:lang w:val="fr_FR" w:bidi="fr_FR"/>
         </w:rPr>
         <w:t>, Paul avait déjà tissé de nombreuses amitiés dans l'église de Rome. Au printemps de l'an 60 après J.-C., environ deux ans après la rédaction de sa lettre, il eut enfin l'occasion de se rendre à Rome, un désir qu'il exprimait fréquemment (</w:t>
       </w:r>
-      <w:hyperlink r:id="rId81">
-        <w:r>
-          <w:rPr>
-            <w:lang w:val="fr_FR" w:bidi="fr_FR"/>
-          </w:rPr>
-          <w:rPr>
-            <w:color w:val="0000EE"/>
-            <w:u w:val="single"/>
-          </w:rPr>
-          <w:t>Ac 19.21</w:t>
-        </w:r>
-      </w:hyperlink>
-      <w:r>
-        <w:rPr>
-          <w:lang w:val="fr_FR" w:bidi="fr_FR"/>
-        </w:rPr>
-        <w:t xml:space="preserve"> ; </w:t>
-      </w:r>
-      <w:hyperlink r:id="rId82">
-        <w:r>
-          <w:rPr>
-            <w:lang w:val="fr_FR" w:bidi="fr_FR"/>
-          </w:rPr>
-          <w:rPr>
-            <w:color w:val="0000EE"/>
-            <w:u w:val="single"/>
-          </w:rPr>
-          <w:t>Rm 1.13–15</w:t>
-        </w:r>
-      </w:hyperlink>
+      <w:r>
+        <w:rPr>
+          <w:lang w:val="fr_FR" w:bidi="fr_FR"/>
+        </w:rPr>
+        <w:t>Ac 19.21</w:t>
+      </w:r>
+      <w:r>
+        <w:rPr>
+          <w:lang w:val="fr_FR" w:bidi="fr_FR"/>
+        </w:rPr>
+        <w:t xml:space="preserve"> ; </w:t>
+      </w:r>
+      <w:r>
+        <w:rPr>
+          <w:lang w:val="fr_FR" w:bidi="fr_FR"/>
+        </w:rPr>
+        <w:t>Rm 1.13–15</w:t>
+      </w:r>
       <w:r>
         <w:rPr>
           <w:lang w:val="fr_FR" w:bidi="fr_FR"/>
@@ -2628,18 +2154,12 @@
         </w:rPr>
         <w:t>(</w:t>
       </w:r>
-      <w:hyperlink r:id="rId83">
-        <w:r>
-          <w:rPr>
-            <w:lang w:val="fr_FR" w:bidi="fr_FR"/>
-          </w:rPr>
-          <w:rPr>
-            <w:color w:val="0000EE"/>
-            <w:u w:val="single"/>
-          </w:rPr>
-          <w:t>Ac 28.30–31</w:t>
-        </w:r>
-      </w:hyperlink>
+      <w:r>
+        <w:rPr>
+          <w:lang w:val="fr_FR" w:bidi="fr_FR"/>
+        </w:rPr>
+        <w:t>Ac 28.30–31</w:t>
+      </w:r>
       <w:r>
         <w:rPr>
           <w:lang w:val="fr_FR" w:bidi="fr_FR"/>
@@ -2669,54 +2189,36 @@
           <w:lang w:val="fr_FR" w:bidi="fr_FR"/>
         </w:rPr>
       </w:r>
-      <w:hyperlink r:id="rId84">
-        <w:r>
-          <w:rPr>
-            <w:lang w:val="fr_FR" w:bidi="fr_FR"/>
-          </w:rPr>
-          <w:rPr>
-            <w:color w:val="0000EE"/>
-            <w:u w:val="single"/>
-          </w:rPr>
-          <w:t>Ac 28.15–31</w:t>
-        </w:r>
-      </w:hyperlink>
-      <w:r>
-        <w:rPr>
-          <w:lang w:val="fr_FR" w:bidi="fr_FR"/>
-        </w:rPr>
-        <w:t xml:space="preserve"> ; </w:t>
-      </w:r>
-      <w:hyperlink r:id="rId82">
-        <w:r>
-          <w:rPr>
-            <w:lang w:val="fr_FR" w:bidi="fr_FR"/>
-          </w:rPr>
-          <w:rPr>
-            <w:color w:val="0000EE"/>
-            <w:u w:val="single"/>
-          </w:rPr>
-          <w:t>Rm 1.13–15</w:t>
-        </w:r>
-      </w:hyperlink>
-      <w:r>
-        <w:rPr>
-          <w:lang w:val="fr_FR" w:bidi="fr_FR"/>
-        </w:rPr>
-        <w:t xml:space="preserve"> ; </w:t>
-      </w:r>
-      <w:hyperlink r:id="rId85">
-        <w:r>
-          <w:rPr>
-            <w:lang w:val="fr_FR" w:bidi="fr_FR"/>
-          </w:rPr>
-          <w:rPr>
-            <w:color w:val="0000EE"/>
-            <w:u w:val="single"/>
-          </w:rPr>
-          <w:t>16.1–16</w:t>
-        </w:r>
-      </w:hyperlink>
+      <w:r>
+        <w:rPr>
+          <w:lang w:val="fr_FR" w:bidi="fr_FR"/>
+        </w:rPr>
+        <w:t>Ac 28.15–31</w:t>
+      </w:r>
+      <w:r>
+        <w:rPr>
+          <w:lang w:val="fr_FR" w:bidi="fr_FR"/>
+        </w:rPr>
+        <w:t xml:space="preserve"> ; </w:t>
+      </w:r>
+      <w:r>
+        <w:rPr>
+          <w:lang w:val="fr_FR" w:bidi="fr_FR"/>
+        </w:rPr>
+        <w:t>Rm 1.13–15</w:t>
+      </w:r>
+      <w:r>
+        <w:rPr>
+          <w:lang w:val="fr_FR" w:bidi="fr_FR"/>
+        </w:rPr>
+        <w:t xml:space="preserve"> ; </w:t>
+      </w:r>
+      <w:r>
+        <w:rPr>
+          <w:lang w:val="fr_FR" w:bidi="fr_FR"/>
+        </w:rPr>
+        <w:t>16.1–16</w:t>
+      </w:r>
       <w:r>
         <w:rPr>
           <w:lang w:val="fr_FR" w:bidi="fr_FR"/>
@@ -2765,36 +2267,24 @@
         </w:rPr>
         <w:t>Les Amalécites, descendants d'Amalek, un petit-fils d'Ésaü (</w:t>
       </w:r>
-      <w:hyperlink r:id="rId86">
-        <w:r>
-          <w:rPr>
-            <w:lang w:val="fr_FR" w:bidi="fr_FR"/>
-          </w:rPr>
-          <w:rPr>
-            <w:color w:val="0000EE"/>
-            <w:u w:val="single"/>
-          </w:rPr>
-          <w:t>Gn 36.12</w:t>
-        </w:r>
-      </w:hyperlink>
-      <w:r>
-        <w:rPr>
-          <w:lang w:val="fr_FR" w:bidi="fr_FR"/>
-        </w:rPr>
-        <w:t xml:space="preserve"> ; </w:t>
-      </w:r>
-      <w:hyperlink r:id="rId87">
-        <w:r>
-          <w:rPr>
-            <w:lang w:val="fr_FR" w:bidi="fr_FR"/>
-          </w:rPr>
-          <w:rPr>
-            <w:color w:val="0000EE"/>
-            <w:u w:val="single"/>
-          </w:rPr>
-          <w:t>1Ch 1.36</w:t>
-        </w:r>
-      </w:hyperlink>
+      <w:r>
+        <w:rPr>
+          <w:lang w:val="fr_FR" w:bidi="fr_FR"/>
+        </w:rPr>
+        <w:t>Gn 36.12</w:t>
+      </w:r>
+      <w:r>
+        <w:rPr>
+          <w:lang w:val="fr_FR" w:bidi="fr_FR"/>
+        </w:rPr>
+        <w:t xml:space="preserve"> ; </w:t>
+      </w:r>
+      <w:r>
+        <w:rPr>
+          <w:lang w:val="fr_FR" w:bidi="fr_FR"/>
+        </w:rPr>
+        <w:t>1Ch 1.36</w:t>
+      </w:r>
       <w:r>
         <w:rPr>
           <w:lang w:val="fr_FR" w:bidi="fr_FR"/>
@@ -2815,36 +2305,24 @@
         </w:rPr>
         <w:t>Fermement opposés à Israël, les Amalécites furent rencontrés pour la première fois par les guerriers israélites à Rephidim, près du Sinaï, lorsqu'ils attaquèrent le peuple de Dieu (</w:t>
       </w:r>
-      <w:hyperlink r:id="rId88">
-        <w:r>
-          <w:rPr>
-            <w:lang w:val="fr_FR" w:bidi="fr_FR"/>
-          </w:rPr>
-          <w:rPr>
-            <w:color w:val="0000EE"/>
-            <w:u w:val="single"/>
-          </w:rPr>
-          <w:t>Ex 17.8–16</w:t>
-        </w:r>
-      </w:hyperlink>
+      <w:r>
+        <w:rPr>
+          <w:lang w:val="fr_FR" w:bidi="fr_FR"/>
+        </w:rPr>
+        <w:t>Ex 17.8–16</w:t>
+      </w:r>
       <w:r>
         <w:rPr>
           <w:lang w:val="fr_FR" w:bidi="fr_FR"/>
         </w:rPr>
         <w:t>). Josué, à la tête de l'armée, les vainquit lors de cette bataille. Plus tard, ils mirent fin à la tentative désobéissante d'Israël d'entrer dans la terre promise (</w:t>
       </w:r>
-      <w:hyperlink r:id="rId89">
-        <w:r>
-          <w:rPr>
-            <w:lang w:val="fr_FR" w:bidi="fr_FR"/>
-          </w:rPr>
-          <w:rPr>
-            <w:color w:val="0000EE"/>
-            <w:u w:val="single"/>
-          </w:rPr>
-          <w:t>Nb 14.39–45</w:t>
-        </w:r>
-      </w:hyperlink>
+      <w:r>
+        <w:rPr>
+          <w:lang w:val="fr_FR" w:bidi="fr_FR"/>
+        </w:rPr>
+        <w:t>Nb 14.39–45</w:t>
+      </w:r>
       <w:r>
         <w:rPr>
           <w:lang w:val="fr_FR" w:bidi="fr_FR"/>
@@ -2865,216 +2343,144 @@
         </w:rPr>
         <w:t>En raison de leur hostilité, Moïse ordonna à Israël de les détruire (</w:t>
       </w:r>
-      <w:hyperlink r:id="rId90">
-        <w:r>
-          <w:rPr>
-            <w:lang w:val="fr_FR" w:bidi="fr_FR"/>
-          </w:rPr>
-          <w:rPr>
-            <w:color w:val="0000EE"/>
-            <w:u w:val="single"/>
-          </w:rPr>
-          <w:t>Dt 25.17–19</w:t>
-        </w:r>
-      </w:hyperlink>
+      <w:r>
+        <w:rPr>
+          <w:lang w:val="fr_FR" w:bidi="fr_FR"/>
+        </w:rPr>
+        <w:t>Dt 25.17–19</w:t>
+      </w:r>
       <w:r>
         <w:rPr>
           <w:lang w:val="fr_FR" w:bidi="fr_FR"/>
         </w:rPr>
         <w:t xml:space="preserve">). Pourtant, les Amalécites continuèrent de vivre dans le Néguev (voir </w:t>
       </w:r>
-      <w:hyperlink r:id="rId91">
-        <w:r>
-          <w:rPr>
-            <w:lang w:val="fr_FR" w:bidi="fr_FR"/>
-          </w:rPr>
-          <w:rPr>
-            <w:color w:val="0000EE"/>
-            <w:u w:val="single"/>
-          </w:rPr>
-          <w:t>Jg 3.12–14</w:t>
-        </w:r>
-      </w:hyperlink>
+      <w:r>
+        <w:rPr>
+          <w:lang w:val="fr_FR" w:bidi="fr_FR"/>
+        </w:rPr>
+        <w:t>Jg 3.12–14</w:t>
+      </w:r>
       <w:r>
         <w:rPr>
           <w:lang w:val="fr_FR" w:bidi="fr_FR"/>
         </w:rPr>
         <w:t xml:space="preserve">; </w:t>
       </w:r>
-      <w:hyperlink r:id="rId92">
-        <w:r>
-          <w:rPr>
-            <w:lang w:val="fr_FR" w:bidi="fr_FR"/>
-          </w:rPr>
-          <w:rPr>
-            <w:color w:val="0000EE"/>
-            <w:u w:val="single"/>
-          </w:rPr>
-          <w:t xml:space="preserve">6.33 </w:t>
-        </w:r>
-      </w:hyperlink>
+      <w:r>
+        <w:rPr>
+          <w:lang w:val="fr_FR" w:bidi="fr_FR"/>
+        </w:rPr>
+        <w:t xml:space="preserve">6.33 </w:t>
+      </w:r>
       <w:r>
         <w:rPr>
           <w:lang w:val="fr_FR" w:bidi="fr_FR"/>
         </w:rPr>
         <w:t xml:space="preserve">; </w:t>
       </w:r>
-      <w:hyperlink r:id="rId93">
-        <w:r>
-          <w:rPr>
-            <w:lang w:val="fr_FR" w:bidi="fr_FR"/>
-          </w:rPr>
-          <w:rPr>
-            <w:color w:val="0000EE"/>
-            <w:u w:val="single"/>
-          </w:rPr>
-          <w:t xml:space="preserve">1S 14.47–48 </w:t>
-        </w:r>
-      </w:hyperlink>
+      <w:r>
+        <w:rPr>
+          <w:lang w:val="fr_FR" w:bidi="fr_FR"/>
+        </w:rPr>
+        <w:t xml:space="preserve">1S 14.47–48 </w:t>
+      </w:r>
       <w:r>
         <w:rPr>
           <w:lang w:val="fr_FR" w:bidi="fr_FR"/>
         </w:rPr>
         <w:t xml:space="preserve">; </w:t>
       </w:r>
-      <w:hyperlink r:id="rId94">
-        <w:r>
-          <w:rPr>
-            <w:lang w:val="fr_FR" w:bidi="fr_FR"/>
-          </w:rPr>
-          <w:rPr>
-            <w:color w:val="0000EE"/>
-            <w:u w:val="single"/>
-          </w:rPr>
-          <w:t>15.1–35</w:t>
-        </w:r>
-      </w:hyperlink>
+      <w:r>
+        <w:rPr>
+          <w:lang w:val="fr_FR" w:bidi="fr_FR"/>
+        </w:rPr>
+        <w:t>15.1–35</w:t>
+      </w:r>
       <w:r>
         <w:rPr>
           <w:lang w:val="fr_FR" w:bidi="fr_FR"/>
         </w:rPr>
         <w:t>), et ceux qui survécurent restèrent de farouches ennemis d'Israël (</w:t>
       </w:r>
-      <w:hyperlink r:id="rId95">
-        <w:r>
-          <w:rPr>
-            <w:lang w:val="fr_FR" w:bidi="fr_FR"/>
-          </w:rPr>
-          <w:rPr>
-            <w:color w:val="0000EE"/>
-            <w:u w:val="single"/>
-          </w:rPr>
-          <w:t xml:space="preserve">1S 27.8 </w:t>
-        </w:r>
-      </w:hyperlink>
+      <w:r>
+        <w:rPr>
+          <w:lang w:val="fr_FR" w:bidi="fr_FR"/>
+        </w:rPr>
+        <w:t xml:space="preserve">1S 27.8 </w:t>
+      </w:r>
       <w:r>
         <w:rPr>
           <w:lang w:val="fr_FR" w:bidi="fr_FR"/>
         </w:rPr>
         <w:t xml:space="preserve">; </w:t>
       </w:r>
-      <w:hyperlink r:id="rId96">
-        <w:r>
-          <w:rPr>
-            <w:lang w:val="fr_FR" w:bidi="fr_FR"/>
-          </w:rPr>
-          <w:rPr>
-            <w:color w:val="0000EE"/>
-            <w:u w:val="single"/>
-          </w:rPr>
-          <w:t xml:space="preserve">30.1–20 </w:t>
-        </w:r>
-      </w:hyperlink>
+      <w:r>
+        <w:rPr>
+          <w:lang w:val="fr_FR" w:bidi="fr_FR"/>
+        </w:rPr>
+        <w:t xml:space="preserve">30.1–20 </w:t>
+      </w:r>
       <w:r>
         <w:rPr>
           <w:lang w:val="fr_FR" w:bidi="fr_FR"/>
         </w:rPr>
         <w:t xml:space="preserve">; </w:t>
       </w:r>
-      <w:hyperlink r:id="rId97">
-        <w:r>
-          <w:rPr>
-            <w:lang w:val="fr_FR" w:bidi="fr_FR"/>
-          </w:rPr>
-          <w:rPr>
-            <w:color w:val="0000EE"/>
-            <w:u w:val="single"/>
-          </w:rPr>
-          <w:t xml:space="preserve">2S 8.11–12 </w:t>
-        </w:r>
-      </w:hyperlink>
+      <w:r>
+        <w:rPr>
+          <w:lang w:val="fr_FR" w:bidi="fr_FR"/>
+        </w:rPr>
+        <w:t xml:space="preserve">2S 8.11–12 </w:t>
+      </w:r>
       <w:r>
         <w:rPr>
           <w:lang w:val="fr_FR" w:bidi="fr_FR"/>
         </w:rPr>
         <w:t xml:space="preserve">; </w:t>
       </w:r>
-      <w:hyperlink r:id="rId98">
-        <w:r>
-          <w:rPr>
-            <w:lang w:val="fr_FR" w:bidi="fr_FR"/>
-          </w:rPr>
-          <w:rPr>
-            <w:color w:val="0000EE"/>
-            <w:u w:val="single"/>
-          </w:rPr>
-          <w:t>Ps 83.1–8</w:t>
-        </w:r>
-      </w:hyperlink>
+      <w:r>
+        <w:rPr>
+          <w:lang w:val="fr_FR" w:bidi="fr_FR"/>
+        </w:rPr>
+        <w:t>Ps 83.1–8</w:t>
+      </w:r>
       <w:r>
         <w:rPr>
           <w:lang w:val="fr_FR" w:bidi="fr_FR"/>
         </w:rPr>
         <w:t>). Ce groupe restant fut finalement anéanti sous le règne du roi Ézéchias (</w:t>
       </w:r>
-      <w:hyperlink r:id="rId99">
-        <w:r>
-          <w:rPr>
-            <w:lang w:val="fr_FR" w:bidi="fr_FR"/>
-          </w:rPr>
-          <w:rPr>
-            <w:color w:val="0000EE"/>
-            <w:u w:val="single"/>
-          </w:rPr>
-          <w:t>1Ch 4.42–43</w:t>
-        </w:r>
-      </w:hyperlink>
+      <w:r>
+        <w:rPr>
+          <w:lang w:val="fr_FR" w:bidi="fr_FR"/>
+        </w:rPr>
+        <w:t>1Ch 4.42–43</w:t>
+      </w:r>
       <w:r>
         <w:rPr>
           <w:lang w:val="fr_FR" w:bidi="fr_FR"/>
         </w:rPr>
         <w:t>). Dans le livre d'Esther, Haman, descendant du roi Agag, est un témoin de leur hostilité jusqu'à leur fin (</w:t>
       </w:r>
-      <w:hyperlink r:id="rId100">
-        <w:r>
-          <w:rPr>
-            <w:lang w:val="fr_FR" w:bidi="fr_FR"/>
-          </w:rPr>
-          <w:rPr>
-            <w:color w:val="0000EE"/>
-            <w:u w:val="single"/>
-          </w:rPr>
-          <w:t>Est 3</w:t>
-        </w:r>
-      </w:hyperlink>
+      <w:r>
+        <w:rPr>
+          <w:lang w:val="fr_FR" w:bidi="fr_FR"/>
+        </w:rPr>
+        <w:t>Est 3</w:t>
+      </w:r>
       <w:r>
         <w:rPr>
           <w:lang w:val="fr_FR" w:bidi="fr_FR"/>
         </w:rPr>
         <w:t xml:space="preserve">; voir </w:t>
       </w:r>
-      <w:hyperlink r:id="rId94">
-        <w:r>
-          <w:rPr>
-            <w:lang w:val="fr_FR" w:bidi="fr_FR"/>
-          </w:rPr>
-          <w:rPr>
-            <w:color w:val="0000EE"/>
-            <w:u w:val="single"/>
-          </w:rPr>
-          <w:t>1S 15</w:t>
-        </w:r>
-      </w:hyperlink>
+      <w:r>
+        <w:rPr>
+          <w:lang w:val="fr_FR" w:bidi="fr_FR"/>
+        </w:rPr>
+        <w:t>1S 15</w:t>
+      </w:r>
       <w:r>
         <w:rPr>
           <w:lang w:val="fr_FR" w:bidi="fr_FR"/>
@@ -3104,18 +2510,12 @@
           <w:lang w:val="fr_FR" w:bidi="fr_FR"/>
         </w:rPr>
       </w:r>
-      <w:hyperlink r:id="rId101">
-        <w:r>
-          <w:rPr>
-            <w:lang w:val="fr_FR" w:bidi="fr_FR"/>
-          </w:rPr>
-          <w:rPr>
-            <w:color w:val="0000EE"/>
-            <w:u w:val="single"/>
-          </w:rPr>
-          <w:t>1S 30.1–31</w:t>
-        </w:r>
-      </w:hyperlink>
+      <w:r>
+        <w:rPr>
+          <w:lang w:val="fr_FR" w:bidi="fr_FR"/>
+        </w:rPr>
+        <w:t>1S 30.1–31</w:t>
+      </w:r>
       <w:r>
         <w:rPr>
           <w:lang w:val="fr_FR" w:bidi="fr_FR"/>
@@ -3237,18 +2637,12 @@
         </w:rPr>
         <w:t xml:space="preserve">Cyrus II a vaincu son grand-père, Astyage de Médie, en 549 av. J.‑C. Il établit Achmetha en Médie comme sa capitale et y installa ses archives (voir </w:t>
       </w:r>
-      <w:hyperlink r:id="rId102">
-        <w:r>
-          <w:rPr>
-            <w:lang w:val="fr_FR" w:bidi="fr_FR"/>
-          </w:rPr>
-          <w:rPr>
-            <w:color w:val="0000EE"/>
-            <w:u w:val="single"/>
-          </w:rPr>
-          <w:t>Esd 6.1–5</w:t>
-        </w:r>
-      </w:hyperlink>
+      <w:r>
+        <w:rPr>
+          <w:lang w:val="fr_FR" w:bidi="fr_FR"/>
+        </w:rPr>
+        <w:t>Esd 6.1–5</w:t>
+      </w:r>
       <w:r>
         <w:rPr>
           <w:lang w:val="fr_FR" w:bidi="fr_FR"/>
@@ -3269,18 +2663,12 @@
         </w:rPr>
         <w:t xml:space="preserve">Il fit preuve d'une grande bonté envers ses ennemis vaincus. Chef militaire habile, il envahit l'Asie Mineure, vainquit Crésus, le roi de Lydie, et prit le contrôle des cités grecques de la région. En 539 av. J.-C., il captura Babylone avec presque aucune résistance et permit aux exilés de retourner dans leur patrie pour reconstruire leur temple (voir </w:t>
       </w:r>
-      <w:hyperlink r:id="rId103">
-        <w:r>
-          <w:rPr>
-            <w:lang w:val="fr_FR" w:bidi="fr_FR"/>
-          </w:rPr>
-          <w:rPr>
-            <w:color w:val="0000EE"/>
-            <w:u w:val="single"/>
-          </w:rPr>
-          <w:t>Esd 1.1–4</w:t>
-        </w:r>
-      </w:hyperlink>
+      <w:r>
+        <w:rPr>
+          <w:lang w:val="fr_FR" w:bidi="fr_FR"/>
+        </w:rPr>
+        <w:t>Esd 1.1–4</w:t>
+      </w:r>
       <w:r>
         <w:rPr>
           <w:lang w:val="fr_FR" w:bidi="fr_FR"/>
@@ -3382,18 +2770,12 @@
         </w:rPr>
         <w:t xml:space="preserve">La première mention de la Perse dans l'histoire d'Israël apparaît dans </w:t>
       </w:r>
-      <w:hyperlink r:id="rId104">
-        <w:r>
-          <w:rPr>
-            <w:lang w:val="fr_FR" w:bidi="fr_FR"/>
-          </w:rPr>
-          <w:rPr>
-            <w:color w:val="0000EE"/>
-            <w:u w:val="single"/>
-          </w:rPr>
-          <w:t>Es 44.28–45.13</w:t>
-        </w:r>
-      </w:hyperlink>
+      <w:r>
+        <w:rPr>
+          <w:lang w:val="fr_FR" w:bidi="fr_FR"/>
+        </w:rPr>
+        <w:t>Es 44.28–45.13</w:t>
+      </w:r>
       <w:r>
         <w:rPr>
           <w:lang w:val="fr_FR" w:bidi="fr_FR"/>
@@ -3423,18 +2805,12 @@
           <w:lang w:val="fr_FR" w:bidi="fr_FR"/>
         </w:rPr>
       </w:r>
-      <w:hyperlink r:id="rId105">
-        <w:r>
-          <w:rPr>
-            <w:lang w:val="fr_FR" w:bidi="fr_FR"/>
-          </w:rPr>
-          <w:rPr>
-            <w:color w:val="0000EE"/>
-            <w:u w:val="single"/>
-          </w:rPr>
-          <w:t>Esd 4.5–7</w:t>
-        </w:r>
-      </w:hyperlink>
+      <w:r>
+        <w:rPr>
+          <w:lang w:val="fr_FR" w:bidi="fr_FR"/>
+        </w:rPr>
+        <w:t>Esd 4.5–7</w:t>
+      </w:r>
       <w:r>
         <w:rPr>
           <w:lang w:val="fr_FR" w:bidi="fr_FR"/>
@@ -3571,18 +2947,12 @@
         </w:rPr>
         <w:t xml:space="preserve">Bien qu'étant un petit groupe, les Pharisiens exerçaient une influence considérable en Israël (voir </w:t>
       </w:r>
-      <w:hyperlink r:id="rId106">
-        <w:r>
-          <w:rPr>
-            <w:lang w:val="fr_FR" w:bidi="fr_FR"/>
-          </w:rPr>
-          <w:rPr>
-            <w:color w:val="0000EE"/>
-            <w:u w:val="single"/>
-          </w:rPr>
-          <w:t>Mt 15.12–14</w:t>
-        </w:r>
-      </w:hyperlink>
+      <w:r>
+        <w:rPr>
+          <w:lang w:val="fr_FR" w:bidi="fr_FR"/>
+        </w:rPr>
+        <w:t>Mt 15.12–14</w:t>
+      </w:r>
       <w:r>
         <w:rPr>
           <w:lang w:val="fr_FR" w:bidi="fr_FR"/>
@@ -3637,18 +3007,12 @@
         </w:rPr>
         <w:t xml:space="preserve">Contrairement aux Sadducéens, les Pharisiens croyaient fermement à la résurrection des morts (voir </w:t>
       </w:r>
-      <w:hyperlink r:id="rId107">
-        <w:r>
-          <w:rPr>
-            <w:lang w:val="fr_FR" w:bidi="fr_FR"/>
-          </w:rPr>
-          <w:rPr>
-            <w:color w:val="0000EE"/>
-            <w:u w:val="single"/>
-          </w:rPr>
-          <w:t>Ac 23.6–8</w:t>
-        </w:r>
-      </w:hyperlink>
+      <w:r>
+        <w:rPr>
+          <w:lang w:val="fr_FR" w:bidi="fr_FR"/>
+        </w:rPr>
+        <w:t>Ac 23.6–8</w:t>
+      </w:r>
       <w:r>
         <w:rPr>
           <w:lang w:val="fr_FR" w:bidi="fr_FR"/>
@@ -3669,36 +3033,24 @@
         </w:rPr>
         <w:t xml:space="preserve">Les Pharisiens se heurtèrent fréquemment à Jésus. Ce dernier les accusait d'hypocrisie (c'est-à-dire de dire une chose tout en faisant une autre) et de privilégier les règles humaines au détriment des normes justes de Dieu. Il s'opposait à eux parce qu'ils éloignaient les gens du plan de rédemption divin. Bien qu'ils fussent les chefs religieux d'Israël, Jésus les critiquait sévèrement pour avoir déformé les enseignements de Dieu et ces pratiques (voir </w:t>
       </w:r>
-      <w:hyperlink r:id="rId108">
-        <w:r>
-          <w:rPr>
-            <w:lang w:val="fr_FR" w:bidi="fr_FR"/>
-          </w:rPr>
-          <w:rPr>
-            <w:color w:val="0000EE"/>
-            <w:u w:val="single"/>
-          </w:rPr>
-          <w:t>Mt 23</w:t>
-        </w:r>
-      </w:hyperlink>
+      <w:r>
+        <w:rPr>
+          <w:lang w:val="fr_FR" w:bidi="fr_FR"/>
+        </w:rPr>
+        <w:t>Mt 23</w:t>
+      </w:r>
       <w:r>
         <w:rPr>
           <w:lang w:val="fr_FR" w:bidi="fr_FR"/>
         </w:rPr>
         <w:t xml:space="preserve">). Ainsi, les Pharisiens s'opposèrent à Jésus et à son œuvre, principalement parce qu'il ignorait leurs traditions (voir, par exemple, </w:t>
       </w:r>
-      <w:hyperlink r:id="rId109">
-        <w:r>
-          <w:rPr>
-            <w:lang w:val="fr_FR" w:bidi="fr_FR"/>
-          </w:rPr>
-          <w:rPr>
-            <w:color w:val="0000EE"/>
-            <w:u w:val="single"/>
-          </w:rPr>
-          <w:t>Mt 15.1–20</w:t>
-        </w:r>
-      </w:hyperlink>
+      <w:r>
+        <w:rPr>
+          <w:lang w:val="fr_FR" w:bidi="fr_FR"/>
+        </w:rPr>
+        <w:t>Mt 15.1–20</w:t>
+      </w:r>
       <w:r>
         <w:rPr>
           <w:lang w:val="fr_FR" w:bidi="fr_FR"/>
@@ -3728,936 +3080,624 @@
           <w:lang w:val="fr_FR" w:bidi="fr_FR"/>
         </w:rPr>
       </w:r>
-      <w:hyperlink r:id="rId110">
-        <w:r>
-          <w:rPr>
-            <w:lang w:val="fr_FR" w:bidi="fr_FR"/>
-          </w:rPr>
-          <w:rPr>
-            <w:color w:val="0000EE"/>
-            <w:u w:val="single"/>
-          </w:rPr>
-          <w:t>Mt 3.7</w:t>
-        </w:r>
-      </w:hyperlink>
-      <w:r>
-        <w:rPr>
-          <w:lang w:val="fr_FR" w:bidi="fr_FR"/>
-        </w:rPr>
-        <w:t xml:space="preserve"> ; </w:t>
-      </w:r>
-      <w:hyperlink r:id="rId111">
-        <w:r>
-          <w:rPr>
-            <w:lang w:val="fr_FR" w:bidi="fr_FR"/>
-          </w:rPr>
-          <w:rPr>
-            <w:color w:val="0000EE"/>
-            <w:u w:val="single"/>
-          </w:rPr>
-          <w:t>5.20</w:t>
-        </w:r>
-      </w:hyperlink>
-      <w:r>
-        <w:rPr>
-          <w:lang w:val="fr_FR" w:bidi="fr_FR"/>
-        </w:rPr>
-        <w:t xml:space="preserve"> ; </w:t>
-      </w:r>
-      <w:hyperlink r:id="rId112">
-        <w:r>
-          <w:rPr>
-            <w:lang w:val="fr_FR" w:bidi="fr_FR"/>
-          </w:rPr>
-          <w:rPr>
-            <w:color w:val="0000EE"/>
-            <w:u w:val="single"/>
-          </w:rPr>
-          <w:t>9.10–14</w:t>
-        </w:r>
-      </w:hyperlink>
+      <w:r>
+        <w:rPr>
+          <w:lang w:val="fr_FR" w:bidi="fr_FR"/>
+        </w:rPr>
+        <w:t>Mt 3.7</w:t>
+      </w:r>
+      <w:r>
+        <w:rPr>
+          <w:lang w:val="fr_FR" w:bidi="fr_FR"/>
+        </w:rPr>
+        <w:t xml:space="preserve"> ; </w:t>
+      </w:r>
+      <w:r>
+        <w:rPr>
+          <w:lang w:val="fr_FR" w:bidi="fr_FR"/>
+        </w:rPr>
+        <w:t>5.20</w:t>
+      </w:r>
+      <w:r>
+        <w:rPr>
+          <w:lang w:val="fr_FR" w:bidi="fr_FR"/>
+        </w:rPr>
+        <w:t xml:space="preserve"> ; </w:t>
+      </w:r>
+      <w:r>
+        <w:rPr>
+          <w:lang w:val="fr_FR" w:bidi="fr_FR"/>
+        </w:rPr>
+        <w:t>9.10–14</w:t>
+      </w:r>
       <w:r>
         <w:rPr>
           <w:lang w:val="fr_FR" w:bidi="fr_FR"/>
         </w:rPr>
         <w:t xml:space="preserve">, </w:t>
       </w:r>
-      <w:hyperlink r:id="rId113">
-        <w:r>
-          <w:rPr>
-            <w:lang w:val="fr_FR" w:bidi="fr_FR"/>
-          </w:rPr>
-          <w:rPr>
-            <w:color w:val="0000EE"/>
-            <w:u w:val="single"/>
-          </w:rPr>
-          <w:t>34</w:t>
-        </w:r>
-      </w:hyperlink>
-      <w:r>
-        <w:rPr>
-          <w:lang w:val="fr_FR" w:bidi="fr_FR"/>
-        </w:rPr>
-        <w:t xml:space="preserve"> ; </w:t>
-      </w:r>
-      <w:hyperlink r:id="rId114">
-        <w:r>
-          <w:rPr>
-            <w:lang w:val="fr_FR" w:bidi="fr_FR"/>
-          </w:rPr>
-          <w:rPr>
-            <w:color w:val="0000EE"/>
-            <w:u w:val="single"/>
-          </w:rPr>
-          <w:t>12.1–14</w:t>
-        </w:r>
-      </w:hyperlink>
+      <w:r>
+        <w:rPr>
+          <w:lang w:val="fr_FR" w:bidi="fr_FR"/>
+        </w:rPr>
+        <w:t>34</w:t>
+      </w:r>
+      <w:r>
+        <w:rPr>
+          <w:lang w:val="fr_FR" w:bidi="fr_FR"/>
+        </w:rPr>
+        <w:t xml:space="preserve"> ; </w:t>
+      </w:r>
+      <w:r>
+        <w:rPr>
+          <w:lang w:val="fr_FR" w:bidi="fr_FR"/>
+        </w:rPr>
+        <w:t>12.1–14</w:t>
+      </w:r>
       <w:r>
         <w:rPr>
           <w:lang w:val="fr_FR" w:bidi="fr_FR"/>
         </w:rPr>
         <w:t xml:space="preserve">, </w:t>
       </w:r>
-      <w:hyperlink r:id="rId115">
-        <w:r>
-          <w:rPr>
-            <w:lang w:val="fr_FR" w:bidi="fr_FR"/>
-          </w:rPr>
-          <w:rPr>
-            <w:color w:val="0000EE"/>
-            <w:u w:val="single"/>
-          </w:rPr>
-          <w:t>22–24</w:t>
-        </w:r>
-      </w:hyperlink>
+      <w:r>
+        <w:rPr>
+          <w:lang w:val="fr_FR" w:bidi="fr_FR"/>
+        </w:rPr>
+        <w:t>22–24</w:t>
+      </w:r>
       <w:r>
         <w:rPr>
           <w:lang w:val="fr_FR" w:bidi="fr_FR"/>
         </w:rPr>
         <w:t xml:space="preserve">, </w:t>
       </w:r>
-      <w:hyperlink r:id="rId116">
-        <w:r>
-          <w:rPr>
-            <w:lang w:val="fr_FR" w:bidi="fr_FR"/>
-          </w:rPr>
-          <w:rPr>
-            <w:color w:val="0000EE"/>
-            <w:u w:val="single"/>
-          </w:rPr>
-          <w:t>38–40</w:t>
-        </w:r>
-      </w:hyperlink>
-      <w:r>
-        <w:rPr>
-          <w:lang w:val="fr_FR" w:bidi="fr_FR"/>
-        </w:rPr>
-        <w:t xml:space="preserve"> ; </w:t>
-      </w:r>
-      <w:hyperlink r:id="rId117">
-        <w:r>
-          <w:rPr>
-            <w:lang w:val="fr_FR" w:bidi="fr_FR"/>
-          </w:rPr>
-          <w:rPr>
-            <w:color w:val="0000EE"/>
-            <w:u w:val="single"/>
-          </w:rPr>
-          <w:t>15.1–14</w:t>
-        </w:r>
-      </w:hyperlink>
-      <w:r>
-        <w:rPr>
-          <w:lang w:val="fr_FR" w:bidi="fr_FR"/>
-        </w:rPr>
-        <w:t xml:space="preserve"> ; </w:t>
-      </w:r>
-      <w:hyperlink r:id="rId118">
-        <w:r>
-          <w:rPr>
-            <w:lang w:val="fr_FR" w:bidi="fr_FR"/>
-          </w:rPr>
-          <w:rPr>
-            <w:color w:val="0000EE"/>
-            <w:u w:val="single"/>
-          </w:rPr>
-          <w:t>16.1–12</w:t>
-        </w:r>
-      </w:hyperlink>
-      <w:r>
-        <w:rPr>
-          <w:lang w:val="fr_FR" w:bidi="fr_FR"/>
-        </w:rPr>
-        <w:t xml:space="preserve"> ; </w:t>
-      </w:r>
-      <w:hyperlink r:id="rId119">
-        <w:r>
-          <w:rPr>
-            <w:lang w:val="fr_FR" w:bidi="fr_FR"/>
-          </w:rPr>
-          <w:rPr>
-            <w:color w:val="0000EE"/>
-            <w:u w:val="single"/>
-          </w:rPr>
-          <w:t>19.3</w:t>
-        </w:r>
-      </w:hyperlink>
-      <w:r>
-        <w:rPr>
-          <w:lang w:val="fr_FR" w:bidi="fr_FR"/>
-        </w:rPr>
-        <w:t xml:space="preserve"> ; </w:t>
-      </w:r>
-      <w:hyperlink r:id="rId120">
-        <w:r>
-          <w:rPr>
-            <w:lang w:val="fr_FR" w:bidi="fr_FR"/>
-          </w:rPr>
-          <w:rPr>
-            <w:color w:val="0000EE"/>
-            <w:u w:val="single"/>
-          </w:rPr>
-          <w:t>21.45</w:t>
-        </w:r>
-      </w:hyperlink>
-      <w:r>
-        <w:rPr>
-          <w:lang w:val="fr_FR" w:bidi="fr_FR"/>
-        </w:rPr>
-        <w:t xml:space="preserve"> ; </w:t>
-      </w:r>
-      <w:hyperlink r:id="rId121">
-        <w:r>
-          <w:rPr>
-            <w:lang w:val="fr_FR" w:bidi="fr_FR"/>
-          </w:rPr>
-          <w:rPr>
-            <w:color w:val="0000EE"/>
-            <w:u w:val="single"/>
-          </w:rPr>
-          <w:t>22.15</w:t>
-        </w:r>
-      </w:hyperlink>
+      <w:r>
+        <w:rPr>
+          <w:lang w:val="fr_FR" w:bidi="fr_FR"/>
+        </w:rPr>
+        <w:t>38–40</w:t>
+      </w:r>
+      <w:r>
+        <w:rPr>
+          <w:lang w:val="fr_FR" w:bidi="fr_FR"/>
+        </w:rPr>
+        <w:t xml:space="preserve"> ; </w:t>
+      </w:r>
+      <w:r>
+        <w:rPr>
+          <w:lang w:val="fr_FR" w:bidi="fr_FR"/>
+        </w:rPr>
+        <w:t>15.1–14</w:t>
+      </w:r>
+      <w:r>
+        <w:rPr>
+          <w:lang w:val="fr_FR" w:bidi="fr_FR"/>
+        </w:rPr>
+        <w:t xml:space="preserve"> ; </w:t>
+      </w:r>
+      <w:r>
+        <w:rPr>
+          <w:lang w:val="fr_FR" w:bidi="fr_FR"/>
+        </w:rPr>
+        <w:t>16.1–12</w:t>
+      </w:r>
+      <w:r>
+        <w:rPr>
+          <w:lang w:val="fr_FR" w:bidi="fr_FR"/>
+        </w:rPr>
+        <w:t xml:space="preserve"> ; </w:t>
+      </w:r>
+      <w:r>
+        <w:rPr>
+          <w:lang w:val="fr_FR" w:bidi="fr_FR"/>
+        </w:rPr>
+        <w:t>19.3</w:t>
+      </w:r>
+      <w:r>
+        <w:rPr>
+          <w:lang w:val="fr_FR" w:bidi="fr_FR"/>
+        </w:rPr>
+        <w:t xml:space="preserve"> ; </w:t>
+      </w:r>
+      <w:r>
+        <w:rPr>
+          <w:lang w:val="fr_FR" w:bidi="fr_FR"/>
+        </w:rPr>
+        <w:t>21.45</w:t>
+      </w:r>
+      <w:r>
+        <w:rPr>
+          <w:lang w:val="fr_FR" w:bidi="fr_FR"/>
+        </w:rPr>
+        <w:t xml:space="preserve"> ; </w:t>
+      </w:r>
+      <w:r>
+        <w:rPr>
+          <w:lang w:val="fr_FR" w:bidi="fr_FR"/>
+        </w:rPr>
+        <w:t>22.15</w:t>
+      </w:r>
       <w:r>
         <w:rPr>
           <w:lang w:val="fr_FR" w:bidi="fr_FR"/>
         </w:rPr>
         <w:t xml:space="preserve">, </w:t>
       </w:r>
-      <w:hyperlink r:id="rId122">
-        <w:r>
-          <w:rPr>
-            <w:lang w:val="fr_FR" w:bidi="fr_FR"/>
-          </w:rPr>
-          <w:rPr>
-            <w:color w:val="0000EE"/>
-            <w:u w:val="single"/>
-          </w:rPr>
-          <w:t>34</w:t>
-        </w:r>
-      </w:hyperlink>
-      <w:r>
-        <w:rPr>
-          <w:lang w:val="fr_FR" w:bidi="fr_FR"/>
-        </w:rPr>
-        <w:t xml:space="preserve"> ; </w:t>
-      </w:r>
-      <w:hyperlink r:id="rId123">
-        <w:r>
-          <w:rPr>
-            <w:lang w:val="fr_FR" w:bidi="fr_FR"/>
-          </w:rPr>
-          <w:rPr>
-            <w:color w:val="0000EE"/>
-            <w:u w:val="single"/>
-          </w:rPr>
-          <w:t>23.1–7</w:t>
-        </w:r>
-      </w:hyperlink>
+      <w:r>
+        <w:rPr>
+          <w:lang w:val="fr_FR" w:bidi="fr_FR"/>
+        </w:rPr>
+        <w:t>34</w:t>
+      </w:r>
+      <w:r>
+        <w:rPr>
+          <w:lang w:val="fr_FR" w:bidi="fr_FR"/>
+        </w:rPr>
+        <w:t xml:space="preserve"> ; </w:t>
+      </w:r>
+      <w:r>
+        <w:rPr>
+          <w:lang w:val="fr_FR" w:bidi="fr_FR"/>
+        </w:rPr>
+        <w:t>23.1–7</w:t>
+      </w:r>
       <w:r>
         <w:rPr>
           <w:lang w:val="fr_FR" w:bidi="fr_FR"/>
         </w:rPr>
         <w:t xml:space="preserve">, </w:t>
       </w:r>
-      <w:hyperlink r:id="rId124">
-        <w:r>
-          <w:rPr>
-            <w:lang w:val="fr_FR" w:bidi="fr_FR"/>
-          </w:rPr>
-          <w:rPr>
-            <w:color w:val="0000EE"/>
-            <w:u w:val="single"/>
-          </w:rPr>
-          <w:t>13–31</w:t>
-        </w:r>
-      </w:hyperlink>
-      <w:r>
-        <w:rPr>
-          <w:lang w:val="fr_FR" w:bidi="fr_FR"/>
-        </w:rPr>
-        <w:t xml:space="preserve"> ; </w:t>
-      </w:r>
-      <w:hyperlink r:id="rId125">
-        <w:r>
-          <w:rPr>
-            <w:lang w:val="fr_FR" w:bidi="fr_FR"/>
-          </w:rPr>
-          <w:rPr>
-            <w:color w:val="0000EE"/>
-            <w:u w:val="single"/>
-          </w:rPr>
-          <w:t>27.62–64</w:t>
-        </w:r>
-      </w:hyperlink>
-      <w:r>
-        <w:rPr>
-          <w:lang w:val="fr_FR" w:bidi="fr_FR"/>
-        </w:rPr>
-        <w:t xml:space="preserve"> ; </w:t>
-      </w:r>
-      <w:hyperlink r:id="rId126">
-        <w:r>
-          <w:rPr>
-            <w:lang w:val="fr_FR" w:bidi="fr_FR"/>
-          </w:rPr>
-          <w:rPr>
-            <w:color w:val="0000EE"/>
-            <w:u w:val="single"/>
-          </w:rPr>
-          <w:t>Mc 2.23–25</w:t>
-        </w:r>
-      </w:hyperlink>
-      <w:r>
-        <w:rPr>
-          <w:lang w:val="fr_FR" w:bidi="fr_FR"/>
-        </w:rPr>
-        <w:t xml:space="preserve"> ; </w:t>
-      </w:r>
-      <w:hyperlink r:id="rId127">
-        <w:r>
-          <w:rPr>
-            <w:lang w:val="fr_FR" w:bidi="fr_FR"/>
-          </w:rPr>
-          <w:rPr>
-            <w:color w:val="0000EE"/>
-            <w:u w:val="single"/>
-          </w:rPr>
-          <w:t>3.1–6</w:t>
-        </w:r>
-      </w:hyperlink>
-      <w:r>
-        <w:rPr>
-          <w:lang w:val="fr_FR" w:bidi="fr_FR"/>
-        </w:rPr>
-        <w:t xml:space="preserve"> ; </w:t>
-      </w:r>
-      <w:hyperlink r:id="rId128">
-        <w:r>
-          <w:rPr>
-            <w:lang w:val="fr_FR" w:bidi="fr_FR"/>
-          </w:rPr>
-          <w:rPr>
-            <w:color w:val="0000EE"/>
-            <w:u w:val="single"/>
-          </w:rPr>
-          <w:t>7.1–13</w:t>
-        </w:r>
-      </w:hyperlink>
-      <w:r>
-        <w:rPr>
-          <w:lang w:val="fr_FR" w:bidi="fr_FR"/>
-        </w:rPr>
-        <w:t xml:space="preserve"> ; </w:t>
-      </w:r>
-      <w:hyperlink r:id="rId129">
-        <w:r>
-          <w:rPr>
-            <w:lang w:val="fr_FR" w:bidi="fr_FR"/>
-          </w:rPr>
-          <w:rPr>
-            <w:color w:val="0000EE"/>
-            <w:u w:val="single"/>
-          </w:rPr>
-          <w:t>8.11–12</w:t>
-        </w:r>
-      </w:hyperlink>
-      <w:r>
-        <w:rPr>
-          <w:lang w:val="fr_FR" w:bidi="fr_FR"/>
-        </w:rPr>
-        <w:t xml:space="preserve"> ; </w:t>
-      </w:r>
-      <w:hyperlink r:id="rId130">
-        <w:r>
-          <w:rPr>
-            <w:lang w:val="fr_FR" w:bidi="fr_FR"/>
-          </w:rPr>
-          <w:rPr>
-            <w:color w:val="0000EE"/>
-            <w:u w:val="single"/>
-          </w:rPr>
-          <w:t>12.13–17</w:t>
-        </w:r>
-      </w:hyperlink>
-      <w:r>
-        <w:rPr>
-          <w:lang w:val="fr_FR" w:bidi="fr_FR"/>
-        </w:rPr>
-        <w:t xml:space="preserve"> ; </w:t>
-      </w:r>
-      <w:hyperlink r:id="rId131">
-        <w:r>
-          <w:rPr>
-            <w:lang w:val="fr_FR" w:bidi="fr_FR"/>
-          </w:rPr>
-          <w:rPr>
-            <w:color w:val="0000EE"/>
-            <w:u w:val="single"/>
-          </w:rPr>
-          <w:t>Lc 5.17–21</w:t>
-        </w:r>
-      </w:hyperlink>
+      <w:r>
+        <w:rPr>
+          <w:lang w:val="fr_FR" w:bidi="fr_FR"/>
+        </w:rPr>
+        <w:t>13–31</w:t>
+      </w:r>
+      <w:r>
+        <w:rPr>
+          <w:lang w:val="fr_FR" w:bidi="fr_FR"/>
+        </w:rPr>
+        <w:t xml:space="preserve"> ; </w:t>
+      </w:r>
+      <w:r>
+        <w:rPr>
+          <w:lang w:val="fr_FR" w:bidi="fr_FR"/>
+        </w:rPr>
+        <w:t>27.62–64</w:t>
+      </w:r>
+      <w:r>
+        <w:rPr>
+          <w:lang w:val="fr_FR" w:bidi="fr_FR"/>
+        </w:rPr>
+        <w:t xml:space="preserve"> ; </w:t>
+      </w:r>
+      <w:r>
+        <w:rPr>
+          <w:lang w:val="fr_FR" w:bidi="fr_FR"/>
+        </w:rPr>
+        <w:t>Mc 2.23–25</w:t>
+      </w:r>
+      <w:r>
+        <w:rPr>
+          <w:lang w:val="fr_FR" w:bidi="fr_FR"/>
+        </w:rPr>
+        <w:t xml:space="preserve"> ; </w:t>
+      </w:r>
+      <w:r>
+        <w:rPr>
+          <w:lang w:val="fr_FR" w:bidi="fr_FR"/>
+        </w:rPr>
+        <w:t>3.1–6</w:t>
+      </w:r>
+      <w:r>
+        <w:rPr>
+          <w:lang w:val="fr_FR" w:bidi="fr_FR"/>
+        </w:rPr>
+        <w:t xml:space="preserve"> ; </w:t>
+      </w:r>
+      <w:r>
+        <w:rPr>
+          <w:lang w:val="fr_FR" w:bidi="fr_FR"/>
+        </w:rPr>
+        <w:t>7.1–13</w:t>
+      </w:r>
+      <w:r>
+        <w:rPr>
+          <w:lang w:val="fr_FR" w:bidi="fr_FR"/>
+        </w:rPr>
+        <w:t xml:space="preserve"> ; </w:t>
+      </w:r>
+      <w:r>
+        <w:rPr>
+          <w:lang w:val="fr_FR" w:bidi="fr_FR"/>
+        </w:rPr>
+        <w:t>8.11–12</w:t>
+      </w:r>
+      <w:r>
+        <w:rPr>
+          <w:lang w:val="fr_FR" w:bidi="fr_FR"/>
+        </w:rPr>
+        <w:t xml:space="preserve"> ; </w:t>
+      </w:r>
+      <w:r>
+        <w:rPr>
+          <w:lang w:val="fr_FR" w:bidi="fr_FR"/>
+        </w:rPr>
+        <w:t>12.13–17</w:t>
+      </w:r>
+      <w:r>
+        <w:rPr>
+          <w:lang w:val="fr_FR" w:bidi="fr_FR"/>
+        </w:rPr>
+        <w:t xml:space="preserve"> ; </w:t>
+      </w:r>
+      <w:r>
+        <w:rPr>
+          <w:lang w:val="fr_FR" w:bidi="fr_FR"/>
+        </w:rPr>
+        <w:t>Lc 5.17–21</w:t>
+      </w:r>
       <w:r>
         <w:rPr>
           <w:lang w:val="fr_FR" w:bidi="fr_FR"/>
         </w:rPr>
         <w:t xml:space="preserve">, </w:t>
       </w:r>
-      <w:hyperlink r:id="rId132">
-        <w:r>
-          <w:rPr>
-            <w:lang w:val="fr_FR" w:bidi="fr_FR"/>
-          </w:rPr>
-          <w:rPr>
-            <w:color w:val="0000EE"/>
-            <w:u w:val="single"/>
-          </w:rPr>
-          <w:t>29–32</w:t>
-        </w:r>
-      </w:hyperlink>
-      <w:r>
-        <w:rPr>
-          <w:lang w:val="fr_FR" w:bidi="fr_FR"/>
-        </w:rPr>
-        <w:t xml:space="preserve"> ; </w:t>
-      </w:r>
-      <w:hyperlink r:id="rId133">
-        <w:r>
-          <w:rPr>
-            <w:lang w:val="fr_FR" w:bidi="fr_FR"/>
-          </w:rPr>
-          <w:rPr>
-            <w:color w:val="0000EE"/>
-            <w:u w:val="single"/>
-          </w:rPr>
-          <w:t>6.6–11</w:t>
-        </w:r>
-      </w:hyperlink>
-      <w:r>
-        <w:rPr>
-          <w:lang w:val="fr_FR" w:bidi="fr_FR"/>
-        </w:rPr>
-        <w:t xml:space="preserve"> ; </w:t>
-      </w:r>
-      <w:hyperlink r:id="rId134">
-        <w:r>
-          <w:rPr>
-            <w:lang w:val="fr_FR" w:bidi="fr_FR"/>
-          </w:rPr>
-          <w:rPr>
-            <w:color w:val="0000EE"/>
-            <w:u w:val="single"/>
-          </w:rPr>
-          <w:t>7.28–30</w:t>
-        </w:r>
-      </w:hyperlink>
+      <w:r>
+        <w:rPr>
+          <w:lang w:val="fr_FR" w:bidi="fr_FR"/>
+        </w:rPr>
+        <w:t>29–32</w:t>
+      </w:r>
+      <w:r>
+        <w:rPr>
+          <w:lang w:val="fr_FR" w:bidi="fr_FR"/>
+        </w:rPr>
+        <w:t xml:space="preserve"> ; </w:t>
+      </w:r>
+      <w:r>
+        <w:rPr>
+          <w:lang w:val="fr_FR" w:bidi="fr_FR"/>
+        </w:rPr>
+        <w:t>6.6–11</w:t>
+      </w:r>
+      <w:r>
+        <w:rPr>
+          <w:lang w:val="fr_FR" w:bidi="fr_FR"/>
+        </w:rPr>
+        <w:t xml:space="preserve"> ; </w:t>
+      </w:r>
+      <w:r>
+        <w:rPr>
+          <w:lang w:val="fr_FR" w:bidi="fr_FR"/>
+        </w:rPr>
+        <w:t>7.28–30</w:t>
+      </w:r>
       <w:r>
         <w:rPr>
           <w:lang w:val="fr_FR" w:bidi="fr_FR"/>
         </w:rPr>
         <w:t xml:space="preserve">, </w:t>
       </w:r>
-      <w:hyperlink r:id="rId135">
-        <w:r>
-          <w:rPr>
-            <w:lang w:val="fr_FR" w:bidi="fr_FR"/>
-          </w:rPr>
-          <w:rPr>
-            <w:color w:val="0000EE"/>
-            <w:u w:val="single"/>
-          </w:rPr>
-          <w:t>36–49</w:t>
-        </w:r>
-      </w:hyperlink>
-      <w:r>
-        <w:rPr>
-          <w:lang w:val="fr_FR" w:bidi="fr_FR"/>
-        </w:rPr>
-        <w:t xml:space="preserve"> ; </w:t>
-      </w:r>
-      <w:hyperlink r:id="rId136">
-        <w:r>
-          <w:rPr>
-            <w:lang w:val="fr_FR" w:bidi="fr_FR"/>
-          </w:rPr>
-          <w:rPr>
-            <w:color w:val="0000EE"/>
-            <w:u w:val="single"/>
-          </w:rPr>
-          <w:t>11.37–54</w:t>
-        </w:r>
-      </w:hyperlink>
-      <w:r>
-        <w:rPr>
-          <w:lang w:val="fr_FR" w:bidi="fr_FR"/>
-        </w:rPr>
-        <w:t xml:space="preserve"> ; </w:t>
-      </w:r>
-      <w:hyperlink r:id="rId137">
-        <w:r>
-          <w:rPr>
-            <w:lang w:val="fr_FR" w:bidi="fr_FR"/>
-          </w:rPr>
-          <w:rPr>
-            <w:color w:val="0000EE"/>
-            <w:u w:val="single"/>
-          </w:rPr>
-          <w:t>12.1–3</w:t>
-        </w:r>
-      </w:hyperlink>
-      <w:r>
-        <w:rPr>
-          <w:lang w:val="fr_FR" w:bidi="fr_FR"/>
-        </w:rPr>
-        <w:t xml:space="preserve"> ; </w:t>
-      </w:r>
-      <w:hyperlink r:id="rId138">
-        <w:r>
-          <w:rPr>
-            <w:lang w:val="fr_FR" w:bidi="fr_FR"/>
-          </w:rPr>
-          <w:rPr>
-            <w:color w:val="0000EE"/>
-            <w:u w:val="single"/>
-          </w:rPr>
-          <w:t>13.31</w:t>
-        </w:r>
-      </w:hyperlink>
-      <w:r>
-        <w:rPr>
-          <w:lang w:val="fr_FR" w:bidi="fr_FR"/>
-        </w:rPr>
-        <w:t xml:space="preserve"> ; </w:t>
-      </w:r>
-      <w:hyperlink r:id="rId139">
-        <w:r>
-          <w:rPr>
-            <w:lang w:val="fr_FR" w:bidi="fr_FR"/>
-          </w:rPr>
-          <w:rPr>
-            <w:color w:val="0000EE"/>
-            <w:u w:val="single"/>
-          </w:rPr>
-          <w:t>14.1–6</w:t>
-        </w:r>
-      </w:hyperlink>
-      <w:r>
-        <w:rPr>
-          <w:lang w:val="fr_FR" w:bidi="fr_FR"/>
-        </w:rPr>
-        <w:t xml:space="preserve"> ; </w:t>
-      </w:r>
-      <w:hyperlink r:id="rId140">
-        <w:r>
-          <w:rPr>
-            <w:lang w:val="fr_FR" w:bidi="fr_FR"/>
-          </w:rPr>
-          <w:rPr>
-            <w:color w:val="0000EE"/>
-            <w:u w:val="single"/>
-          </w:rPr>
-          <w:t>15.1–2</w:t>
-        </w:r>
-      </w:hyperlink>
-      <w:r>
-        <w:rPr>
-          <w:lang w:val="fr_FR" w:bidi="fr_FR"/>
-        </w:rPr>
-        <w:t xml:space="preserve"> ; </w:t>
-      </w:r>
-      <w:hyperlink r:id="rId141">
-        <w:r>
-          <w:rPr>
-            <w:lang w:val="fr_FR" w:bidi="fr_FR"/>
-          </w:rPr>
-          <w:rPr>
-            <w:color w:val="0000EE"/>
-            <w:u w:val="single"/>
-          </w:rPr>
-          <w:t>16.13–15</w:t>
-        </w:r>
-      </w:hyperlink>
-      <w:r>
-        <w:rPr>
-          <w:lang w:val="fr_FR" w:bidi="fr_FR"/>
-        </w:rPr>
-        <w:t xml:space="preserve"> ; </w:t>
-      </w:r>
-      <w:hyperlink r:id="rId142">
-        <w:r>
-          <w:rPr>
-            <w:lang w:val="fr_FR" w:bidi="fr_FR"/>
-          </w:rPr>
-          <w:rPr>
-            <w:color w:val="0000EE"/>
-            <w:u w:val="single"/>
-          </w:rPr>
-          <w:t>17.20–21</w:t>
-        </w:r>
-      </w:hyperlink>
-      <w:r>
-        <w:rPr>
-          <w:lang w:val="fr_FR" w:bidi="fr_FR"/>
-        </w:rPr>
-        <w:t xml:space="preserve"> ; </w:t>
-      </w:r>
-      <w:hyperlink r:id="rId143">
-        <w:r>
-          <w:rPr>
-            <w:lang w:val="fr_FR" w:bidi="fr_FR"/>
-          </w:rPr>
-          <w:rPr>
-            <w:color w:val="0000EE"/>
-            <w:u w:val="single"/>
-          </w:rPr>
-          <w:t>18.9–14</w:t>
-        </w:r>
-      </w:hyperlink>
-      <w:r>
-        <w:rPr>
-          <w:lang w:val="fr_FR" w:bidi="fr_FR"/>
-        </w:rPr>
-        <w:t xml:space="preserve"> ; </w:t>
-      </w:r>
-      <w:hyperlink r:id="rId144">
-        <w:r>
-          <w:rPr>
-            <w:lang w:val="fr_FR" w:bidi="fr_FR"/>
-          </w:rPr>
-          <w:rPr>
-            <w:color w:val="0000EE"/>
-            <w:u w:val="single"/>
-          </w:rPr>
-          <w:t>19.38–40</w:t>
-        </w:r>
-      </w:hyperlink>
-      <w:r>
-        <w:rPr>
-          <w:lang w:val="fr_FR" w:bidi="fr_FR"/>
-        </w:rPr>
-        <w:t xml:space="preserve"> ; </w:t>
-      </w:r>
-      <w:hyperlink r:id="rId145">
-        <w:r>
-          <w:rPr>
-            <w:lang w:val="fr_FR" w:bidi="fr_FR"/>
-          </w:rPr>
-          <w:rPr>
-            <w:color w:val="0000EE"/>
-            <w:u w:val="single"/>
-          </w:rPr>
-          <w:t>Jn 1.24–25</w:t>
-        </w:r>
-      </w:hyperlink>
-      <w:r>
-        <w:rPr>
-          <w:lang w:val="fr_FR" w:bidi="fr_FR"/>
-        </w:rPr>
-        <w:t xml:space="preserve"> ; </w:t>
-      </w:r>
-      <w:hyperlink r:id="rId146">
-        <w:r>
-          <w:rPr>
-            <w:lang w:val="fr_FR" w:bidi="fr_FR"/>
-          </w:rPr>
-          <w:rPr>
-            <w:color w:val="0000EE"/>
-            <w:u w:val="single"/>
-          </w:rPr>
-          <w:t>3.1</w:t>
-        </w:r>
-      </w:hyperlink>
-      <w:r>
-        <w:rPr>
-          <w:lang w:val="fr_FR" w:bidi="fr_FR"/>
-        </w:rPr>
-        <w:t xml:space="preserve"> ; </w:t>
-      </w:r>
-      <w:hyperlink r:id="rId147">
-        <w:r>
-          <w:rPr>
-            <w:lang w:val="fr_FR" w:bidi="fr_FR"/>
-          </w:rPr>
-          <w:rPr>
-            <w:color w:val="0000EE"/>
-            <w:u w:val="single"/>
-          </w:rPr>
-          <w:t>7.31–32</w:t>
-        </w:r>
-      </w:hyperlink>
+      <w:r>
+        <w:rPr>
+          <w:lang w:val="fr_FR" w:bidi="fr_FR"/>
+        </w:rPr>
+        <w:t>36–49</w:t>
+      </w:r>
+      <w:r>
+        <w:rPr>
+          <w:lang w:val="fr_FR" w:bidi="fr_FR"/>
+        </w:rPr>
+        <w:t xml:space="preserve"> ; </w:t>
+      </w:r>
+      <w:r>
+        <w:rPr>
+          <w:lang w:val="fr_FR" w:bidi="fr_FR"/>
+        </w:rPr>
+        <w:t>11.37–54</w:t>
+      </w:r>
+      <w:r>
+        <w:rPr>
+          <w:lang w:val="fr_FR" w:bidi="fr_FR"/>
+        </w:rPr>
+        <w:t xml:space="preserve"> ; </w:t>
+      </w:r>
+      <w:r>
+        <w:rPr>
+          <w:lang w:val="fr_FR" w:bidi="fr_FR"/>
+        </w:rPr>
+        <w:t>12.1–3</w:t>
+      </w:r>
+      <w:r>
+        <w:rPr>
+          <w:lang w:val="fr_FR" w:bidi="fr_FR"/>
+        </w:rPr>
+        <w:t xml:space="preserve"> ; </w:t>
+      </w:r>
+      <w:r>
+        <w:rPr>
+          <w:lang w:val="fr_FR" w:bidi="fr_FR"/>
+        </w:rPr>
+        <w:t>13.31</w:t>
+      </w:r>
+      <w:r>
+        <w:rPr>
+          <w:lang w:val="fr_FR" w:bidi="fr_FR"/>
+        </w:rPr>
+        <w:t xml:space="preserve"> ; </w:t>
+      </w:r>
+      <w:r>
+        <w:rPr>
+          <w:lang w:val="fr_FR" w:bidi="fr_FR"/>
+        </w:rPr>
+        <w:t>14.1–6</w:t>
+      </w:r>
+      <w:r>
+        <w:rPr>
+          <w:lang w:val="fr_FR" w:bidi="fr_FR"/>
+        </w:rPr>
+        <w:t xml:space="preserve"> ; </w:t>
+      </w:r>
+      <w:r>
+        <w:rPr>
+          <w:lang w:val="fr_FR" w:bidi="fr_FR"/>
+        </w:rPr>
+        <w:t>15.1–2</w:t>
+      </w:r>
+      <w:r>
+        <w:rPr>
+          <w:lang w:val="fr_FR" w:bidi="fr_FR"/>
+        </w:rPr>
+        <w:t xml:space="preserve"> ; </w:t>
+      </w:r>
+      <w:r>
+        <w:rPr>
+          <w:lang w:val="fr_FR" w:bidi="fr_FR"/>
+        </w:rPr>
+        <w:t>16.13–15</w:t>
+      </w:r>
+      <w:r>
+        <w:rPr>
+          <w:lang w:val="fr_FR" w:bidi="fr_FR"/>
+        </w:rPr>
+        <w:t xml:space="preserve"> ; </w:t>
+      </w:r>
+      <w:r>
+        <w:rPr>
+          <w:lang w:val="fr_FR" w:bidi="fr_FR"/>
+        </w:rPr>
+        <w:t>17.20–21</w:t>
+      </w:r>
+      <w:r>
+        <w:rPr>
+          <w:lang w:val="fr_FR" w:bidi="fr_FR"/>
+        </w:rPr>
+        <w:t xml:space="preserve"> ; </w:t>
+      </w:r>
+      <w:r>
+        <w:rPr>
+          <w:lang w:val="fr_FR" w:bidi="fr_FR"/>
+        </w:rPr>
+        <w:t>18.9–14</w:t>
+      </w:r>
+      <w:r>
+        <w:rPr>
+          <w:lang w:val="fr_FR" w:bidi="fr_FR"/>
+        </w:rPr>
+        <w:t xml:space="preserve"> ; </w:t>
+      </w:r>
+      <w:r>
+        <w:rPr>
+          <w:lang w:val="fr_FR" w:bidi="fr_FR"/>
+        </w:rPr>
+        <w:t>19.38–40</w:t>
+      </w:r>
+      <w:r>
+        <w:rPr>
+          <w:lang w:val="fr_FR" w:bidi="fr_FR"/>
+        </w:rPr>
+        <w:t xml:space="preserve"> ; </w:t>
+      </w:r>
+      <w:r>
+        <w:rPr>
+          <w:lang w:val="fr_FR" w:bidi="fr_FR"/>
+        </w:rPr>
+        <w:t>Jn 1.24–25</w:t>
+      </w:r>
+      <w:r>
+        <w:rPr>
+          <w:lang w:val="fr_FR" w:bidi="fr_FR"/>
+        </w:rPr>
+        <w:t xml:space="preserve"> ; </w:t>
+      </w:r>
+      <w:r>
+        <w:rPr>
+          <w:lang w:val="fr_FR" w:bidi="fr_FR"/>
+        </w:rPr>
+        <w:t>3.1</w:t>
+      </w:r>
+      <w:r>
+        <w:rPr>
+          <w:lang w:val="fr_FR" w:bidi="fr_FR"/>
+        </w:rPr>
+        <w:t xml:space="preserve"> ; </w:t>
+      </w:r>
+      <w:r>
+        <w:rPr>
+          <w:lang w:val="fr_FR" w:bidi="fr_FR"/>
+        </w:rPr>
+        <w:t>7.31–32</w:t>
+      </w:r>
       <w:r>
         <w:rPr>
           <w:lang w:val="fr_FR" w:bidi="fr_FR"/>
         </w:rPr>
         <w:t xml:space="preserve">, </w:t>
       </w:r>
-      <w:hyperlink r:id="rId148">
-        <w:r>
-          <w:rPr>
-            <w:lang w:val="fr_FR" w:bidi="fr_FR"/>
-          </w:rPr>
-          <w:rPr>
-            <w:color w:val="0000EE"/>
-            <w:u w:val="single"/>
-          </w:rPr>
-          <w:t>45–52</w:t>
-        </w:r>
-      </w:hyperlink>
-      <w:r>
-        <w:rPr>
-          <w:lang w:val="fr_FR" w:bidi="fr_FR"/>
-        </w:rPr>
-        <w:t xml:space="preserve"> ; </w:t>
-      </w:r>
-      <w:hyperlink r:id="rId149">
-        <w:r>
-          <w:rPr>
-            <w:lang w:val="fr_FR" w:bidi="fr_FR"/>
-          </w:rPr>
-          <w:rPr>
-            <w:color w:val="0000EE"/>
-            <w:u w:val="single"/>
-          </w:rPr>
-          <w:t>8.3–10</w:t>
-        </w:r>
-      </w:hyperlink>
+      <w:r>
+        <w:rPr>
+          <w:lang w:val="fr_FR" w:bidi="fr_FR"/>
+        </w:rPr>
+        <w:t>45–52</w:t>
+      </w:r>
+      <w:r>
+        <w:rPr>
+          <w:lang w:val="fr_FR" w:bidi="fr_FR"/>
+        </w:rPr>
+        <w:t xml:space="preserve"> ; </w:t>
+      </w:r>
+      <w:r>
+        <w:rPr>
+          <w:lang w:val="fr_FR" w:bidi="fr_FR"/>
+        </w:rPr>
+        <w:t>8.3–10</w:t>
+      </w:r>
       <w:r>
         <w:rPr>
           <w:lang w:val="fr_FR" w:bidi="fr_FR"/>
         </w:rPr>
         <w:t xml:space="preserve">, </w:t>
       </w:r>
-      <w:hyperlink r:id="rId150">
-        <w:r>
-          <w:rPr>
-            <w:lang w:val="fr_FR" w:bidi="fr_FR"/>
-          </w:rPr>
-          <w:rPr>
-            <w:color w:val="0000EE"/>
-            <w:u w:val="single"/>
-          </w:rPr>
-          <w:t>13</w:t>
-        </w:r>
-      </w:hyperlink>
-      <w:r>
-        <w:rPr>
-          <w:lang w:val="fr_FR" w:bidi="fr_FR"/>
-        </w:rPr>
-        <w:t xml:space="preserve"> ; </w:t>
-      </w:r>
-      <w:hyperlink r:id="rId151">
-        <w:r>
-          <w:rPr>
-            <w:lang w:val="fr_FR" w:bidi="fr_FR"/>
-          </w:rPr>
-          <w:rPr>
-            <w:color w:val="0000EE"/>
-            <w:u w:val="single"/>
-          </w:rPr>
-          <w:t>9.13–34</w:t>
-        </w:r>
-      </w:hyperlink>
+      <w:r>
+        <w:rPr>
+          <w:lang w:val="fr_FR" w:bidi="fr_FR"/>
+        </w:rPr>
+        <w:t>13</w:t>
+      </w:r>
+      <w:r>
+        <w:rPr>
+          <w:lang w:val="fr_FR" w:bidi="fr_FR"/>
+        </w:rPr>
+        <w:t xml:space="preserve"> ; </w:t>
+      </w:r>
+      <w:r>
+        <w:rPr>
+          <w:lang w:val="fr_FR" w:bidi="fr_FR"/>
+        </w:rPr>
+        <w:t>9.13–34</w:t>
+      </w:r>
       <w:r>
         <w:rPr>
           <w:lang w:val="fr_FR" w:bidi="fr_FR"/>
         </w:rPr>
         <w:t xml:space="preserve">, </w:t>
       </w:r>
-      <w:hyperlink r:id="rId152">
-        <w:r>
-          <w:rPr>
-            <w:lang w:val="fr_FR" w:bidi="fr_FR"/>
-          </w:rPr>
-          <w:rPr>
-            <w:color w:val="0000EE"/>
-            <w:u w:val="single"/>
-          </w:rPr>
-          <w:t>40</w:t>
-        </w:r>
-      </w:hyperlink>
-      <w:r>
-        <w:rPr>
-          <w:lang w:val="fr_FR" w:bidi="fr_FR"/>
-        </w:rPr>
-        <w:t xml:space="preserve"> ; </w:t>
-      </w:r>
-      <w:hyperlink r:id="rId153">
-        <w:r>
-          <w:rPr>
-            <w:lang w:val="fr_FR" w:bidi="fr_FR"/>
-          </w:rPr>
-          <w:rPr>
-            <w:color w:val="0000EE"/>
-            <w:u w:val="single"/>
-          </w:rPr>
-          <w:t>11.46–57</w:t>
-        </w:r>
-      </w:hyperlink>
-      <w:r>
-        <w:rPr>
-          <w:lang w:val="fr_FR" w:bidi="fr_FR"/>
-        </w:rPr>
-        <w:t xml:space="preserve"> ; </w:t>
-      </w:r>
-      <w:hyperlink r:id="rId154">
-        <w:r>
-          <w:rPr>
-            <w:lang w:val="fr_FR" w:bidi="fr_FR"/>
-          </w:rPr>
-          <w:rPr>
-            <w:color w:val="0000EE"/>
-            <w:u w:val="single"/>
-          </w:rPr>
-          <w:t>12.17–19</w:t>
-        </w:r>
-      </w:hyperlink>
+      <w:r>
+        <w:rPr>
+          <w:lang w:val="fr_FR" w:bidi="fr_FR"/>
+        </w:rPr>
+        <w:t>40</w:t>
+      </w:r>
+      <w:r>
+        <w:rPr>
+          <w:lang w:val="fr_FR" w:bidi="fr_FR"/>
+        </w:rPr>
+        <w:t xml:space="preserve"> ; </w:t>
+      </w:r>
+      <w:r>
+        <w:rPr>
+          <w:lang w:val="fr_FR" w:bidi="fr_FR"/>
+        </w:rPr>
+        <w:t>11.46–57</w:t>
+      </w:r>
+      <w:r>
+        <w:rPr>
+          <w:lang w:val="fr_FR" w:bidi="fr_FR"/>
+        </w:rPr>
+        <w:t xml:space="preserve"> ; </w:t>
+      </w:r>
+      <w:r>
+        <w:rPr>
+          <w:lang w:val="fr_FR" w:bidi="fr_FR"/>
+        </w:rPr>
+        <w:t>12.17–19</w:t>
+      </w:r>
       <w:r>
         <w:rPr>
           <w:lang w:val="fr_FR" w:bidi="fr_FR"/>
         </w:rPr>
         <w:t xml:space="preserve">, </w:t>
       </w:r>
-      <w:hyperlink r:id="rId155">
-        <w:r>
-          <w:rPr>
-            <w:lang w:val="fr_FR" w:bidi="fr_FR"/>
-          </w:rPr>
-          <w:rPr>
-            <w:color w:val="0000EE"/>
-            <w:u w:val="single"/>
-          </w:rPr>
-          <w:t>42</w:t>
-        </w:r>
-      </w:hyperlink>
-      <w:r>
-        <w:rPr>
-          <w:lang w:val="fr_FR" w:bidi="fr_FR"/>
-        </w:rPr>
-        <w:t xml:space="preserve"> ; </w:t>
-      </w:r>
-      <w:hyperlink r:id="rId156">
-        <w:r>
-          <w:rPr>
-            <w:lang w:val="fr_FR" w:bidi="fr_FR"/>
-          </w:rPr>
-          <w:rPr>
-            <w:color w:val="0000EE"/>
-            <w:u w:val="single"/>
-          </w:rPr>
-          <w:t>18.3</w:t>
-        </w:r>
-      </w:hyperlink>
-      <w:r>
-        <w:rPr>
-          <w:lang w:val="fr_FR" w:bidi="fr_FR"/>
-        </w:rPr>
-        <w:t xml:space="preserve"> ; </w:t>
-      </w:r>
-      <w:hyperlink r:id="rId157">
-        <w:r>
-          <w:rPr>
-            <w:lang w:val="fr_FR" w:bidi="fr_FR"/>
-          </w:rPr>
-          <w:rPr>
-            <w:color w:val="0000EE"/>
-            <w:u w:val="single"/>
-          </w:rPr>
-          <w:t>Ac 5.27–40</w:t>
-        </w:r>
-      </w:hyperlink>
-      <w:r>
-        <w:rPr>
-          <w:lang w:val="fr_FR" w:bidi="fr_FR"/>
-        </w:rPr>
-        <w:t xml:space="preserve"> ; </w:t>
-      </w:r>
-      <w:hyperlink r:id="rId158">
-        <w:r>
-          <w:rPr>
-            <w:lang w:val="fr_FR" w:bidi="fr_FR"/>
-          </w:rPr>
-          <w:rPr>
-            <w:color w:val="0000EE"/>
-            <w:u w:val="single"/>
-          </w:rPr>
-          <w:t>15.5</w:t>
-        </w:r>
-      </w:hyperlink>
-      <w:r>
-        <w:rPr>
-          <w:lang w:val="fr_FR" w:bidi="fr_FR"/>
-        </w:rPr>
-        <w:t xml:space="preserve"> ; </w:t>
-      </w:r>
-      <w:hyperlink r:id="rId159">
-        <w:r>
-          <w:rPr>
-            <w:lang w:val="fr_FR" w:bidi="fr_FR"/>
-          </w:rPr>
-          <w:rPr>
-            <w:color w:val="0000EE"/>
-            <w:u w:val="single"/>
-          </w:rPr>
-          <w:t>23.6–10</w:t>
-        </w:r>
-      </w:hyperlink>
-      <w:r>
-        <w:rPr>
-          <w:lang w:val="fr_FR" w:bidi="fr_FR"/>
-        </w:rPr>
-        <w:t xml:space="preserve"> ; </w:t>
-      </w:r>
-      <w:hyperlink r:id="rId160">
-        <w:r>
-          <w:rPr>
-            <w:lang w:val="fr_FR" w:bidi="fr_FR"/>
-          </w:rPr>
-          <w:rPr>
-            <w:color w:val="0000EE"/>
-            <w:u w:val="single"/>
-          </w:rPr>
-          <w:t>26.4–5</w:t>
-        </w:r>
-      </w:hyperlink>
-      <w:r>
-        <w:rPr>
-          <w:lang w:val="fr_FR" w:bidi="fr_FR"/>
-        </w:rPr>
-        <w:t xml:space="preserve"> ; </w:t>
-      </w:r>
-      <w:hyperlink r:id="rId161">
-        <w:r>
-          <w:rPr>
-            <w:lang w:val="fr_FR" w:bidi="fr_FR"/>
-          </w:rPr>
-          <w:rPr>
-            <w:color w:val="0000EE"/>
-            <w:u w:val="single"/>
-          </w:rPr>
-          <w:t>Ph 3.5–7</w:t>
-        </w:r>
-      </w:hyperlink>
+      <w:r>
+        <w:rPr>
+          <w:lang w:val="fr_FR" w:bidi="fr_FR"/>
+        </w:rPr>
+        <w:t>42</w:t>
+      </w:r>
+      <w:r>
+        <w:rPr>
+          <w:lang w:val="fr_FR" w:bidi="fr_FR"/>
+        </w:rPr>
+        <w:t xml:space="preserve"> ; </w:t>
+      </w:r>
+      <w:r>
+        <w:rPr>
+          <w:lang w:val="fr_FR" w:bidi="fr_FR"/>
+        </w:rPr>
+        <w:t>18.3</w:t>
+      </w:r>
+      <w:r>
+        <w:rPr>
+          <w:lang w:val="fr_FR" w:bidi="fr_FR"/>
+        </w:rPr>
+        <w:t xml:space="preserve"> ; </w:t>
+      </w:r>
+      <w:r>
+        <w:rPr>
+          <w:lang w:val="fr_FR" w:bidi="fr_FR"/>
+        </w:rPr>
+        <w:t>Ac 5.27–40</w:t>
+      </w:r>
+      <w:r>
+        <w:rPr>
+          <w:lang w:val="fr_FR" w:bidi="fr_FR"/>
+        </w:rPr>
+        <w:t xml:space="preserve"> ; </w:t>
+      </w:r>
+      <w:r>
+        <w:rPr>
+          <w:lang w:val="fr_FR" w:bidi="fr_FR"/>
+        </w:rPr>
+        <w:t>15.5</w:t>
+      </w:r>
+      <w:r>
+        <w:rPr>
+          <w:lang w:val="fr_FR" w:bidi="fr_FR"/>
+        </w:rPr>
+        <w:t xml:space="preserve"> ; </w:t>
+      </w:r>
+      <w:r>
+        <w:rPr>
+          <w:lang w:val="fr_FR" w:bidi="fr_FR"/>
+        </w:rPr>
+        <w:t>23.6–10</w:t>
+      </w:r>
+      <w:r>
+        <w:rPr>
+          <w:lang w:val="fr_FR" w:bidi="fr_FR"/>
+        </w:rPr>
+        <w:t xml:space="preserve"> ; </w:t>
+      </w:r>
+      <w:r>
+        <w:rPr>
+          <w:lang w:val="fr_FR" w:bidi="fr_FR"/>
+        </w:rPr>
+        <w:t>26.4–5</w:t>
+      </w:r>
+      <w:r>
+        <w:rPr>
+          <w:lang w:val="fr_FR" w:bidi="fr_FR"/>
+        </w:rPr>
+        <w:t xml:space="preserve"> ; </w:t>
+      </w:r>
+      <w:r>
+        <w:rPr>
+          <w:lang w:val="fr_FR" w:bidi="fr_FR"/>
+        </w:rPr>
+        <w:t>Ph 3.5–7</w:t>
+      </w:r>
       <w:r>
         <w:rPr>
           <w:lang w:val="fr_FR" w:bidi="fr_FR"/>
@@ -4814,234 +3854,156 @@
         </w:rPr>
         <w:t xml:space="preserve">Les Philistins n'étaient pas de simples barbares ; ils se distinguaient par leur habileté en politique et en ce qui concerne la technique, et c'étaient de redoutables guerriers. Leur maîtrise du fer en faisait des adversaires presque invincibles (voir </w:t>
       </w:r>
-      <w:hyperlink r:id="rId162">
-        <w:r>
-          <w:rPr>
-            <w:lang w:val="fr_FR" w:bidi="fr_FR"/>
-          </w:rPr>
-          <w:rPr>
-            <w:color w:val="0000EE"/>
-            <w:u w:val="single"/>
-          </w:rPr>
-          <w:t>1S 13.19–22</w:t>
-        </w:r>
-      </w:hyperlink>
+      <w:r>
+        <w:rPr>
+          <w:lang w:val="fr_FR" w:bidi="fr_FR"/>
+        </w:rPr>
+        <w:t>1S 13.19–22</w:t>
+      </w:r>
       <w:r>
         <w:rPr>
           <w:lang w:val="fr_FR" w:bidi="fr_FR"/>
         </w:rPr>
         <w:t>). Ils affrontèrent fréquemment les Israélites à l'époque des Juges, entre environ 1350 et 1050 av. J.-C., ainsi qu'au début de la monarchie unie, d'environ 1050 à 970 av. J.-C. Saül périt en combattant les Philistins (</w:t>
       </w:r>
-      <w:hyperlink r:id="rId163">
-        <w:r>
-          <w:rPr>
-            <w:lang w:val="fr_FR" w:bidi="fr_FR"/>
-          </w:rPr>
-          <w:rPr>
-            <w:color w:val="0000EE"/>
-            <w:u w:val="single"/>
-          </w:rPr>
-          <w:t>1S 31.1–13</w:t>
-        </w:r>
-      </w:hyperlink>
+      <w:r>
+        <w:rPr>
+          <w:lang w:val="fr_FR" w:bidi="fr_FR"/>
+        </w:rPr>
+        <w:t>1S 31.1–13</w:t>
+      </w:r>
       <w:r>
         <w:rPr>
           <w:lang w:val="fr_FR" w:bidi="fr_FR"/>
         </w:rPr>
         <w:t>). Toutefois, David les vainquit avant de devenir roi (</w:t>
       </w:r>
-      <w:hyperlink r:id="rId164">
-        <w:r>
-          <w:rPr>
-            <w:lang w:val="fr_FR" w:bidi="fr_FR"/>
-          </w:rPr>
-          <w:rPr>
-            <w:color w:val="0000EE"/>
-            <w:u w:val="single"/>
-          </w:rPr>
-          <w:t>1S 18.20–30</w:t>
-        </w:r>
-      </w:hyperlink>
-      <w:r>
-        <w:rPr>
-          <w:lang w:val="fr_FR" w:bidi="fr_FR"/>
-        </w:rPr>
-        <w:t xml:space="preserve"> ; </w:t>
-      </w:r>
-      <w:hyperlink r:id="rId165">
-        <w:r>
-          <w:rPr>
-            <w:lang w:val="fr_FR" w:bidi="fr_FR"/>
-          </w:rPr>
-          <w:rPr>
-            <w:color w:val="0000EE"/>
-            <w:u w:val="single"/>
-          </w:rPr>
-          <w:t>19.8</w:t>
-        </w:r>
-      </w:hyperlink>
-      <w:r>
-        <w:rPr>
-          <w:lang w:val="fr_FR" w:bidi="fr_FR"/>
-        </w:rPr>
-        <w:t xml:space="preserve"> ; </w:t>
-      </w:r>
-      <w:hyperlink r:id="rId166">
-        <w:r>
-          <w:rPr>
-            <w:lang w:val="fr_FR" w:bidi="fr_FR"/>
-          </w:rPr>
-          <w:rPr>
-            <w:color w:val="0000EE"/>
-            <w:u w:val="single"/>
-          </w:rPr>
-          <w:t>23.1–5</w:t>
-        </w:r>
-      </w:hyperlink>
+      <w:r>
+        <w:rPr>
+          <w:lang w:val="fr_FR" w:bidi="fr_FR"/>
+        </w:rPr>
+        <w:t>1S 18.20–30</w:t>
+      </w:r>
+      <w:r>
+        <w:rPr>
+          <w:lang w:val="fr_FR" w:bidi="fr_FR"/>
+        </w:rPr>
+        <w:t xml:space="preserve"> ; </w:t>
+      </w:r>
+      <w:r>
+        <w:rPr>
+          <w:lang w:val="fr_FR" w:bidi="fr_FR"/>
+        </w:rPr>
+        <w:t>19.8</w:t>
+      </w:r>
+      <w:r>
+        <w:rPr>
+          <w:lang w:val="fr_FR" w:bidi="fr_FR"/>
+        </w:rPr>
+        <w:t xml:space="preserve"> ; </w:t>
+      </w:r>
+      <w:r>
+        <w:rPr>
+          <w:lang w:val="fr_FR" w:bidi="fr_FR"/>
+        </w:rPr>
+        <w:t>23.1–5</w:t>
+      </w:r>
       <w:r>
         <w:rPr>
           <w:lang w:val="fr_FR" w:bidi="fr_FR"/>
         </w:rPr>
         <w:t>) et continua de gagner les batailles contre eux durant son règne (</w:t>
       </w:r>
-      <w:hyperlink r:id="rId167">
-        <w:r>
-          <w:rPr>
-            <w:lang w:val="fr_FR" w:bidi="fr_FR"/>
-          </w:rPr>
-          <w:rPr>
-            <w:color w:val="0000EE"/>
-            <w:u w:val="single"/>
-          </w:rPr>
-          <w:t>2S 5.17–25</w:t>
-        </w:r>
-      </w:hyperlink>
-      <w:r>
-        <w:rPr>
-          <w:lang w:val="fr_FR" w:bidi="fr_FR"/>
-        </w:rPr>
-        <w:t xml:space="preserve"> ; </w:t>
-      </w:r>
-      <w:hyperlink r:id="rId168">
-        <w:r>
-          <w:rPr>
-            <w:lang w:val="fr_FR" w:bidi="fr_FR"/>
-          </w:rPr>
-          <w:rPr>
-            <w:color w:val="0000EE"/>
-            <w:u w:val="single"/>
-          </w:rPr>
-          <w:t>8.1</w:t>
-        </w:r>
-      </w:hyperlink>
-      <w:r>
-        <w:rPr>
-          <w:lang w:val="fr_FR" w:bidi="fr_FR"/>
-        </w:rPr>
-        <w:t xml:space="preserve"> ; </w:t>
-      </w:r>
-      <w:hyperlink r:id="rId169">
-        <w:r>
-          <w:rPr>
-            <w:lang w:val="fr_FR" w:bidi="fr_FR"/>
-          </w:rPr>
-          <w:rPr>
-            <w:color w:val="0000EE"/>
-            <w:u w:val="single"/>
-          </w:rPr>
-          <w:t>21.15–22</w:t>
-        </w:r>
-      </w:hyperlink>
+      <w:r>
+        <w:rPr>
+          <w:lang w:val="fr_FR" w:bidi="fr_FR"/>
+        </w:rPr>
+        <w:t>2S 5.17–25</w:t>
+      </w:r>
+      <w:r>
+        <w:rPr>
+          <w:lang w:val="fr_FR" w:bidi="fr_FR"/>
+        </w:rPr>
+        <w:t xml:space="preserve"> ; </w:t>
+      </w:r>
+      <w:r>
+        <w:rPr>
+          <w:lang w:val="fr_FR" w:bidi="fr_FR"/>
+        </w:rPr>
+        <w:t>8.1</w:t>
+      </w:r>
+      <w:r>
+        <w:rPr>
+          <w:lang w:val="fr_FR" w:bidi="fr_FR"/>
+        </w:rPr>
+        <w:t xml:space="preserve"> ; </w:t>
+      </w:r>
+      <w:r>
+        <w:rPr>
+          <w:lang w:val="fr_FR" w:bidi="fr_FR"/>
+        </w:rPr>
+        <w:t>21.15–22</w:t>
+      </w:r>
       <w:r>
         <w:rPr>
           <w:lang w:val="fr_FR" w:bidi="fr_FR"/>
         </w:rPr>
         <w:t>). Bien que les Philistins ne disparurent jamais complètement tant qu'Israël subsista en tant que nation (</w:t>
       </w:r>
-      <w:hyperlink r:id="rId170">
-        <w:r>
-          <w:rPr>
-            <w:lang w:val="fr_FR" w:bidi="fr_FR"/>
-          </w:rPr>
-          <w:rPr>
-            <w:color w:val="0000EE"/>
-            <w:u w:val="single"/>
-          </w:rPr>
-          <w:t>2R 18.8</w:t>
-        </w:r>
-      </w:hyperlink>
-      <w:r>
-        <w:rPr>
-          <w:lang w:val="fr_FR" w:bidi="fr_FR"/>
-        </w:rPr>
-        <w:t xml:space="preserve"> ; </w:t>
-      </w:r>
-      <w:hyperlink r:id="rId171">
-        <w:r>
-          <w:rPr>
-            <w:lang w:val="fr_FR" w:bidi="fr_FR"/>
-          </w:rPr>
-          <w:rPr>
-            <w:color w:val="0000EE"/>
-            <w:u w:val="single"/>
-          </w:rPr>
-          <w:t>2Ch 17.11</w:t>
-        </w:r>
-      </w:hyperlink>
-      <w:r>
-        <w:rPr>
-          <w:lang w:val="fr_FR" w:bidi="fr_FR"/>
-        </w:rPr>
-        <w:t xml:space="preserve"> ; </w:t>
-      </w:r>
-      <w:hyperlink r:id="rId172">
-        <w:r>
-          <w:rPr>
-            <w:lang w:val="fr_FR" w:bidi="fr_FR"/>
-          </w:rPr>
-          <w:rPr>
-            <w:color w:val="0000EE"/>
-            <w:u w:val="single"/>
-          </w:rPr>
-          <w:t>21.16–17</w:t>
-        </w:r>
-      </w:hyperlink>
-      <w:r>
-        <w:rPr>
-          <w:lang w:val="fr_FR" w:bidi="fr_FR"/>
-        </w:rPr>
-        <w:t xml:space="preserve"> ; </w:t>
-      </w:r>
-      <w:hyperlink r:id="rId173">
-        <w:r>
-          <w:rPr>
-            <w:lang w:val="fr_FR" w:bidi="fr_FR"/>
-          </w:rPr>
-          <w:rPr>
-            <w:color w:val="0000EE"/>
-            <w:u w:val="single"/>
-          </w:rPr>
-          <w:t>26.6–7</w:t>
-        </w:r>
-      </w:hyperlink>
-      <w:r>
-        <w:rPr>
-          <w:lang w:val="fr_FR" w:bidi="fr_FR"/>
-        </w:rPr>
-        <w:t xml:space="preserve"> ; </w:t>
-      </w:r>
-      <w:hyperlink r:id="rId174">
-        <w:r>
-          <w:rPr>
-            <w:lang w:val="fr_FR" w:bidi="fr_FR"/>
-          </w:rPr>
-          <w:rPr>
-            <w:color w:val="0000EE"/>
-            <w:u w:val="single"/>
-          </w:rPr>
-          <w:t>28.18</w:t>
-        </w:r>
-      </w:hyperlink>
+      <w:r>
+        <w:rPr>
+          <w:lang w:val="fr_FR" w:bidi="fr_FR"/>
+        </w:rPr>
+        <w:t>2R 18.8</w:t>
+      </w:r>
+      <w:r>
+        <w:rPr>
+          <w:lang w:val="fr_FR" w:bidi="fr_FR"/>
+        </w:rPr>
+        <w:t xml:space="preserve"> ; </w:t>
+      </w:r>
+      <w:r>
+        <w:rPr>
+          <w:lang w:val="fr_FR" w:bidi="fr_FR"/>
+        </w:rPr>
+        <w:t>2Ch 17.11</w:t>
+      </w:r>
+      <w:r>
+        <w:rPr>
+          <w:lang w:val="fr_FR" w:bidi="fr_FR"/>
+        </w:rPr>
+        <w:t xml:space="preserve"> ; </w:t>
+      </w:r>
+      <w:r>
+        <w:rPr>
+          <w:lang w:val="fr_FR" w:bidi="fr_FR"/>
+        </w:rPr>
+        <w:t>21.16–17</w:t>
+      </w:r>
+      <w:r>
+        <w:rPr>
+          <w:lang w:val="fr_FR" w:bidi="fr_FR"/>
+        </w:rPr>
+        <w:t xml:space="preserve"> ; </w:t>
+      </w:r>
+      <w:r>
+        <w:rPr>
+          <w:lang w:val="fr_FR" w:bidi="fr_FR"/>
+        </w:rPr>
+        <w:t>26.6–7</w:t>
+      </w:r>
+      <w:r>
+        <w:rPr>
+          <w:lang w:val="fr_FR" w:bidi="fr_FR"/>
+        </w:rPr>
+        <w:t xml:space="preserve"> ; </w:t>
+      </w:r>
+      <w:r>
+        <w:rPr>
+          <w:lang w:val="fr_FR" w:bidi="fr_FR"/>
+        </w:rPr>
+        <w:t>28.18</w:t>
+      </w:r>
       <w:r>
         <w:rPr>
           <w:lang w:val="fr_FR" w:bidi="fr_FR"/>
@@ -5062,180 +4024,120 @@
         </w:rPr>
         <w:t>Dans 1 Samuel, Dieu se servit des Philistins pour éliminer la famille pécheresse d'Éli (</w:t>
       </w:r>
-      <w:hyperlink r:id="rId175">
-        <w:r>
-          <w:rPr>
-            <w:lang w:val="fr_FR" w:bidi="fr_FR"/>
-          </w:rPr>
-          <w:rPr>
-            <w:color w:val="0000EE"/>
-            <w:u w:val="single"/>
-          </w:rPr>
-          <w:t>1S 4.10–22</w:t>
-        </w:r>
-      </w:hyperlink>
+      <w:r>
+        <w:rPr>
+          <w:lang w:val="fr_FR" w:bidi="fr_FR"/>
+        </w:rPr>
+        <w:t>1S 4.10–22</w:t>
+      </w:r>
       <w:r>
         <w:rPr>
           <w:lang w:val="fr_FR" w:bidi="fr_FR"/>
         </w:rPr>
         <w:t>). Par ailleurs, les Philistins contribuèrent à forger la carrière militaire et politique de David (</w:t>
       </w:r>
-      <w:hyperlink r:id="rId176">
-        <w:r>
-          <w:rPr>
-            <w:lang w:val="fr_FR" w:bidi="fr_FR"/>
-          </w:rPr>
-          <w:rPr>
-            <w:color w:val="0000EE"/>
-            <w:u w:val="single"/>
-          </w:rPr>
-          <w:t xml:space="preserve">1S 17.32–58 </w:t>
-        </w:r>
-      </w:hyperlink>
+      <w:r>
+        <w:rPr>
+          <w:lang w:val="fr_FR" w:bidi="fr_FR"/>
+        </w:rPr>
+        <w:t xml:space="preserve">1S 17.32–58 </w:t>
+      </w:r>
       <w:r>
         <w:rPr>
           <w:lang w:val="fr_FR" w:bidi="fr_FR"/>
         </w:rPr>
         <w:t xml:space="preserve">; </w:t>
       </w:r>
-      <w:hyperlink r:id="rId164">
-        <w:r>
-          <w:rPr>
-            <w:lang w:val="fr_FR" w:bidi="fr_FR"/>
-          </w:rPr>
-          <w:rPr>
-            <w:color w:val="0000EE"/>
-            <w:u w:val="single"/>
-          </w:rPr>
-          <w:t>18.20–30</w:t>
-        </w:r>
-      </w:hyperlink>
+      <w:r>
+        <w:rPr>
+          <w:lang w:val="fr_FR" w:bidi="fr_FR"/>
+        </w:rPr>
+        <w:t>18.20–30</w:t>
+      </w:r>
       <w:r>
         <w:rPr>
           <w:lang w:val="fr_FR" w:bidi="fr_FR"/>
         </w:rPr>
         <w:t>). Ils détournèrent l'attention de Saül lorsqu'il était sur le point de capturer David (</w:t>
       </w:r>
-      <w:hyperlink r:id="rId177">
-        <w:r>
-          <w:rPr>
-            <w:lang w:val="fr_FR" w:bidi="fr_FR"/>
-          </w:rPr>
-          <w:rPr>
-            <w:color w:val="0000EE"/>
-            <w:u w:val="single"/>
-          </w:rPr>
-          <w:t>1 S 23.26–28</w:t>
-        </w:r>
-      </w:hyperlink>
+      <w:r>
+        <w:rPr>
+          <w:lang w:val="fr_FR" w:bidi="fr_FR"/>
+        </w:rPr>
+        <w:t>1 S 23.26–28</w:t>
+      </w:r>
       <w:r>
         <w:rPr>
           <w:lang w:val="fr_FR" w:bidi="fr_FR"/>
         </w:rPr>
         <w:t>) et offrirent refuge à David contre les persécutions de Saül (</w:t>
       </w:r>
-      <w:hyperlink r:id="rId178">
-        <w:r>
-          <w:rPr>
-            <w:lang w:val="fr_FR" w:bidi="fr_FR"/>
-          </w:rPr>
-          <w:rPr>
-            <w:color w:val="0000EE"/>
-            <w:u w:val="single"/>
-          </w:rPr>
-          <w:t xml:space="preserve">1S 21.10–15 </w:t>
-        </w:r>
-      </w:hyperlink>
+      <w:r>
+        <w:rPr>
+          <w:lang w:val="fr_FR" w:bidi="fr_FR"/>
+        </w:rPr>
+        <w:t xml:space="preserve">1S 21.10–15 </w:t>
+      </w:r>
       <w:r>
         <w:rPr>
           <w:lang w:val="fr_FR" w:bidi="fr_FR"/>
         </w:rPr>
         <w:t xml:space="preserve">; </w:t>
       </w:r>
-      <w:hyperlink r:id="rId179">
-        <w:r>
-          <w:rPr>
-            <w:lang w:val="fr_FR" w:bidi="fr_FR"/>
-          </w:rPr>
-          <w:rPr>
-            <w:color w:val="0000EE"/>
-            <w:u w:val="single"/>
-          </w:rPr>
-          <w:t>27.1–12</w:t>
-        </w:r>
-      </w:hyperlink>
+      <w:r>
+        <w:rPr>
+          <w:lang w:val="fr_FR" w:bidi="fr_FR"/>
+        </w:rPr>
+        <w:t>27.1–12</w:t>
+      </w:r>
       <w:r>
         <w:rPr>
           <w:lang w:val="fr_FR" w:bidi="fr_FR"/>
         </w:rPr>
         <w:t>). Ils firent également obstacle aux efforts de David pour combattre son propre peuple (</w:t>
       </w:r>
-      <w:hyperlink r:id="rId180">
-        <w:r>
-          <w:rPr>
-            <w:lang w:val="fr_FR" w:bidi="fr_FR"/>
-          </w:rPr>
-          <w:rPr>
-            <w:color w:val="0000EE"/>
-            <w:u w:val="single"/>
-          </w:rPr>
-          <w:t>1S 29.1–11</w:t>
-        </w:r>
-      </w:hyperlink>
+      <w:r>
+        <w:rPr>
+          <w:lang w:val="fr_FR" w:bidi="fr_FR"/>
+        </w:rPr>
+        <w:t>1S 29.1–11</w:t>
+      </w:r>
       <w:r>
         <w:rPr>
           <w:lang w:val="fr_FR" w:bidi="fr_FR"/>
         </w:rPr>
         <w:t>) et, enfin, tuèrent Saül et ses fils (</w:t>
       </w:r>
-      <w:hyperlink r:id="rId163">
-        <w:r>
-          <w:rPr>
-            <w:lang w:val="fr_FR" w:bidi="fr_FR"/>
-          </w:rPr>
-          <w:rPr>
-            <w:color w:val="0000EE"/>
-            <w:u w:val="single"/>
-          </w:rPr>
-          <w:t>1S 31.1–13</w:t>
-        </w:r>
-      </w:hyperlink>
+      <w:r>
+        <w:rPr>
+          <w:lang w:val="fr_FR" w:bidi="fr_FR"/>
+        </w:rPr>
+        <w:t>1S 31.1–13</w:t>
+      </w:r>
       <w:r>
         <w:rPr>
           <w:lang w:val="fr_FR" w:bidi="fr_FR"/>
         </w:rPr>
         <w:t xml:space="preserve">). Cela permit à David de devenir roi. Cependant, en fin de compte, les Philistins subirent le jugement de Dieu (voir </w:t>
       </w:r>
-      <w:hyperlink r:id="rId181">
-        <w:r>
-          <w:rPr>
-            <w:lang w:val="fr_FR" w:bidi="fr_FR"/>
-          </w:rPr>
-          <w:rPr>
-            <w:color w:val="0000EE"/>
-            <w:u w:val="single"/>
-          </w:rPr>
-          <w:t xml:space="preserve">Ez 25.15–17 </w:t>
-        </w:r>
-      </w:hyperlink>
+      <w:r>
+        <w:rPr>
+          <w:lang w:val="fr_FR" w:bidi="fr_FR"/>
+        </w:rPr>
+        <w:t xml:space="preserve">Ez 25.15–17 </w:t>
+      </w:r>
       <w:r>
         <w:rPr>
           <w:lang w:val="fr_FR" w:bidi="fr_FR"/>
         </w:rPr>
         <w:t xml:space="preserve">; </w:t>
       </w:r>
-      <w:hyperlink r:id="rId182">
-        <w:r>
-          <w:rPr>
-            <w:lang w:val="fr_FR" w:bidi="fr_FR"/>
-          </w:rPr>
-          <w:rPr>
-            <w:color w:val="0000EE"/>
-            <w:u w:val="single"/>
-          </w:rPr>
-          <w:t>Am 1.6–8</w:t>
-        </w:r>
-      </w:hyperlink>
+      <w:r>
+        <w:rPr>
+          <w:lang w:val="fr_FR" w:bidi="fr_FR"/>
+        </w:rPr>
+        <w:t>Am 1.6–8</w:t>
+      </w:r>
       <w:r>
         <w:rPr>
           <w:lang w:val="fr_FR" w:bidi="fr_FR"/>
@@ -5265,378 +4167,252 @@
           <w:lang w:val="fr_FR" w:bidi="fr_FR"/>
         </w:rPr>
       </w:r>
-      <w:hyperlink r:id="rId183">
-        <w:r>
-          <w:rPr>
-            <w:lang w:val="fr_FR" w:bidi="fr_FR"/>
-          </w:rPr>
-          <w:rPr>
-            <w:color w:val="0000EE"/>
-            <w:u w:val="single"/>
-          </w:rPr>
-          <w:t>Gn 10.13–14</w:t>
-        </w:r>
-      </w:hyperlink>
-      <w:r>
-        <w:rPr>
-          <w:lang w:val="fr_FR" w:bidi="fr_FR"/>
-        </w:rPr>
-        <w:t xml:space="preserve"> ; </w:t>
-      </w:r>
-      <w:hyperlink r:id="rId184">
-        <w:r>
-          <w:rPr>
-            <w:lang w:val="fr_FR" w:bidi="fr_FR"/>
-          </w:rPr>
-          <w:rPr>
-            <w:color w:val="0000EE"/>
-            <w:u w:val="single"/>
-          </w:rPr>
-          <w:t>Jg 3.1–3</w:t>
-        </w:r>
-      </w:hyperlink>
-      <w:r>
-        <w:rPr>
-          <w:lang w:val="fr_FR" w:bidi="fr_FR"/>
-        </w:rPr>
-        <w:t xml:space="preserve"> ; </w:t>
-      </w:r>
-      <w:hyperlink r:id="rId185">
-        <w:r>
-          <w:rPr>
-            <w:lang w:val="fr_FR" w:bidi="fr_FR"/>
-          </w:rPr>
-          <w:rPr>
-            <w:color w:val="0000EE"/>
-            <w:u w:val="single"/>
-          </w:rPr>
-          <w:t>Jg 13.1–16.31</w:t>
-        </w:r>
-      </w:hyperlink>
-      <w:r>
-        <w:rPr>
-          <w:lang w:val="fr_FR" w:bidi="fr_FR"/>
-        </w:rPr>
-        <w:t xml:space="preserve"> ; </w:t>
-      </w:r>
-      <w:hyperlink r:id="rId186">
-        <w:r>
-          <w:rPr>
-            <w:lang w:val="fr_FR" w:bidi="fr_FR"/>
-          </w:rPr>
-          <w:rPr>
-            <w:color w:val="0000EE"/>
-            <w:u w:val="single"/>
-          </w:rPr>
-          <w:t>1S 5.1–6.18</w:t>
-        </w:r>
-      </w:hyperlink>
-      <w:r>
-        <w:rPr>
-          <w:lang w:val="fr_FR" w:bidi="fr_FR"/>
-        </w:rPr>
-        <w:t xml:space="preserve"> ; </w:t>
-      </w:r>
-      <w:hyperlink r:id="rId187">
-        <w:r>
-          <w:rPr>
-            <w:lang w:val="fr_FR" w:bidi="fr_FR"/>
-          </w:rPr>
-          <w:rPr>
-            <w:color w:val="0000EE"/>
-            <w:u w:val="single"/>
-          </w:rPr>
-          <w:t>13.16–14.23</w:t>
-        </w:r>
-      </w:hyperlink>
-      <w:r>
-        <w:rPr>
-          <w:lang w:val="fr_FR" w:bidi="fr_FR"/>
-        </w:rPr>
-        <w:t xml:space="preserve"> ; </w:t>
-      </w:r>
-      <w:hyperlink r:id="rId178">
-        <w:r>
-          <w:rPr>
-            <w:lang w:val="fr_FR" w:bidi="fr_FR"/>
-          </w:rPr>
-          <w:rPr>
-            <w:color w:val="0000EE"/>
-            <w:u w:val="single"/>
-          </w:rPr>
-          <w:t>21.10–15</w:t>
-        </w:r>
-      </w:hyperlink>
-      <w:r>
-        <w:rPr>
-          <w:lang w:val="fr_FR" w:bidi="fr_FR"/>
-        </w:rPr>
-        <w:t xml:space="preserve"> ; </w:t>
-      </w:r>
-      <w:hyperlink r:id="rId166">
-        <w:r>
-          <w:rPr>
-            <w:lang w:val="fr_FR" w:bidi="fr_FR"/>
-          </w:rPr>
-          <w:rPr>
-            <w:color w:val="0000EE"/>
-            <w:u w:val="single"/>
-          </w:rPr>
-          <w:t>23.1–5</w:t>
-        </w:r>
-      </w:hyperlink>
+      <w:r>
+        <w:rPr>
+          <w:lang w:val="fr_FR" w:bidi="fr_FR"/>
+        </w:rPr>
+        <w:t>Gn 10.13–14</w:t>
+      </w:r>
+      <w:r>
+        <w:rPr>
+          <w:lang w:val="fr_FR" w:bidi="fr_FR"/>
+        </w:rPr>
+        <w:t xml:space="preserve"> ; </w:t>
+      </w:r>
+      <w:r>
+        <w:rPr>
+          <w:lang w:val="fr_FR" w:bidi="fr_FR"/>
+        </w:rPr>
+        <w:t>Jg 3.1–3</w:t>
+      </w:r>
+      <w:r>
+        <w:rPr>
+          <w:lang w:val="fr_FR" w:bidi="fr_FR"/>
+        </w:rPr>
+        <w:t xml:space="preserve"> ; </w:t>
+      </w:r>
+      <w:r>
+        <w:rPr>
+          <w:lang w:val="fr_FR" w:bidi="fr_FR"/>
+        </w:rPr>
+        <w:t>Jg 13.1–16.31</w:t>
+      </w:r>
+      <w:r>
+        <w:rPr>
+          <w:lang w:val="fr_FR" w:bidi="fr_FR"/>
+        </w:rPr>
+        <w:t xml:space="preserve"> ; </w:t>
+      </w:r>
+      <w:r>
+        <w:rPr>
+          <w:lang w:val="fr_FR" w:bidi="fr_FR"/>
+        </w:rPr>
+        <w:t>1S 5.1–6.18</w:t>
+      </w:r>
+      <w:r>
+        <w:rPr>
+          <w:lang w:val="fr_FR" w:bidi="fr_FR"/>
+        </w:rPr>
+        <w:t xml:space="preserve"> ; </w:t>
+      </w:r>
+      <w:r>
+        <w:rPr>
+          <w:lang w:val="fr_FR" w:bidi="fr_FR"/>
+        </w:rPr>
+        <w:t>13.16–14.23</w:t>
+      </w:r>
+      <w:r>
+        <w:rPr>
+          <w:lang w:val="fr_FR" w:bidi="fr_FR"/>
+        </w:rPr>
+        <w:t xml:space="preserve"> ; </w:t>
+      </w:r>
+      <w:r>
+        <w:rPr>
+          <w:lang w:val="fr_FR" w:bidi="fr_FR"/>
+        </w:rPr>
+        <w:t>21.10–15</w:t>
+      </w:r>
+      <w:r>
+        <w:rPr>
+          <w:lang w:val="fr_FR" w:bidi="fr_FR"/>
+        </w:rPr>
+        <w:t xml:space="preserve"> ; </w:t>
+      </w:r>
+      <w:r>
+        <w:rPr>
+          <w:lang w:val="fr_FR" w:bidi="fr_FR"/>
+        </w:rPr>
+        <w:t>23.1–5</w:t>
+      </w:r>
       <w:r>
         <w:rPr>
           <w:lang w:val="fr_FR" w:bidi="fr_FR"/>
         </w:rPr>
         <w:t xml:space="preserve">, </w:t>
       </w:r>
-      <w:hyperlink r:id="rId177">
-        <w:r>
-          <w:rPr>
-            <w:lang w:val="fr_FR" w:bidi="fr_FR"/>
-          </w:rPr>
-          <w:rPr>
-            <w:color w:val="0000EE"/>
-            <w:u w:val="single"/>
-          </w:rPr>
-          <w:t>26–28</w:t>
-        </w:r>
-      </w:hyperlink>
-      <w:r>
-        <w:rPr>
-          <w:lang w:val="fr_FR" w:bidi="fr_FR"/>
-        </w:rPr>
-        <w:t xml:space="preserve"> ; </w:t>
-      </w:r>
-      <w:hyperlink r:id="rId188">
-        <w:r>
-          <w:rPr>
-            <w:lang w:val="fr_FR" w:bidi="fr_FR"/>
-          </w:rPr>
-          <w:rPr>
-            <w:color w:val="0000EE"/>
-            <w:u w:val="single"/>
-          </w:rPr>
-          <w:t>31.1–10</w:t>
-        </w:r>
-      </w:hyperlink>
-      <w:r>
-        <w:rPr>
-          <w:lang w:val="fr_FR" w:bidi="fr_FR"/>
-        </w:rPr>
-        <w:t xml:space="preserve"> ; </w:t>
-      </w:r>
-      <w:hyperlink r:id="rId167">
-        <w:r>
-          <w:rPr>
-            <w:lang w:val="fr_FR" w:bidi="fr_FR"/>
-          </w:rPr>
-          <w:rPr>
-            <w:color w:val="0000EE"/>
-            <w:u w:val="single"/>
-          </w:rPr>
-          <w:t>2S 5.17–25</w:t>
-        </w:r>
-      </w:hyperlink>
-      <w:r>
-        <w:rPr>
-          <w:lang w:val="fr_FR" w:bidi="fr_FR"/>
-        </w:rPr>
-        <w:t xml:space="preserve"> ; </w:t>
-      </w:r>
-      <w:hyperlink r:id="rId168">
-        <w:r>
-          <w:rPr>
-            <w:lang w:val="fr_FR" w:bidi="fr_FR"/>
-          </w:rPr>
-          <w:rPr>
-            <w:color w:val="0000EE"/>
-            <w:u w:val="single"/>
-          </w:rPr>
-          <w:t>8.1</w:t>
-        </w:r>
-      </w:hyperlink>
-      <w:r>
-        <w:rPr>
-          <w:lang w:val="fr_FR" w:bidi="fr_FR"/>
-        </w:rPr>
-        <w:t xml:space="preserve"> ; </w:t>
-      </w:r>
-      <w:hyperlink r:id="rId189">
-        <w:r>
-          <w:rPr>
-            <w:lang w:val="fr_FR" w:bidi="fr_FR"/>
-          </w:rPr>
-          <w:rPr>
-            <w:color w:val="0000EE"/>
-            <w:u w:val="single"/>
-          </w:rPr>
-          <w:t>21.15–22</w:t>
-        </w:r>
-      </w:hyperlink>
-      <w:r>
-        <w:rPr>
-          <w:lang w:val="fr_FR" w:bidi="fr_FR"/>
-        </w:rPr>
-        <w:t xml:space="preserve"> ; </w:t>
-      </w:r>
-      <w:hyperlink r:id="rId170">
-        <w:r>
-          <w:rPr>
-            <w:lang w:val="fr_FR" w:bidi="fr_FR"/>
-          </w:rPr>
-          <w:rPr>
-            <w:color w:val="0000EE"/>
-            <w:u w:val="single"/>
-          </w:rPr>
-          <w:t>2R 18.8</w:t>
-        </w:r>
-      </w:hyperlink>
-      <w:r>
-        <w:rPr>
-          <w:lang w:val="fr_FR" w:bidi="fr_FR"/>
-        </w:rPr>
-        <w:t xml:space="preserve"> ; </w:t>
-      </w:r>
-      <w:hyperlink r:id="rId190">
-        <w:r>
-          <w:rPr>
-            <w:lang w:val="fr_FR" w:bidi="fr_FR"/>
-          </w:rPr>
-          <w:rPr>
-            <w:color w:val="0000EE"/>
-            <w:u w:val="single"/>
-          </w:rPr>
-          <w:t>2Ch 17.10–11</w:t>
-        </w:r>
-      </w:hyperlink>
-      <w:r>
-        <w:rPr>
-          <w:lang w:val="fr_FR" w:bidi="fr_FR"/>
-        </w:rPr>
-        <w:t xml:space="preserve"> ; </w:t>
-      </w:r>
-      <w:hyperlink r:id="rId172">
-        <w:r>
-          <w:rPr>
-            <w:lang w:val="fr_FR" w:bidi="fr_FR"/>
-          </w:rPr>
-          <w:rPr>
-            <w:color w:val="0000EE"/>
-            <w:u w:val="single"/>
-          </w:rPr>
-          <w:t>21.16–17</w:t>
-        </w:r>
-      </w:hyperlink>
-      <w:r>
-        <w:rPr>
-          <w:lang w:val="fr_FR" w:bidi="fr_FR"/>
-        </w:rPr>
-        <w:t xml:space="preserve"> ; </w:t>
-      </w:r>
-      <w:hyperlink r:id="rId173">
-        <w:r>
-          <w:rPr>
-            <w:lang w:val="fr_FR" w:bidi="fr_FR"/>
-          </w:rPr>
-          <w:rPr>
-            <w:color w:val="0000EE"/>
-            <w:u w:val="single"/>
-          </w:rPr>
-          <w:t>26.6–7</w:t>
-        </w:r>
-      </w:hyperlink>
-      <w:r>
-        <w:rPr>
-          <w:lang w:val="fr_FR" w:bidi="fr_FR"/>
-        </w:rPr>
-        <w:t xml:space="preserve"> ; </w:t>
-      </w:r>
-      <w:hyperlink r:id="rId191">
-        <w:r>
-          <w:rPr>
-            <w:lang w:val="fr_FR" w:bidi="fr_FR"/>
-          </w:rPr>
-          <w:rPr>
-            <w:color w:val="0000EE"/>
-            <w:u w:val="single"/>
-          </w:rPr>
-          <w:t>28.18–19</w:t>
-        </w:r>
-      </w:hyperlink>
-      <w:r>
-        <w:rPr>
-          <w:lang w:val="fr_FR" w:bidi="fr_FR"/>
-        </w:rPr>
-        <w:t xml:space="preserve"> ; </w:t>
-      </w:r>
-      <w:hyperlink r:id="rId192">
-        <w:r>
-          <w:rPr>
-            <w:lang w:val="fr_FR" w:bidi="fr_FR"/>
-          </w:rPr>
-          <w:rPr>
-            <w:color w:val="0000EE"/>
-            <w:u w:val="single"/>
-          </w:rPr>
-          <w:t>Es 2.6</w:t>
-        </w:r>
-      </w:hyperlink>
-      <w:r>
-        <w:rPr>
-          <w:lang w:val="fr_FR" w:bidi="fr_FR"/>
-        </w:rPr>
-        <w:t xml:space="preserve"> ; </w:t>
-      </w:r>
-      <w:hyperlink r:id="rId181">
-        <w:r>
-          <w:rPr>
-            <w:lang w:val="fr_FR" w:bidi="fr_FR"/>
-          </w:rPr>
-          <w:rPr>
-            <w:color w:val="0000EE"/>
-            <w:u w:val="single"/>
-          </w:rPr>
-          <w:t>Ez 25.15–17</w:t>
-        </w:r>
-      </w:hyperlink>
-      <w:r>
-        <w:rPr>
-          <w:lang w:val="fr_FR" w:bidi="fr_FR"/>
-        </w:rPr>
-        <w:t xml:space="preserve"> ; </w:t>
-      </w:r>
-      <w:hyperlink r:id="rId182">
-        <w:r>
-          <w:rPr>
-            <w:lang w:val="fr_FR" w:bidi="fr_FR"/>
-          </w:rPr>
-          <w:rPr>
-            <w:color w:val="0000EE"/>
-            <w:u w:val="single"/>
-          </w:rPr>
-          <w:t>Am 1.6–8</w:t>
-        </w:r>
-      </w:hyperlink>
-      <w:r>
-        <w:rPr>
-          <w:lang w:val="fr_FR" w:bidi="fr_FR"/>
-        </w:rPr>
-        <w:t xml:space="preserve"> ; </w:t>
-      </w:r>
-      <w:hyperlink r:id="rId193">
-        <w:r>
-          <w:rPr>
-            <w:lang w:val="fr_FR" w:bidi="fr_FR"/>
-          </w:rPr>
-          <w:rPr>
-            <w:color w:val="0000EE"/>
-            <w:u w:val="single"/>
-          </w:rPr>
-          <w:t>9.7</w:t>
-        </w:r>
-      </w:hyperlink>
+      <w:r>
+        <w:rPr>
+          <w:lang w:val="fr_FR" w:bidi="fr_FR"/>
+        </w:rPr>
+        <w:t>26–28</w:t>
+      </w:r>
+      <w:r>
+        <w:rPr>
+          <w:lang w:val="fr_FR" w:bidi="fr_FR"/>
+        </w:rPr>
+        <w:t xml:space="preserve"> ; </w:t>
+      </w:r>
+      <w:r>
+        <w:rPr>
+          <w:lang w:val="fr_FR" w:bidi="fr_FR"/>
+        </w:rPr>
+        <w:t>31.1–10</w:t>
+      </w:r>
+      <w:r>
+        <w:rPr>
+          <w:lang w:val="fr_FR" w:bidi="fr_FR"/>
+        </w:rPr>
+        <w:t xml:space="preserve"> ; </w:t>
+      </w:r>
+      <w:r>
+        <w:rPr>
+          <w:lang w:val="fr_FR" w:bidi="fr_FR"/>
+        </w:rPr>
+        <w:t>2S 5.17–25</w:t>
+      </w:r>
+      <w:r>
+        <w:rPr>
+          <w:lang w:val="fr_FR" w:bidi="fr_FR"/>
+        </w:rPr>
+        <w:t xml:space="preserve"> ; </w:t>
+      </w:r>
+      <w:r>
+        <w:rPr>
+          <w:lang w:val="fr_FR" w:bidi="fr_FR"/>
+        </w:rPr>
+        <w:t>8.1</w:t>
+      </w:r>
+      <w:r>
+        <w:rPr>
+          <w:lang w:val="fr_FR" w:bidi="fr_FR"/>
+        </w:rPr>
+        <w:t xml:space="preserve"> ; </w:t>
+      </w:r>
+      <w:r>
+        <w:rPr>
+          <w:lang w:val="fr_FR" w:bidi="fr_FR"/>
+        </w:rPr>
+        <w:t>21.15–22</w:t>
+      </w:r>
+      <w:r>
+        <w:rPr>
+          <w:lang w:val="fr_FR" w:bidi="fr_FR"/>
+        </w:rPr>
+        <w:t xml:space="preserve"> ; </w:t>
+      </w:r>
+      <w:r>
+        <w:rPr>
+          <w:lang w:val="fr_FR" w:bidi="fr_FR"/>
+        </w:rPr>
+        <w:t>2R 18.8</w:t>
+      </w:r>
+      <w:r>
+        <w:rPr>
+          <w:lang w:val="fr_FR" w:bidi="fr_FR"/>
+        </w:rPr>
+        <w:t xml:space="preserve"> ; </w:t>
+      </w:r>
+      <w:r>
+        <w:rPr>
+          <w:lang w:val="fr_FR" w:bidi="fr_FR"/>
+        </w:rPr>
+        <w:t>2Ch 17.10–11</w:t>
+      </w:r>
+      <w:r>
+        <w:rPr>
+          <w:lang w:val="fr_FR" w:bidi="fr_FR"/>
+        </w:rPr>
+        <w:t xml:space="preserve"> ; </w:t>
+      </w:r>
+      <w:r>
+        <w:rPr>
+          <w:lang w:val="fr_FR" w:bidi="fr_FR"/>
+        </w:rPr>
+        <w:t>21.16–17</w:t>
+      </w:r>
+      <w:r>
+        <w:rPr>
+          <w:lang w:val="fr_FR" w:bidi="fr_FR"/>
+        </w:rPr>
+        <w:t xml:space="preserve"> ; </w:t>
+      </w:r>
+      <w:r>
+        <w:rPr>
+          <w:lang w:val="fr_FR" w:bidi="fr_FR"/>
+        </w:rPr>
+        <w:t>26.6–7</w:t>
+      </w:r>
+      <w:r>
+        <w:rPr>
+          <w:lang w:val="fr_FR" w:bidi="fr_FR"/>
+        </w:rPr>
+        <w:t xml:space="preserve"> ; </w:t>
+      </w:r>
+      <w:r>
+        <w:rPr>
+          <w:lang w:val="fr_FR" w:bidi="fr_FR"/>
+        </w:rPr>
+        <w:t>28.18–19</w:t>
+      </w:r>
+      <w:r>
+        <w:rPr>
+          <w:lang w:val="fr_FR" w:bidi="fr_FR"/>
+        </w:rPr>
+        <w:t xml:space="preserve"> ; </w:t>
+      </w:r>
+      <w:r>
+        <w:rPr>
+          <w:lang w:val="fr_FR" w:bidi="fr_FR"/>
+        </w:rPr>
+        <w:t>Es 2.6</w:t>
+      </w:r>
+      <w:r>
+        <w:rPr>
+          <w:lang w:val="fr_FR" w:bidi="fr_FR"/>
+        </w:rPr>
+        <w:t xml:space="preserve"> ; </w:t>
+      </w:r>
+      <w:r>
+        <w:rPr>
+          <w:lang w:val="fr_FR" w:bidi="fr_FR"/>
+        </w:rPr>
+        <w:t>Ez 25.15–17</w:t>
+      </w:r>
+      <w:r>
+        <w:rPr>
+          <w:lang w:val="fr_FR" w:bidi="fr_FR"/>
+        </w:rPr>
+        <w:t xml:space="preserve"> ; </w:t>
+      </w:r>
+      <w:r>
+        <w:rPr>
+          <w:lang w:val="fr_FR" w:bidi="fr_FR"/>
+        </w:rPr>
+        <w:t>Am 1.6–8</w:t>
+      </w:r>
+      <w:r>
+        <w:rPr>
+          <w:lang w:val="fr_FR" w:bidi="fr_FR"/>
+        </w:rPr>
+        <w:t xml:space="preserve"> ; </w:t>
+      </w:r>
+      <w:r>
+        <w:rPr>
+          <w:lang w:val="fr_FR" w:bidi="fr_FR"/>
+        </w:rPr>
+        <w:t>9.7</w:t>
+      </w:r>
       <w:r>
         <w:rPr>
           <w:lang w:val="fr_FR" w:bidi="fr_FR"/>
@@ -5685,36 +4461,24 @@
         </w:rPr>
         <w:t>Les Sadducéens étaient un groupe juif important composé principalement de sacrificateurs et de leurs familles. Ils se distinguaient clairement des Pharisiens, qui n'étaient pas des sacrificateurs, mais des laïcs. Probablement établis aux abords de Jérusalem, ils contrôlaient le système du temple (</w:t>
       </w:r>
-      <w:hyperlink r:id="rId194">
-        <w:r>
-          <w:rPr>
-            <w:lang w:val="fr_FR" w:bidi="fr_FR"/>
-          </w:rPr>
-          <w:rPr>
-            <w:color w:val="0000EE"/>
-            <w:u w:val="single"/>
-          </w:rPr>
-          <w:t>Ac 4.1–2</w:t>
-        </w:r>
-      </w:hyperlink>
-      <w:r>
-        <w:rPr>
-          <w:lang w:val="fr_FR" w:bidi="fr_FR"/>
-        </w:rPr>
-        <w:t xml:space="preserve"> ; </w:t>
-      </w:r>
-      <w:hyperlink r:id="rId195">
-        <w:r>
-          <w:rPr>
-            <w:lang w:val="fr_FR" w:bidi="fr_FR"/>
-          </w:rPr>
-          <w:rPr>
-            <w:color w:val="0000EE"/>
-            <w:u w:val="single"/>
-          </w:rPr>
-          <w:t>5.17</w:t>
-        </w:r>
-      </w:hyperlink>
+      <w:r>
+        <w:rPr>
+          <w:lang w:val="fr_FR" w:bidi="fr_FR"/>
+        </w:rPr>
+        <w:t>Ac 4.1–2</w:t>
+      </w:r>
+      <w:r>
+        <w:rPr>
+          <w:lang w:val="fr_FR" w:bidi="fr_FR"/>
+        </w:rPr>
+        <w:t xml:space="preserve"> ; </w:t>
+      </w:r>
+      <w:r>
+        <w:rPr>
+          <w:lang w:val="fr_FR" w:bidi="fr_FR"/>
+        </w:rPr>
+        <w:t>5.17</w:t>
+      </w:r>
       <w:r>
         <w:rPr>
           <w:lang w:val="fr_FR" w:bidi="fr_FR"/>
@@ -5774,72 +4538,48 @@
         </w:rPr>
         <w:t>Le terme « Sadducéen » serait dérivé de Tsadok, le nom du souverain sacrificateur durant les règnes de David et de Salomon (</w:t>
       </w:r>
-      <w:hyperlink r:id="rId196">
-        <w:r>
-          <w:rPr>
-            <w:lang w:val="fr_FR" w:bidi="fr_FR"/>
-          </w:rPr>
-          <w:rPr>
-            <w:color w:val="0000EE"/>
-            <w:u w:val="single"/>
-          </w:rPr>
-          <w:t>2S 8.17</w:t>
-        </w:r>
-      </w:hyperlink>
-      <w:r>
-        <w:rPr>
-          <w:lang w:val="fr_FR" w:bidi="fr_FR"/>
-        </w:rPr>
-        <w:t xml:space="preserve"> ; </w:t>
-      </w:r>
-      <w:hyperlink r:id="rId197">
-        <w:r>
-          <w:rPr>
-            <w:lang w:val="fr_FR" w:bidi="fr_FR"/>
-          </w:rPr>
-          <w:rPr>
-            <w:color w:val="0000EE"/>
-            <w:u w:val="single"/>
-          </w:rPr>
-          <w:t>15.24</w:t>
-        </w:r>
-      </w:hyperlink>
-      <w:r>
-        <w:rPr>
-          <w:lang w:val="fr_FR" w:bidi="fr_FR"/>
-        </w:rPr>
-        <w:t xml:space="preserve"> ; </w:t>
-      </w:r>
-      <w:hyperlink r:id="rId198">
-        <w:r>
-          <w:rPr>
-            <w:lang w:val="fr_FR" w:bidi="fr_FR"/>
-          </w:rPr>
-          <w:rPr>
-            <w:color w:val="0000EE"/>
-            <w:u w:val="single"/>
-          </w:rPr>
-          <w:t>1R 1.8</w:t>
-        </w:r>
-      </w:hyperlink>
+      <w:r>
+        <w:rPr>
+          <w:lang w:val="fr_FR" w:bidi="fr_FR"/>
+        </w:rPr>
+        <w:t>2S 8.17</w:t>
+      </w:r>
+      <w:r>
+        <w:rPr>
+          <w:lang w:val="fr_FR" w:bidi="fr_FR"/>
+        </w:rPr>
+        <w:t xml:space="preserve"> ; </w:t>
+      </w:r>
+      <w:r>
+        <w:rPr>
+          <w:lang w:val="fr_FR" w:bidi="fr_FR"/>
+        </w:rPr>
+        <w:t>15.24</w:t>
+      </w:r>
+      <w:r>
+        <w:rPr>
+          <w:lang w:val="fr_FR" w:bidi="fr_FR"/>
+        </w:rPr>
+        <w:t xml:space="preserve"> ; </w:t>
+      </w:r>
+      <w:r>
+        <w:rPr>
+          <w:lang w:val="fr_FR" w:bidi="fr_FR"/>
+        </w:rPr>
+        <w:t>1R 1.8</w:t>
+      </w:r>
       <w:r>
         <w:rPr>
           <w:lang w:val="fr_FR" w:bidi="fr_FR"/>
         </w:rPr>
         <w:t xml:space="preserve"> ;</w:t>
       </w:r>
-      <w:hyperlink r:id="rId199">
-        <w:r>
-          <w:rPr>
-            <w:lang w:val="fr_FR" w:bidi="fr_FR"/>
-          </w:rPr>
-          <w:rPr>
-            <w:color w:val="0000EE"/>
-            <w:u w:val="single"/>
-          </w:rPr>
-          <w:t xml:space="preserve"> 32–48</w:t>
-        </w:r>
-      </w:hyperlink>
+      <w:r>
+        <w:rPr>
+          <w:lang w:val="fr_FR" w:bidi="fr_FR"/>
+        </w:rPr>
+        <w:t xml:space="preserve"> 32–48</w:t>
+      </w:r>
       <w:r>
         <w:rPr>
           <w:lang w:val="fr_FR" w:bidi="fr_FR"/>
@@ -5873,36 +4613,24 @@
         </w:rPr>
         <w:t>Leurs vues sur Dieu différaient souvent de celles des Pharisiens (</w:t>
       </w:r>
-      <w:hyperlink r:id="rId200">
-        <w:r>
-          <w:rPr>
-            <w:lang w:val="fr_FR" w:bidi="fr_FR"/>
-          </w:rPr>
-          <w:rPr>
-            <w:color w:val="0000EE"/>
-            <w:u w:val="single"/>
-          </w:rPr>
-          <w:t>Ac 23.8</w:t>
-        </w:r>
-      </w:hyperlink>
+      <w:r>
+        <w:rPr>
+          <w:lang w:val="fr_FR" w:bidi="fr_FR"/>
+        </w:rPr>
+        <w:t>Ac 23.8</w:t>
+      </w:r>
       <w:r>
         <w:rPr>
           <w:lang w:val="fr_FR" w:bidi="fr_FR"/>
         </w:rPr>
         <w:t xml:space="preserve"> ; voir aussi </w:t>
       </w:r>
-      <w:hyperlink r:id="rId194">
-        <w:r>
-          <w:rPr>
-            <w:lang w:val="fr_FR" w:bidi="fr_FR"/>
-          </w:rPr>
-          <w:rPr>
-            <w:color w:val="0000EE"/>
-            <w:u w:val="single"/>
-          </w:rPr>
-          <w:t>Ac 4.1–2</w:t>
-        </w:r>
-      </w:hyperlink>
+      <w:r>
+        <w:rPr>
+          <w:lang w:val="fr_FR" w:bidi="fr_FR"/>
+        </w:rPr>
+        <w:t>Ac 4.1–2</w:t>
+      </w:r>
       <w:r>
         <w:rPr>
           <w:lang w:val="fr_FR" w:bidi="fr_FR"/>
@@ -5927,18 +4655,12 @@
         </w:rPr>
         <w:t xml:space="preserve">La résurrection des morts (voir </w:t>
       </w:r>
-      <w:hyperlink r:id="rId201">
-        <w:r>
-          <w:rPr>
-            <w:lang w:val="fr_FR" w:bidi="fr_FR"/>
-          </w:rPr>
-          <w:rPr>
-            <w:color w:val="0000EE"/>
-            <w:u w:val="single"/>
-          </w:rPr>
-          <w:t>Mt 22.23–33</w:t>
-        </w:r>
-      </w:hyperlink>
+      <w:r>
+        <w:rPr>
+          <w:lang w:val="fr_FR" w:bidi="fr_FR"/>
+        </w:rPr>
+        <w:t>Mt 22.23–33</w:t>
+      </w:r>
       <w:r>
         <w:rPr>
           <w:lang w:val="fr_FR" w:bidi="fr_FR"/>
@@ -5963,18 +4685,12 @@
         </w:rPr>
         <w:t xml:space="preserve">Les êtres angéliques (voir </w:t>
       </w:r>
-      <w:hyperlink r:id="rId200">
-        <w:r>
-          <w:rPr>
-            <w:lang w:val="fr_FR" w:bidi="fr_FR"/>
-          </w:rPr>
-          <w:rPr>
-            <w:color w:val="0000EE"/>
-            <w:u w:val="single"/>
-          </w:rPr>
-          <w:t>Ac 23.8</w:t>
-        </w:r>
-      </w:hyperlink>
+      <w:r>
+        <w:rPr>
+          <w:lang w:val="fr_FR" w:bidi="fr_FR"/>
+        </w:rPr>
+        <w:t>Ac 23.8</w:t>
+      </w:r>
       <w:r>
         <w:rPr>
           <w:lang w:val="fr_FR" w:bidi="fr_FR"/>
@@ -6013,18 +4729,12 @@
         </w:rPr>
         <w:t xml:space="preserve">En revanche, les Pharisiens croyaient fermement en la résurrection d'entre les morts, et c'est la raison pour laquelle ils ont soutenu Paul contre les Sadducéens lors du procès de Paul (pour avoir troublé le fonctionnement du temple ; voir </w:t>
       </w:r>
-      <w:hyperlink r:id="rId159">
-        <w:r>
-          <w:rPr>
-            <w:lang w:val="fr_FR" w:bidi="fr_FR"/>
-          </w:rPr>
-          <w:rPr>
-            <w:color w:val="0000EE"/>
-            <w:u w:val="single"/>
-          </w:rPr>
-          <w:t>Ac 23.6–10</w:t>
-        </w:r>
-      </w:hyperlink>
+      <w:r>
+        <w:rPr>
+          <w:lang w:val="fr_FR" w:bidi="fr_FR"/>
+        </w:rPr>
+        <w:t>Ac 23.6–10</w:t>
+      </w:r>
       <w:r>
         <w:rPr>
           <w:lang w:val="fr_FR" w:bidi="fr_FR"/>
@@ -6082,144 +4792,96 @@
           <w:lang w:val="fr_FR" w:bidi="fr_FR"/>
         </w:rPr>
       </w:r>
-      <w:hyperlink r:id="rId110">
-        <w:r>
-          <w:rPr>
-            <w:lang w:val="fr_FR" w:bidi="fr_FR"/>
-          </w:rPr>
-          <w:rPr>
-            <w:color w:val="0000EE"/>
-            <w:u w:val="single"/>
-          </w:rPr>
-          <w:t>Mt 3.7</w:t>
-        </w:r>
-      </w:hyperlink>
-      <w:r>
-        <w:rPr>
-          <w:lang w:val="fr_FR" w:bidi="fr_FR"/>
-        </w:rPr>
-        <w:t xml:space="preserve"> ; </w:t>
-      </w:r>
-      <w:hyperlink r:id="rId118">
-        <w:r>
-          <w:rPr>
-            <w:lang w:val="fr_FR" w:bidi="fr_FR"/>
-          </w:rPr>
-          <w:rPr>
-            <w:color w:val="0000EE"/>
-            <w:u w:val="single"/>
-          </w:rPr>
-          <w:t>16.1–12</w:t>
-        </w:r>
-      </w:hyperlink>
-      <w:r>
-        <w:rPr>
-          <w:lang w:val="fr_FR" w:bidi="fr_FR"/>
-        </w:rPr>
-        <w:t xml:space="preserve"> ; </w:t>
-      </w:r>
-      <w:hyperlink r:id="rId201">
-        <w:r>
-          <w:rPr>
-            <w:lang w:val="fr_FR" w:bidi="fr_FR"/>
-          </w:rPr>
-          <w:rPr>
-            <w:color w:val="0000EE"/>
-            <w:u w:val="single"/>
-          </w:rPr>
-          <w:t>22.23–33</w:t>
-        </w:r>
-      </w:hyperlink>
-      <w:r>
-        <w:rPr>
-          <w:lang w:val="fr_FR" w:bidi="fr_FR"/>
-        </w:rPr>
-        <w:t xml:space="preserve"> ; </w:t>
-      </w:r>
-      <w:hyperlink r:id="rId202">
-        <w:r>
-          <w:rPr>
-            <w:lang w:val="fr_FR" w:bidi="fr_FR"/>
-          </w:rPr>
-          <w:rPr>
-            <w:color w:val="0000EE"/>
-            <w:u w:val="single"/>
-          </w:rPr>
-          <w:t>Mc 12.18–27</w:t>
-        </w:r>
-      </w:hyperlink>
-      <w:r>
-        <w:rPr>
-          <w:lang w:val="fr_FR" w:bidi="fr_FR"/>
-        </w:rPr>
-        <w:t xml:space="preserve"> ; </w:t>
-      </w:r>
-      <w:hyperlink r:id="rId203">
-        <w:r>
-          <w:rPr>
-            <w:lang w:val="fr_FR" w:bidi="fr_FR"/>
-          </w:rPr>
-          <w:rPr>
-            <w:color w:val="0000EE"/>
-            <w:u w:val="single"/>
-          </w:rPr>
-          <w:t>Lc 20.27–40</w:t>
-        </w:r>
-      </w:hyperlink>
-      <w:r>
-        <w:rPr>
-          <w:lang w:val="fr_FR" w:bidi="fr_FR"/>
-        </w:rPr>
-        <w:t xml:space="preserve"> ; </w:t>
-      </w:r>
-      <w:hyperlink r:id="rId194">
-        <w:r>
-          <w:rPr>
-            <w:lang w:val="fr_FR" w:bidi="fr_FR"/>
-          </w:rPr>
-          <w:rPr>
-            <w:color w:val="0000EE"/>
-            <w:u w:val="single"/>
-          </w:rPr>
-          <w:t>Ac 4.1–2</w:t>
-        </w:r>
-      </w:hyperlink>
-      <w:r>
-        <w:rPr>
-          <w:lang w:val="fr_FR" w:bidi="fr_FR"/>
-        </w:rPr>
-        <w:t xml:space="preserve"> ; </w:t>
-      </w:r>
-      <w:hyperlink r:id="rId204">
-        <w:r>
-          <w:rPr>
-            <w:lang w:val="fr_FR" w:bidi="fr_FR"/>
-          </w:rPr>
-          <w:rPr>
-            <w:color w:val="0000EE"/>
-            <w:u w:val="single"/>
-          </w:rPr>
-          <w:t>5.17–18</w:t>
-        </w:r>
-      </w:hyperlink>
-      <w:r>
-        <w:rPr>
-          <w:lang w:val="fr_FR" w:bidi="fr_FR"/>
-        </w:rPr>
-        <w:t xml:space="preserve"> ; </w:t>
-      </w:r>
-      <w:hyperlink r:id="rId159">
-        <w:r>
-          <w:rPr>
-            <w:lang w:val="fr_FR" w:bidi="fr_FR"/>
-          </w:rPr>
-          <w:rPr>
-            <w:color w:val="0000EE"/>
-            <w:u w:val="single"/>
-          </w:rPr>
-          <w:t>23.6–10</w:t>
-        </w:r>
-      </w:hyperlink>
+      <w:r>
+        <w:rPr>
+          <w:lang w:val="fr_FR" w:bidi="fr_FR"/>
+        </w:rPr>
+        <w:t>Mt 3.7</w:t>
+      </w:r>
+      <w:r>
+        <w:rPr>
+          <w:lang w:val="fr_FR" w:bidi="fr_FR"/>
+        </w:rPr>
+        <w:t xml:space="preserve"> ; </w:t>
+      </w:r>
+      <w:r>
+        <w:rPr>
+          <w:lang w:val="fr_FR" w:bidi="fr_FR"/>
+        </w:rPr>
+        <w:t>16.1–12</w:t>
+      </w:r>
+      <w:r>
+        <w:rPr>
+          <w:lang w:val="fr_FR" w:bidi="fr_FR"/>
+        </w:rPr>
+        <w:t xml:space="preserve"> ; </w:t>
+      </w:r>
+      <w:r>
+        <w:rPr>
+          <w:lang w:val="fr_FR" w:bidi="fr_FR"/>
+        </w:rPr>
+        <w:t>22.23–33</w:t>
+      </w:r>
+      <w:r>
+        <w:rPr>
+          <w:lang w:val="fr_FR" w:bidi="fr_FR"/>
+        </w:rPr>
+        <w:t xml:space="preserve"> ; </w:t>
+      </w:r>
+      <w:r>
+        <w:rPr>
+          <w:lang w:val="fr_FR" w:bidi="fr_FR"/>
+        </w:rPr>
+        <w:t>Mc 12.18–27</w:t>
+      </w:r>
+      <w:r>
+        <w:rPr>
+          <w:lang w:val="fr_FR" w:bidi="fr_FR"/>
+        </w:rPr>
+        <w:t xml:space="preserve"> ; </w:t>
+      </w:r>
+      <w:r>
+        <w:rPr>
+          <w:lang w:val="fr_FR" w:bidi="fr_FR"/>
+        </w:rPr>
+        <w:t>Lc 20.27–40</w:t>
+      </w:r>
+      <w:r>
+        <w:rPr>
+          <w:lang w:val="fr_FR" w:bidi="fr_FR"/>
+        </w:rPr>
+        <w:t xml:space="preserve"> ; </w:t>
+      </w:r>
+      <w:r>
+        <w:rPr>
+          <w:lang w:val="fr_FR" w:bidi="fr_FR"/>
+        </w:rPr>
+        <w:t>Ac 4.1–2</w:t>
+      </w:r>
+      <w:r>
+        <w:rPr>
+          <w:lang w:val="fr_FR" w:bidi="fr_FR"/>
+        </w:rPr>
+        <w:t xml:space="preserve"> ; </w:t>
+      </w:r>
+      <w:r>
+        <w:rPr>
+          <w:lang w:val="fr_FR" w:bidi="fr_FR"/>
+        </w:rPr>
+        <w:t>5.17–18</w:t>
+      </w:r>
+      <w:r>
+        <w:rPr>
+          <w:lang w:val="fr_FR" w:bidi="fr_FR"/>
+        </w:rPr>
+        <w:t xml:space="preserve"> ; </w:t>
+      </w:r>
+      <w:r>
+        <w:rPr>
+          <w:lang w:val="fr_FR" w:bidi="fr_FR"/>
+        </w:rPr>
+        <w:t>23.6–10</w:t>
+      </w:r>
       <w:r>
         <w:rPr>
           <w:lang w:val="fr_FR" w:bidi="fr_FR"/>
@@ -6268,18 +4930,12 @@
         </w:rPr>
         <w:t>Lot était le neveu d’Abraham et l’ancêtre des Moabites et des Ammonites. Comme Abraham, Lot est né à Ur et a voyagé avec Térach à Haran (</w:t>
       </w:r>
-      <w:hyperlink r:id="rId205">
-        <w:r>
-          <w:rPr>
-            <w:lang w:val="fr_FR" w:bidi="fr_FR"/>
-          </w:rPr>
-          <w:rPr>
-            <w:color w:val="0000EE"/>
-            <w:u w:val="single"/>
-          </w:rPr>
-          <w:t>Gn 11.27–32</w:t>
-        </w:r>
-      </w:hyperlink>
+      <w:r>
+        <w:rPr>
+          <w:lang w:val="fr_FR" w:bidi="fr_FR"/>
+        </w:rPr>
+        <w:t>Gn 11.27–32</w:t>
+      </w:r>
       <w:r>
         <w:rPr>
           <w:lang w:val="fr_FR" w:bidi="fr_FR"/>
@@ -6300,18 +4956,12 @@
         </w:rPr>
         <w:t>Lorsque Lot et Abraham revinrent d’Égypte en Canaan, leurs troupeaux et leurs hardes devinrent trop grands pour qu’ils puissent vivre ensemble. Alors, Abraham permit à Lot de choisir une terre pour lui-même. Lot choisit la plaine fertile du Jourdain, qui était comme « le jardin du Seigneur » (</w:t>
       </w:r>
-      <w:hyperlink r:id="rId206">
-        <w:r>
-          <w:rPr>
-            <w:lang w:val="fr_FR" w:bidi="fr_FR"/>
-          </w:rPr>
-          <w:rPr>
-            <w:color w:val="0000EE"/>
-            <w:u w:val="single"/>
-          </w:rPr>
-          <w:t>Gn 13.10</w:t>
-        </w:r>
-      </w:hyperlink>
+      <w:r>
+        <w:rPr>
+          <w:lang w:val="fr_FR" w:bidi="fr_FR"/>
+        </w:rPr>
+        <w:t>Gn 13.10</w:t>
+      </w:r>
       <w:r>
         <w:rPr>
           <w:lang w:val="fr_FR" w:bidi="fr_FR"/>
@@ -6332,36 +4982,24 @@
         </w:rPr>
         <w:t>Pendant que Lot vivait à Sodome, quatre rois mésopotamiens ont vaincu les rois de cinq villes voisines. Ils ont volé les biens des villes qu’ils avaient vaincues et ont emmené Lot, sa famille et ses possessions (</w:t>
       </w:r>
-      <w:hyperlink r:id="rId207">
-        <w:r>
-          <w:rPr>
-            <w:lang w:val="fr_FR" w:bidi="fr_FR"/>
-          </w:rPr>
-          <w:rPr>
-            <w:color w:val="0000EE"/>
-            <w:u w:val="single"/>
-          </w:rPr>
-          <w:t>Gn 14.1–12</w:t>
-        </w:r>
-      </w:hyperlink>
+      <w:r>
+        <w:rPr>
+          <w:lang w:val="fr_FR" w:bidi="fr_FR"/>
+        </w:rPr>
+        <w:t>Gn 14.1–12</w:t>
+      </w:r>
       <w:r>
         <w:rPr>
           <w:lang w:val="fr_FR" w:bidi="fr_FR"/>
         </w:rPr>
         <w:t>). Quand Abraham a entendu cela, il a mené une attaque contre les envahisseurs et a sauvé les prisonniers et les biens (</w:t>
       </w:r>
-      <w:hyperlink r:id="rId208">
-        <w:r>
-          <w:rPr>
-            <w:lang w:val="fr_FR" w:bidi="fr_FR"/>
-          </w:rPr>
-          <w:rPr>
-            <w:color w:val="0000EE"/>
-            <w:u w:val="single"/>
-          </w:rPr>
-          <w:t>Gn 14.13–16</w:t>
-        </w:r>
-      </w:hyperlink>
+      <w:r>
+        <w:rPr>
+          <w:lang w:val="fr_FR" w:bidi="fr_FR"/>
+        </w:rPr>
+        <w:t>Gn 14.13–16</w:t>
+      </w:r>
       <w:r>
         <w:rPr>
           <w:lang w:val="fr_FR" w:bidi="fr_FR"/>
@@ -6382,18 +5020,12 @@
         </w:rPr>
         <w:t>En raison de la méchanceté de Sodome et Gomorrhe, Dieu a décidé de détruire ces villes. Il a envoyé deux anges à Lot à Sodome pour l’inciter à quitter la ville qui allait être détruite (</w:t>
       </w:r>
-      <w:hyperlink r:id="rId209">
-        <w:r>
-          <w:rPr>
-            <w:lang w:val="fr_FR" w:bidi="fr_FR"/>
-          </w:rPr>
-          <w:rPr>
-            <w:color w:val="0000EE"/>
-            <w:u w:val="single"/>
-          </w:rPr>
-          <w:t>Gn 19.1–15</w:t>
-        </w:r>
-      </w:hyperlink>
+      <w:r>
+        <w:rPr>
+          <w:lang w:val="fr_FR" w:bidi="fr_FR"/>
+        </w:rPr>
+        <w:t>Gn 19.1–15</w:t>
+      </w:r>
       <w:r>
         <w:rPr>
           <w:lang w:val="fr_FR" w:bidi="fr_FR"/>
@@ -6414,54 +5046,36 @@
         </w:rPr>
         <w:t>Après la destruction de Sodome, les filles de Lot, inquiètes de ne pas avoir de maris, ont enivré Lot pour avoir des enfants avec lui. Leurs fils, Moab et Ben-Ammi, sont devenus les ancêtres des Moabites et des Ammonites (</w:t>
       </w:r>
-      <w:hyperlink r:id="rId210">
-        <w:r>
-          <w:rPr>
-            <w:lang w:val="fr_FR" w:bidi="fr_FR"/>
-          </w:rPr>
-          <w:rPr>
-            <w:color w:val="0000EE"/>
-            <w:u w:val="single"/>
-          </w:rPr>
-          <w:t>Gn 19.30–38</w:t>
-        </w:r>
-      </w:hyperlink>
+      <w:r>
+        <w:rPr>
+          <w:lang w:val="fr_FR" w:bidi="fr_FR"/>
+        </w:rPr>
+        <w:t>Gn 19.30–38</w:t>
+      </w:r>
       <w:r>
         <w:rPr>
           <w:lang w:val="fr_FR" w:bidi="fr_FR"/>
         </w:rPr>
         <w:t xml:space="preserve">). Ces deux nations sont devenues des ennemis constants d’Israël (voir </w:t>
       </w:r>
-      <w:hyperlink r:id="rId211">
-        <w:r>
-          <w:rPr>
-            <w:lang w:val="fr_FR" w:bidi="fr_FR"/>
-          </w:rPr>
-          <w:rPr>
-            <w:color w:val="0000EE"/>
-            <w:u w:val="single"/>
-          </w:rPr>
-          <w:t>Dt 23.3–6</w:t>
-        </w:r>
-      </w:hyperlink>
+      <w:r>
+        <w:rPr>
+          <w:lang w:val="fr_FR" w:bidi="fr_FR"/>
+        </w:rPr>
+        <w:t>Dt 23.3–6</w:t>
+      </w:r>
       <w:r>
         <w:rPr>
           <w:lang w:val="fr_FR" w:bidi="fr_FR"/>
         </w:rPr>
         <w:t xml:space="preserve">). Malgré les actions de Lot, Pierre décrit Lot comme un « homme juste, vivant parmi eux jour après jour, tourmenté dans son âme juste par les actes sans loi qu’il voyait et entendait » (voir </w:t>
       </w:r>
-      <w:hyperlink r:id="rId212">
-        <w:r>
-          <w:rPr>
-            <w:lang w:val="fr_FR" w:bidi="fr_FR"/>
-          </w:rPr>
-          <w:rPr>
-            <w:color w:val="0000EE"/>
-            <w:u w:val="single"/>
-          </w:rPr>
-          <w:t>2P 2.6–9</w:t>
-        </w:r>
-      </w:hyperlink>
+      <w:r>
+        <w:rPr>
+          <w:lang w:val="fr_FR" w:bidi="fr_FR"/>
+        </w:rPr>
+        <w:t>2P 2.6–9</w:t>
+      </w:r>
       <w:r>
         <w:rPr>
           <w:lang w:val="fr_FR" w:bidi="fr_FR"/>
@@ -6491,198 +5105,132 @@
           <w:lang w:val="fr_FR" w:bidi="fr_FR"/>
         </w:rPr>
       </w:r>
-      <w:hyperlink r:id="rId213">
-        <w:r>
-          <w:rPr>
-            <w:lang w:val="fr_FR" w:bidi="fr_FR"/>
-          </w:rPr>
-          <w:rPr>
-            <w:color w:val="0000EE"/>
-            <w:u w:val="single"/>
-          </w:rPr>
-          <w:t>Gn 11.27</w:t>
-        </w:r>
-      </w:hyperlink>
+      <w:r>
+        <w:rPr>
+          <w:lang w:val="fr_FR" w:bidi="fr_FR"/>
+        </w:rPr>
+        <w:t>Gn 11.27</w:t>
+      </w:r>
       <w:r>
         <w:rPr>
           <w:lang w:val="fr_FR" w:bidi="fr_FR"/>
         </w:rPr>
         <w:t xml:space="preserve">, </w:t>
       </w:r>
-      <w:hyperlink r:id="rId214">
-        <w:r>
-          <w:rPr>
-            <w:lang w:val="fr_FR" w:bidi="fr_FR"/>
-          </w:rPr>
-          <w:rPr>
-            <w:color w:val="0000EE"/>
-            <w:u w:val="single"/>
-          </w:rPr>
-          <w:t xml:space="preserve">31 </w:t>
-        </w:r>
-      </w:hyperlink>
+      <w:r>
+        <w:rPr>
+          <w:lang w:val="fr_FR" w:bidi="fr_FR"/>
+        </w:rPr>
+        <w:t xml:space="preserve">31 </w:t>
+      </w:r>
       <w:r>
         <w:rPr>
           <w:lang w:val="fr_FR" w:bidi="fr_FR"/>
         </w:rPr>
         <w:t xml:space="preserve">; </w:t>
       </w:r>
-      <w:hyperlink r:id="rId215">
-        <w:r>
-          <w:rPr>
-            <w:lang w:val="fr_FR" w:bidi="fr_FR"/>
-          </w:rPr>
-          <w:rPr>
-            <w:color w:val="0000EE"/>
-            <w:u w:val="single"/>
-          </w:rPr>
-          <w:t xml:space="preserve">12.4–5 </w:t>
-        </w:r>
-      </w:hyperlink>
+      <w:r>
+        <w:rPr>
+          <w:lang w:val="fr_FR" w:bidi="fr_FR"/>
+        </w:rPr>
+        <w:t xml:space="preserve">12.4–5 </w:t>
+      </w:r>
       <w:r>
         <w:rPr>
           <w:lang w:val="fr_FR" w:bidi="fr_FR"/>
         </w:rPr>
         <w:t xml:space="preserve">; </w:t>
       </w:r>
-      <w:hyperlink r:id="rId216">
-        <w:r>
-          <w:rPr>
-            <w:lang w:val="fr_FR" w:bidi="fr_FR"/>
-          </w:rPr>
-          <w:rPr>
-            <w:color w:val="0000EE"/>
-            <w:u w:val="single"/>
-          </w:rPr>
-          <w:t xml:space="preserve">13.1–14 </w:t>
-        </w:r>
-      </w:hyperlink>
+      <w:r>
+        <w:rPr>
+          <w:lang w:val="fr_FR" w:bidi="fr_FR"/>
+        </w:rPr>
+        <w:t xml:space="preserve">13.1–14 </w:t>
+      </w:r>
       <w:r>
         <w:rPr>
           <w:lang w:val="fr_FR" w:bidi="fr_FR"/>
         </w:rPr>
         <w:t xml:space="preserve">; </w:t>
       </w:r>
-      <w:hyperlink r:id="rId217">
-        <w:r>
-          <w:rPr>
-            <w:lang w:val="fr_FR" w:bidi="fr_FR"/>
-          </w:rPr>
-          <w:rPr>
-            <w:color w:val="0000EE"/>
-            <w:u w:val="single"/>
-          </w:rPr>
-          <w:t xml:space="preserve">14.12–16 </w:t>
-        </w:r>
-      </w:hyperlink>
+      <w:r>
+        <w:rPr>
+          <w:lang w:val="fr_FR" w:bidi="fr_FR"/>
+        </w:rPr>
+        <w:t xml:space="preserve">14.12–16 </w:t>
+      </w:r>
       <w:r>
         <w:rPr>
           <w:lang w:val="fr_FR" w:bidi="fr_FR"/>
         </w:rPr>
         <w:t xml:space="preserve">; </w:t>
       </w:r>
-      <w:hyperlink r:id="rId218">
-        <w:r>
-          <w:rPr>
-            <w:lang w:val="fr_FR" w:bidi="fr_FR"/>
-          </w:rPr>
-          <w:rPr>
-            <w:color w:val="0000EE"/>
-            <w:u w:val="single"/>
-          </w:rPr>
-          <w:t xml:space="preserve">19.1–38 </w:t>
-        </w:r>
-      </w:hyperlink>
+      <w:r>
+        <w:rPr>
+          <w:lang w:val="fr_FR" w:bidi="fr_FR"/>
+        </w:rPr>
+        <w:t xml:space="preserve">19.1–38 </w:t>
+      </w:r>
       <w:r>
         <w:rPr>
           <w:lang w:val="fr_FR" w:bidi="fr_FR"/>
         </w:rPr>
         <w:t xml:space="preserve">; </w:t>
       </w:r>
-      <w:hyperlink r:id="rId219">
-        <w:r>
-          <w:rPr>
-            <w:lang w:val="fr_FR" w:bidi="fr_FR"/>
-          </w:rPr>
-          <w:rPr>
-            <w:color w:val="0000EE"/>
-            <w:u w:val="single"/>
-          </w:rPr>
-          <w:t>Dt 2.9</w:t>
-        </w:r>
-      </w:hyperlink>
+      <w:r>
+        <w:rPr>
+          <w:lang w:val="fr_FR" w:bidi="fr_FR"/>
+        </w:rPr>
+        <w:t>Dt 2.9</w:t>
+      </w:r>
       <w:r>
         <w:rPr>
           <w:lang w:val="fr_FR" w:bidi="fr_FR"/>
         </w:rPr>
         <w:t xml:space="preserve">, </w:t>
       </w:r>
-      <w:hyperlink r:id="rId220">
-        <w:r>
-          <w:rPr>
-            <w:lang w:val="fr_FR" w:bidi="fr_FR"/>
-          </w:rPr>
-          <w:rPr>
-            <w:color w:val="0000EE"/>
-            <w:u w:val="single"/>
-          </w:rPr>
-          <w:t xml:space="preserve">17–19 </w:t>
-        </w:r>
-      </w:hyperlink>
+      <w:r>
+        <w:rPr>
+          <w:lang w:val="fr_FR" w:bidi="fr_FR"/>
+        </w:rPr>
+        <w:t xml:space="preserve">17–19 </w:t>
+      </w:r>
       <w:r>
         <w:rPr>
           <w:lang w:val="fr_FR" w:bidi="fr_FR"/>
         </w:rPr>
         <w:t xml:space="preserve">; </w:t>
       </w:r>
-      <w:hyperlink r:id="rId221">
-        <w:r>
-          <w:rPr>
-            <w:lang w:val="fr_FR" w:bidi="fr_FR"/>
-          </w:rPr>
-          <w:rPr>
-            <w:color w:val="0000EE"/>
-            <w:u w:val="single"/>
-          </w:rPr>
-          <w:t xml:space="preserve">Ps 83.4–8 </w:t>
-        </w:r>
-      </w:hyperlink>
+      <w:r>
+        <w:rPr>
+          <w:lang w:val="fr_FR" w:bidi="fr_FR"/>
+        </w:rPr>
+        <w:t xml:space="preserve">Ps 83.4–8 </w:t>
+      </w:r>
       <w:r>
         <w:rPr>
           <w:lang w:val="fr_FR" w:bidi="fr_FR"/>
         </w:rPr>
         <w:t xml:space="preserve">; </w:t>
       </w:r>
-      <w:hyperlink r:id="rId222">
-        <w:r>
-          <w:rPr>
-            <w:lang w:val="fr_FR" w:bidi="fr_FR"/>
-          </w:rPr>
-          <w:rPr>
-            <w:color w:val="0000EE"/>
-            <w:u w:val="single"/>
-          </w:rPr>
-          <w:t xml:space="preserve">Lc 17.28–33 </w:t>
-        </w:r>
-      </w:hyperlink>
+      <w:r>
+        <w:rPr>
+          <w:lang w:val="fr_FR" w:bidi="fr_FR"/>
+        </w:rPr>
+        <w:t xml:space="preserve">Lc 17.28–33 </w:t>
+      </w:r>
       <w:r>
         <w:rPr>
           <w:lang w:val="fr_FR" w:bidi="fr_FR"/>
         </w:rPr>
         <w:t xml:space="preserve">; </w:t>
       </w:r>
-      <w:hyperlink r:id="rId212">
-        <w:r>
-          <w:rPr>
-            <w:lang w:val="fr_FR" w:bidi="fr_FR"/>
-          </w:rPr>
-          <w:rPr>
-            <w:color w:val="0000EE"/>
-            <w:u w:val="single"/>
-          </w:rPr>
-          <w:t>2P 2.6–9</w:t>
-        </w:r>
-      </w:hyperlink>
+      <w:r>
+        <w:rPr>
+          <w:lang w:val="fr_FR" w:bidi="fr_FR"/>
+        </w:rPr>
+        <w:t>2P 2.6–9</w:t>
+      </w:r>
       <w:r>
         <w:rPr>
           <w:lang w:val="fr_FR" w:bidi="fr_FR"/>
@@ -6745,54 +5293,36 @@
         </w:rPr>
         <w:t>Nous savons peu de choses sur les origines de Luc, mais il a probablement rencontré Paul pour la première fois dans l'ouest de l'Asie Mineure, où il est devenu chrétien. Il a quitté son foyer pour servir Jésus et répandre la bonne nouvelle à son sujet en tant qu'assistant dévoué de Paul. Paul l'appelle chaleureusement « le médecin bien-aimé » et un fidèle « compagnon d'œuvre » (</w:t>
       </w:r>
-      <w:hyperlink r:id="rId223">
-        <w:r>
-          <w:rPr>
-            <w:lang w:val="fr_FR" w:bidi="fr_FR"/>
-          </w:rPr>
-          <w:rPr>
-            <w:color w:val="0000EE"/>
-            <w:u w:val="single"/>
-          </w:rPr>
-          <w:t>Col 4.14</w:t>
-        </w:r>
-      </w:hyperlink>
-      <w:r>
-        <w:rPr>
-          <w:lang w:val="fr_FR" w:bidi="fr_FR"/>
-        </w:rPr>
-        <w:t xml:space="preserve"> ; </w:t>
-      </w:r>
-      <w:hyperlink r:id="rId224">
-        <w:r>
-          <w:rPr>
-            <w:lang w:val="fr_FR" w:bidi="fr_FR"/>
-          </w:rPr>
-          <w:rPr>
-            <w:color w:val="0000EE"/>
-            <w:u w:val="single"/>
-          </w:rPr>
-          <w:t>Phm 1.24</w:t>
-        </w:r>
-      </w:hyperlink>
+      <w:r>
+        <w:rPr>
+          <w:lang w:val="fr_FR" w:bidi="fr_FR"/>
+        </w:rPr>
+        <w:t>Col 4.14</w:t>
+      </w:r>
+      <w:r>
+        <w:rPr>
+          <w:lang w:val="fr_FR" w:bidi="fr_FR"/>
+        </w:rPr>
+        <w:t xml:space="preserve"> ; </w:t>
+      </w:r>
+      <w:r>
+        <w:rPr>
+          <w:lang w:val="fr_FR" w:bidi="fr_FR"/>
+        </w:rPr>
+        <w:t>Phm 1.24</w:t>
+      </w:r>
       <w:r>
         <w:rPr>
           <w:lang w:val="fr_FR" w:bidi="fr_FR"/>
         </w:rPr>
         <w:t>). Luc était le seul chrétien à être resté avec Paul lorsqu'il attendait son exécution à Rome (</w:t>
       </w:r>
-      <w:hyperlink r:id="rId225">
-        <w:r>
-          <w:rPr>
-            <w:lang w:val="fr_FR" w:bidi="fr_FR"/>
-          </w:rPr>
-          <w:rPr>
-            <w:color w:val="0000EE"/>
-            <w:u w:val="single"/>
-          </w:rPr>
-          <w:t>2Tm 4.11</w:t>
-        </w:r>
-      </w:hyperlink>
+      <w:r>
+        <w:rPr>
+          <w:lang w:val="fr_FR" w:bidi="fr_FR"/>
+        </w:rPr>
+        <w:t>2Tm 4.11</w:t>
+      </w:r>
       <w:r>
         <w:rPr>
           <w:lang w:val="fr_FR" w:bidi="fr_FR"/>
@@ -6813,18 +5343,12 @@
         </w:rPr>
         <w:t xml:space="preserve">Lors du dernier voyage de Paul à Jérusalem, Luc a probablement recueilli des informations pour son Évangile et la première partie du livre des Actes. Il a interrogé des personnes en Judée pendant que Paul y était emprisonné pendant deux ans. Luc a parlé avec ceux qui avaient entendu et vu Jésus et a étudié ce que d'autres avaient écrit à son sujet. Il a ensuite rédigé son propre récit détaillé de la vie et des enseignements de Jésus (voir </w:t>
       </w:r>
-      <w:hyperlink r:id="rId226">
-        <w:r>
-          <w:rPr>
-            <w:lang w:val="fr_FR" w:bidi="fr_FR"/>
-          </w:rPr>
-          <w:rPr>
-            <w:color w:val="0000EE"/>
-            <w:u w:val="single"/>
-          </w:rPr>
-          <w:t>Lc 1.1–4</w:t>
-        </w:r>
-      </w:hyperlink>
+      <w:r>
+        <w:rPr>
+          <w:lang w:val="fr_FR" w:bidi="fr_FR"/>
+        </w:rPr>
+        <w:t>Lc 1.1–4</w:t>
+      </w:r>
       <w:r>
         <w:rPr>
           <w:lang w:val="fr_FR" w:bidi="fr_FR"/>
@@ -6845,72 +5369,48 @@
         </w:rPr>
         <w:t xml:space="preserve">Lorsque Paul voyagea par bateau vers Rome pour son procès, Luc l’accompagna. Pendant que Paul était en résidence surveillée, en attendant son procès, Luc aurait utilisé ce temps pour écrire le livre des Actes. Les quinze premiers chapitres donnent un compte rendu des premiers travaux des missionnaires dans l’ordre où ils se sont déroulés et tels qu’ils lui ont été racontés par les premiers disciples de Jésus. Paul lui-même lui a probablement raconté certaines de ces choses. À partir du verset </w:t>
       </w:r>
-      <w:hyperlink r:id="rId227">
-        <w:r>
-          <w:rPr>
-            <w:lang w:val="fr_FR" w:bidi="fr_FR"/>
-          </w:rPr>
-          <w:rPr>
-            <w:color w:val="0000EE"/>
-            <w:u w:val="single"/>
-          </w:rPr>
-          <w:t>Ac 16.10</w:t>
-        </w:r>
-      </w:hyperlink>
+      <w:r>
+        <w:rPr>
+          <w:lang w:val="fr_FR" w:bidi="fr_FR"/>
+        </w:rPr>
+        <w:t>Ac 16.10</w:t>
+      </w:r>
       <w:r>
         <w:rPr>
           <w:lang w:val="fr_FR" w:bidi="fr_FR"/>
         </w:rPr>
         <w:t xml:space="preserve">, Luc écrit sur ce qu’il a vu et vécu lui-même lorsqu’il a rejoint l’équipe de Paul. Dans les Actes, Luc souligne comment le Saint-Esprit a donné pouvoir et guidé les premiers missionnaires dans leur travail (voir </w:t>
       </w:r>
-      <w:hyperlink r:id="rId228">
-        <w:r>
-          <w:rPr>
-            <w:lang w:val="fr_FR" w:bidi="fr_FR"/>
-          </w:rPr>
-          <w:rPr>
-            <w:color w:val="0000EE"/>
-            <w:u w:val="single"/>
-          </w:rPr>
-          <w:t>Ac 1.4–5</w:t>
-        </w:r>
-      </w:hyperlink>
+      <w:r>
+        <w:rPr>
+          <w:lang w:val="fr_FR" w:bidi="fr_FR"/>
+        </w:rPr>
+        <w:t>Ac 1.4–5</w:t>
+      </w:r>
       <w:r>
         <w:rPr>
           <w:lang w:val="fr_FR" w:bidi="fr_FR"/>
         </w:rPr>
         <w:t xml:space="preserve">, </w:t>
       </w:r>
-      <w:hyperlink r:id="rId229">
-        <w:r>
-          <w:rPr>
-            <w:lang w:val="fr_FR" w:bidi="fr_FR"/>
-          </w:rPr>
-          <w:rPr>
-            <w:color w:val="0000EE"/>
-            <w:u w:val="single"/>
-          </w:rPr>
-          <w:t>1.8</w:t>
-        </w:r>
-      </w:hyperlink>
+      <w:r>
+        <w:rPr>
+          <w:lang w:val="fr_FR" w:bidi="fr_FR"/>
+        </w:rPr>
+        <w:t>1.8</w:t>
+      </w:r>
       <w:r>
         <w:rPr>
           <w:lang w:val="fr_FR" w:bidi="fr_FR"/>
         </w:rPr>
         <w:t>). Le livre se termine avec Paul toujours en résidence surveillée à Rome (</w:t>
       </w:r>
-      <w:hyperlink r:id="rId83">
-        <w:r>
-          <w:rPr>
-            <w:lang w:val="fr_FR" w:bidi="fr_FR"/>
-          </w:rPr>
-          <w:rPr>
-            <w:color w:val="0000EE"/>
-            <w:u w:val="single"/>
-          </w:rPr>
-          <w:t>Ac 28.30–31</w:t>
-        </w:r>
-      </w:hyperlink>
+      <w:r>
+        <w:rPr>
+          <w:lang w:val="fr_FR" w:bidi="fr_FR"/>
+        </w:rPr>
+        <w:t>Ac 28.30–31</w:t>
+      </w:r>
       <w:r>
         <w:rPr>
           <w:lang w:val="fr_FR" w:bidi="fr_FR"/>
@@ -6954,108 +5454,72 @@
           <w:lang w:val="fr_FR" w:bidi="fr_FR"/>
         </w:rPr>
       </w:r>
-      <w:hyperlink r:id="rId230">
-        <w:r>
-          <w:rPr>
-            <w:lang w:val="fr_FR" w:bidi="fr_FR"/>
-          </w:rPr>
-          <w:rPr>
-            <w:color w:val="0000EE"/>
-            <w:u w:val="single"/>
-          </w:rPr>
-          <w:t>Lc 1.3</w:t>
-        </w:r>
-      </w:hyperlink>
-      <w:r>
-        <w:rPr>
-          <w:lang w:val="fr_FR" w:bidi="fr_FR"/>
-        </w:rPr>
-        <w:t xml:space="preserve"> ; </w:t>
-      </w:r>
-      <w:hyperlink r:id="rId231">
-        <w:r>
-          <w:rPr>
-            <w:lang w:val="fr_FR" w:bidi="fr_FR"/>
-          </w:rPr>
-          <w:rPr>
-            <w:color w:val="0000EE"/>
-            <w:u w:val="single"/>
-          </w:rPr>
-          <w:t>Ac 1.1</w:t>
-        </w:r>
-      </w:hyperlink>
-      <w:r>
-        <w:rPr>
-          <w:lang w:val="fr_FR" w:bidi="fr_FR"/>
-        </w:rPr>
-        <w:t xml:space="preserve"> ; </w:t>
-      </w:r>
-      <w:hyperlink r:id="rId227">
-        <w:r>
-          <w:rPr>
-            <w:lang w:val="fr_FR" w:bidi="fr_FR"/>
-          </w:rPr>
-          <w:rPr>
-            <w:color w:val="0000EE"/>
-            <w:u w:val="single"/>
-          </w:rPr>
-          <w:t>16.10</w:t>
-        </w:r>
-      </w:hyperlink>
-      <w:r>
-        <w:rPr>
-          <w:lang w:val="fr_FR" w:bidi="fr_FR"/>
-        </w:rPr>
-        <w:t xml:space="preserve"> ; </w:t>
-      </w:r>
-      <w:hyperlink r:id="rId223">
-        <w:r>
-          <w:rPr>
-            <w:lang w:val="fr_FR" w:bidi="fr_FR"/>
-          </w:rPr>
-          <w:rPr>
-            <w:color w:val="0000EE"/>
-            <w:u w:val="single"/>
-          </w:rPr>
-          <w:t>Col 4.14</w:t>
-        </w:r>
-      </w:hyperlink>
-      <w:r>
-        <w:rPr>
-          <w:lang w:val="fr_FR" w:bidi="fr_FR"/>
-        </w:rPr>
-        <w:t xml:space="preserve"> ; </w:t>
-      </w:r>
-      <w:hyperlink r:id="rId225">
-        <w:r>
-          <w:rPr>
-            <w:lang w:val="fr_FR" w:bidi="fr_FR"/>
-          </w:rPr>
-          <w:rPr>
-            <w:color w:val="0000EE"/>
-            <w:u w:val="single"/>
-          </w:rPr>
-          <w:t>2Tm 4.11</w:t>
-        </w:r>
-      </w:hyperlink>
-      <w:r>
-        <w:rPr>
-          <w:lang w:val="fr_FR" w:bidi="fr_FR"/>
-        </w:rPr>
-        <w:t xml:space="preserve"> ; </w:t>
-      </w:r>
-      <w:hyperlink r:id="rId224">
-        <w:r>
-          <w:rPr>
-            <w:lang w:val="fr_FR" w:bidi="fr_FR"/>
-          </w:rPr>
-          <w:rPr>
-            <w:color w:val="0000EE"/>
-            <w:u w:val="single"/>
-          </w:rPr>
-          <w:t>Phm 1.24</w:t>
-        </w:r>
-      </w:hyperlink>
+      <w:r>
+        <w:rPr>
+          <w:lang w:val="fr_FR" w:bidi="fr_FR"/>
+        </w:rPr>
+        <w:t>Lc 1.3</w:t>
+      </w:r>
+      <w:r>
+        <w:rPr>
+          <w:lang w:val="fr_FR" w:bidi="fr_FR"/>
+        </w:rPr>
+        <w:t xml:space="preserve"> ; </w:t>
+      </w:r>
+      <w:r>
+        <w:rPr>
+          <w:lang w:val="fr_FR" w:bidi="fr_FR"/>
+        </w:rPr>
+        <w:t>Ac 1.1</w:t>
+      </w:r>
+      <w:r>
+        <w:rPr>
+          <w:lang w:val="fr_FR" w:bidi="fr_FR"/>
+        </w:rPr>
+        <w:t xml:space="preserve"> ; </w:t>
+      </w:r>
+      <w:r>
+        <w:rPr>
+          <w:lang w:val="fr_FR" w:bidi="fr_FR"/>
+        </w:rPr>
+        <w:t>16.10</w:t>
+      </w:r>
+      <w:r>
+        <w:rPr>
+          <w:lang w:val="fr_FR" w:bidi="fr_FR"/>
+        </w:rPr>
+        <w:t xml:space="preserve"> ; </w:t>
+      </w:r>
+      <w:r>
+        <w:rPr>
+          <w:lang w:val="fr_FR" w:bidi="fr_FR"/>
+        </w:rPr>
+        <w:t>Col 4.14</w:t>
+      </w:r>
+      <w:r>
+        <w:rPr>
+          <w:lang w:val="fr_FR" w:bidi="fr_FR"/>
+        </w:rPr>
+        <w:t xml:space="preserve"> ; </w:t>
+      </w:r>
+      <w:r>
+        <w:rPr>
+          <w:lang w:val="fr_FR" w:bidi="fr_FR"/>
+        </w:rPr>
+        <w:t>2Tm 4.11</w:t>
+      </w:r>
+      <w:r>
+        <w:rPr>
+          <w:lang w:val="fr_FR" w:bidi="fr_FR"/>
+        </w:rPr>
+        <w:t xml:space="preserve"> ; </w:t>
+      </w:r>
+      <w:r>
+        <w:rPr>
+          <w:lang w:val="fr_FR" w:bidi="fr_FR"/>
+        </w:rPr>
+        <w:t>Phm 1.24</w:t>
+      </w:r>
       <w:r>
         <w:rPr>
           <w:lang w:val="fr_FR" w:bidi="fr_FR"/>
